--- a/Documentation/Abdullahi Hafza - Design Document First Version.docx
+++ b/Documentation/Abdullahi Hafza - Design Document First Version.docx
@@ -1140,19 +1140,7 @@
         <w:t>Presentation Layer (Client)</w:t>
       </w:r>
       <w:r>
-        <w:t>: A Flutter</w:t>
-      </w:r>
-      <w:r>
-        <w:t xml:space="preserve"> based</w:t>
-      </w:r>
-      <w:r>
-        <w:t xml:space="preserve"> application handling</w:t>
-      </w:r>
-      <w:r>
-        <w:t xml:space="preserve"> the</w:t>
-      </w:r>
-      <w:r>
-        <w:t xml:space="preserve"> user interaction, audio recording, and visual feedback display.</w:t>
+        <w:t>: A Flutter based application handling the user interaction, audio recording, and visual feedback display.</w:t>
       </w:r>
     </w:p>
     <w:p>
@@ -1306,20 +1294,13 @@
     <w:p/>
     <w:p>
       <w:r>
-        <w:t xml:space="preserve">This layer performs all </w:t>
-      </w:r>
-      <w:r>
-        <w:t>d</w:t>
-      </w:r>
-      <w:r>
-        <w:t>igital Signal Processing tasks that would be too heavy for mobile browsers</w:t>
+        <w:t>This layer performs all digital Signal Processing tasks that would be too heavy for mobile browsers</w:t>
       </w:r>
       <w:r>
         <w:t xml:space="preserve"> on Render.</w:t>
       </w:r>
     </w:p>
     <w:p>
-      <w:proofErr w:type="gramStart"/>
       <w:r>
         <w:rPr>
           <w:b/>
@@ -1332,15 +1313,7 @@
           <w:b/>
           <w:bCs/>
         </w:rPr>
-        <w:t>[</w:t>
-      </w:r>
-      <w:proofErr w:type="gramEnd"/>
-      <w:r>
-        <w:rPr>
-          <w:b/>
-          <w:bCs/>
-        </w:rPr>
-        <w:t>1]</w:t>
+        <w:t>[1]</w:t>
       </w:r>
       <w:r>
         <w:t xml:space="preserve"> is a modern cloud hosting platform that lets you deploy web apps, APIs, databases, and background workers </w:t>
@@ -1397,9 +1370,14 @@
       </w:r>
     </w:p>
     <w:p>
+      <w:proofErr w:type="spellStart"/>
       <w:r>
         <w:lastRenderedPageBreak/>
-        <w:t>Parselmouth (</w:t>
+        <w:t>Parselmouth</w:t>
+      </w:r>
+      <w:proofErr w:type="spellEnd"/>
+      <w:r>
+        <w:t xml:space="preserve"> (</w:t>
       </w:r>
       <w:proofErr w:type="spellStart"/>
       <w:r>
@@ -1505,450 +1483,72 @@
           <w:b/>
           <w:bCs/>
         </w:rPr>
-        <w:t>cannot run Parselmouth</w:t>
-      </w:r>
+        <w:t xml:space="preserve">cannot run </w:t>
+      </w:r>
+      <w:proofErr w:type="spellStart"/>
+      <w:r>
+        <w:rPr>
+          <w:b/>
+          <w:bCs/>
+        </w:rPr>
+        <w:t>Parselmouth</w:t>
+      </w:r>
+      <w:proofErr w:type="spellEnd"/>
       <w:r>
         <w:t xml:space="preserve"> because they don’t support such heavy DSP libraries.</w:t>
       </w:r>
       <w:r>
-        <w:t xml:space="preserve"> </w:t>
-      </w:r>
-      <w:proofErr w:type="gramStart"/>
-      <w:r>
-        <w:t>So</w:t>
-      </w:r>
-      <w:proofErr w:type="gramEnd"/>
-      <w:r>
-        <w:t xml:space="preserve"> Render was the best option</w:t>
+        <w:t xml:space="preserve"> So Render was the best option</w:t>
       </w:r>
     </w:p>
     <w:p/>
+    <w:p>
+      <w:pPr>
+        <w:pStyle w:val="Heading3"/>
+      </w:pPr>
+      <w:r>
+        <w:t>Render Workflow</w:t>
+      </w:r>
+    </w:p>
     <w:p/>
     <w:p>
       <w:pPr>
-        <w:pStyle w:val="Heading2"/>
-      </w:pPr>
-      <w:bookmarkStart w:id="3" w:name="_Toc215499730"/>
-      <w:r>
-        <w:t>Data Layer (Firebase + Local JSON Assets)</w:t>
-      </w:r>
-      <w:bookmarkEnd w:id="3"/>
-    </w:p>
-    <w:p/>
-    <w:p>
-      <w:r>
-        <w:t>The project integrates two data sources:</w:t>
-      </w:r>
-    </w:p>
-    <w:p>
-      <w:pPr>
+        <w:pStyle w:val="ListParagraph"/>
         <w:numPr>
           <w:ilvl w:val="0"/>
-          <w:numId w:val="13"/>
+          <w:numId w:val="16"/>
         </w:numPr>
       </w:pPr>
       <w:r>
-        <w:rPr>
-          <w:b/>
-          <w:bCs/>
-        </w:rPr>
-        <w:t>Firebase Authentication</w:t>
-      </w:r>
-      <w:r>
-        <w:t>: Manages secure user sessions.</w:t>
-      </w:r>
-    </w:p>
-    <w:p>
-      <w:pPr>
+        <w:t>Render receives a request from the website to analyse audio input from user.</w:t>
+      </w:r>
+    </w:p>
+    <w:p>
+      <w:pPr>
+        <w:pStyle w:val="ListParagraph"/>
         <w:numPr>
           <w:ilvl w:val="0"/>
-          <w:numId w:val="13"/>
+          <w:numId w:val="16"/>
         </w:numPr>
       </w:pPr>
       <w:r>
-        <w:rPr>
-          <w:b/>
-          <w:bCs/>
-        </w:rPr>
-        <w:t>Local JSON Decks</w:t>
-      </w:r>
-      <w:r>
-        <w:t>: Pre-processed Anki flashcards containing vocabulary, readings, example sentences, and audio assets.</w:t>
-      </w:r>
-    </w:p>
-    <w:p/>
-    <w:p>
-      <w:pPr>
-        <w:pStyle w:val="Heading1"/>
-      </w:pPr>
-      <w:bookmarkStart w:id="4" w:name="_Toc215499731"/>
-      <w:r>
-        <w:t>anki connect api</w:t>
-      </w:r>
-      <w:bookmarkEnd w:id="4"/>
-    </w:p>
-    <w:p/>
-    <w:p>
-      <w:r>
-        <w:t>T</w:t>
-      </w:r>
-      <w:r>
-        <w:t xml:space="preserve">o integrate vocabulary from </w:t>
-      </w:r>
-      <w:proofErr w:type="gramStart"/>
-      <w:r>
-        <w:t xml:space="preserve">the </w:t>
-      </w:r>
-      <w:r>
-        <w:t>a</w:t>
-      </w:r>
-      <w:proofErr w:type="gramEnd"/>
-      <w:r>
-        <w:t xml:space="preserve"> </w:t>
-      </w:r>
-      <w:r>
-        <w:t xml:space="preserve">deck into </w:t>
-      </w:r>
-      <w:r>
-        <w:t>flutter</w:t>
-      </w:r>
-      <w:r>
-        <w:t xml:space="preserve">, the project uses </w:t>
+        <w:t xml:space="preserve">Using python, the audio is first converted from </w:t>
       </w:r>
       <w:proofErr w:type="spellStart"/>
-      <w:proofErr w:type="gramStart"/>
-      <w:r>
-        <w:rPr>
-          <w:b/>
-          <w:bCs/>
-        </w:rPr>
-        <w:t>AnkiConnect</w:t>
+      <w:r>
+        <w:t>WebM</w:t>
       </w:r>
       <w:proofErr w:type="spellEnd"/>
       <w:r>
-        <w:rPr>
-          <w:b/>
-          <w:bCs/>
-        </w:rPr>
-        <w:t>[</w:t>
-      </w:r>
-      <w:proofErr w:type="gramEnd"/>
-      <w:r>
-        <w:rPr>
-          <w:b/>
-          <w:bCs/>
-        </w:rPr>
-        <w:t>2]</w:t>
-      </w:r>
-      <w:r>
-        <w:t>, a local REST API plugin that exposes the user’s Anki data (notes, fields, and media files</w:t>
-      </w:r>
-      <w:r>
-        <w:t xml:space="preserve"> including audio</w:t>
-      </w:r>
-      <w:r>
-        <w:t>) through HTTP requests.</w:t>
-      </w:r>
-      <w:r>
-        <w:t xml:space="preserve"> This retrieves the card info from a premade flashcard deck </w:t>
-      </w:r>
-      <w:r>
-        <w:rPr>
-          <w:i/>
-          <w:iCs/>
-        </w:rPr>
-        <w:t>“</w:t>
+        <w:t xml:space="preserve"> to Wav using </w:t>
       </w:r>
       <w:proofErr w:type="spellStart"/>
       <w:r>
-        <w:rPr>
-          <w:b/>
-          <w:bCs/>
-          <w:i/>
-          <w:iCs/>
-        </w:rPr>
-        <w:t>Kaishi</w:t>
+        <w:t>FFmpeg</w:t>
       </w:r>
       <w:proofErr w:type="spellEnd"/>
       <w:r>
-        <w:rPr>
-          <w:b/>
-          <w:bCs/>
-          <w:i/>
-          <w:iCs/>
-        </w:rPr>
-        <w:t xml:space="preserve"> 1.5k - Basic Japanese </w:t>
-      </w:r>
-      <w:proofErr w:type="gramStart"/>
-      <w:r>
-        <w:rPr>
-          <w:b/>
-          <w:bCs/>
-          <w:i/>
-          <w:iCs/>
-        </w:rPr>
-        <w:t>Vocabulary</w:t>
-      </w:r>
-      <w:r>
-        <w:rPr>
-          <w:b/>
-          <w:bCs/>
-          <w:i/>
-          <w:iCs/>
-        </w:rPr>
-        <w:t>[3]</w:t>
-      </w:r>
-      <w:r>
-        <w:rPr>
-          <w:b/>
-          <w:bCs/>
-          <w:i/>
-          <w:iCs/>
-        </w:rPr>
-        <w:t>“</w:t>
-      </w:r>
-      <w:proofErr w:type="gramEnd"/>
-    </w:p>
-    <w:p/>
-    <w:p>
-      <w:r>
-        <w:lastRenderedPageBreak/>
-        <w:t xml:space="preserve">Since Flutter Web and mobile apps </w:t>
-      </w:r>
-      <w:r>
-        <w:rPr>
-          <w:b/>
-          <w:bCs/>
-        </w:rPr>
-        <w:t xml:space="preserve">cannot directly </w:t>
-      </w:r>
-      <w:proofErr w:type="gramStart"/>
-      <w:r>
-        <w:rPr>
-          <w:b/>
-          <w:bCs/>
-        </w:rPr>
-        <w:t>read .</w:t>
-      </w:r>
-      <w:proofErr w:type="spellStart"/>
-      <w:r>
-        <w:rPr>
-          <w:b/>
-          <w:bCs/>
-        </w:rPr>
-        <w:t>apkg</w:t>
-      </w:r>
-      <w:proofErr w:type="spellEnd"/>
-      <w:proofErr w:type="gramEnd"/>
-      <w:r>
-        <w:rPr>
-          <w:b/>
-          <w:bCs/>
-        </w:rPr>
-        <w:t xml:space="preserve"> deck files</w:t>
-      </w:r>
-      <w:r>
-        <w:t xml:space="preserve"> (due to SQLite parsing limitations and browser sandboxes), </w:t>
-      </w:r>
-      <w:r>
-        <w:t xml:space="preserve">I used </w:t>
-      </w:r>
-      <w:r>
-        <w:t xml:space="preserve">preprocessing script in Dart to extract all relevant flashcard information </w:t>
-      </w:r>
-      <w:r>
-        <w:rPr>
-          <w:b/>
-          <w:bCs/>
-        </w:rPr>
-        <w:t>before packaging the app</w:t>
-      </w:r>
-      <w:r>
-        <w:t>, later this will be reworked so the deck is uploaded to the firebase database.</w:t>
-      </w:r>
-    </w:p>
-    <w:p/>
-    <w:p>
-      <w:pPr>
-        <w:pStyle w:val="Heading1"/>
-      </w:pPr>
-      <w:bookmarkStart w:id="5" w:name="_Toc215499732"/>
-      <w:r>
-        <w:t>USER INTERFACE ARCHITECTURE</w:t>
-      </w:r>
-      <w:bookmarkEnd w:id="5"/>
-    </w:p>
-    <w:p/>
-    <w:p>
-      <w:pPr>
-        <w:pStyle w:val="Heading2"/>
-      </w:pPr>
-      <w:r>
-        <w:t>Widget Hierarchy</w:t>
-      </w:r>
-    </w:p>
-    <w:p>
-      <w:r>
-        <w:t>The UI is decomposed into modular, testable widgets, each following the Single Responsibility Principle:</w:t>
-      </w:r>
-    </w:p>
-    <w:p>
-      <w:pPr>
-        <w:numPr>
-          <w:ilvl w:val="0"/>
-          <w:numId w:val="14"/>
-        </w:numPr>
-      </w:pPr>
-      <w:proofErr w:type="spellStart"/>
-      <w:r>
-        <w:rPr>
-          <w:b/>
-          <w:bCs/>
-        </w:rPr>
-        <w:t>WelcomeScreen</w:t>
-      </w:r>
-      <w:proofErr w:type="spellEnd"/>
-      <w:r>
-        <w:br/>
-        <w:t>Determines navigation flow based on authentication state.</w:t>
-      </w:r>
-    </w:p>
-    <w:p>
-      <w:pPr>
-        <w:numPr>
-          <w:ilvl w:val="0"/>
-          <w:numId w:val="14"/>
-        </w:numPr>
-      </w:pPr>
-      <w:proofErr w:type="spellStart"/>
-      <w:r>
-        <w:rPr>
-          <w:b/>
-          <w:bCs/>
-        </w:rPr>
-        <w:t>LoginScreen</w:t>
-      </w:r>
-      <w:proofErr w:type="spellEnd"/>
-      <w:r>
-        <w:br/>
-        <w:t xml:space="preserve">Implements Google Sign-In using </w:t>
-      </w:r>
-      <w:proofErr w:type="spellStart"/>
-      <w:r>
-        <w:t>FirebaseAuth</w:t>
-      </w:r>
-      <w:proofErr w:type="spellEnd"/>
-      <w:r>
-        <w:t>.</w:t>
-      </w:r>
-    </w:p>
-    <w:p>
-      <w:pPr>
-        <w:numPr>
-          <w:ilvl w:val="0"/>
-          <w:numId w:val="14"/>
-        </w:numPr>
-      </w:pPr>
-      <w:proofErr w:type="spellStart"/>
-      <w:r>
-        <w:rPr>
-          <w:b/>
-          <w:bCs/>
-        </w:rPr>
-        <w:t>HomeScreen</w:t>
-      </w:r>
-      <w:proofErr w:type="spellEnd"/>
-      <w:r>
-        <w:br/>
-        <w:t>Displays flashcards, handles recording, transmits audio to the backend, and renders pitch graphs.</w:t>
-      </w:r>
-    </w:p>
-    <w:p>
-      <w:pPr>
-        <w:numPr>
-          <w:ilvl w:val="0"/>
-          <w:numId w:val="14"/>
-        </w:numPr>
-      </w:pPr>
-      <w:proofErr w:type="spellStart"/>
-      <w:r>
-        <w:rPr>
-          <w:b/>
-          <w:bCs/>
-        </w:rPr>
-        <w:t>WordCard</w:t>
-      </w:r>
-      <w:proofErr w:type="spellEnd"/>
-      <w:r>
-        <w:rPr>
-          <w:b/>
-          <w:bCs/>
-        </w:rPr>
-        <w:t xml:space="preserve"> Widget</w:t>
-      </w:r>
-      <w:r>
-        <w:br/>
-        <w:t>Presents:</w:t>
-      </w:r>
-    </w:p>
-    <w:p>
-      <w:pPr>
-        <w:numPr>
-          <w:ilvl w:val="1"/>
-          <w:numId w:val="14"/>
-        </w:numPr>
-      </w:pPr>
-      <w:r>
-        <w:t>Kanji</w:t>
-      </w:r>
-    </w:p>
-    <w:p>
-      <w:pPr>
-        <w:numPr>
-          <w:ilvl w:val="1"/>
-          <w:numId w:val="14"/>
-        </w:numPr>
-      </w:pPr>
-      <w:r>
-        <w:t>Furigana</w:t>
-      </w:r>
-    </w:p>
-    <w:p>
-      <w:pPr>
-        <w:numPr>
-          <w:ilvl w:val="1"/>
-          <w:numId w:val="14"/>
-        </w:numPr>
-      </w:pPr>
-      <w:r>
-        <w:t>English meaning</w:t>
-      </w:r>
-    </w:p>
-    <w:p>
-      <w:pPr>
-        <w:numPr>
-          <w:ilvl w:val="1"/>
-          <w:numId w:val="14"/>
-        </w:numPr>
-      </w:pPr>
-      <w:r>
-        <w:t>Example sentence</w:t>
-      </w:r>
-    </w:p>
-    <w:p>
-      <w:pPr>
-        <w:numPr>
-          <w:ilvl w:val="1"/>
-          <w:numId w:val="14"/>
-        </w:numPr>
-      </w:pPr>
-      <w:r>
-        <w:t>Native speaker audio button</w:t>
-      </w:r>
-    </w:p>
-    <w:p>
-      <w:r>
-        <w:t>This mirrors standard Japanese learning tools (e.g., Anki), maintaining user familiarity.</w:t>
+        <w:t xml:space="preserve"> , so pitch extraction can take place. </w:t>
       </w:r>
     </w:p>
     <w:p/>
@@ -1956,24 +1556,431 @@
     <w:p/>
     <w:p/>
     <w:p/>
+    <w:p/>
+    <w:p/>
+    <w:p/>
+    <w:p/>
+    <w:p/>
+    <w:p/>
+    <w:p/>
+    <w:p/>
+    <w:p/>
     <w:p>
       <w:pPr>
         <w:pStyle w:val="Heading2"/>
       </w:pPr>
+      <w:bookmarkStart w:id="3" w:name="_Toc215499730"/>
+      <w:r>
+        <w:t>Data Layer (Firebase + Local JSON Assets)</w:t>
+      </w:r>
+      <w:bookmarkEnd w:id="3"/>
+    </w:p>
+    <w:p/>
+    <w:p>
+      <w:r>
+        <w:t>The project integrates two data sources:</w:t>
+      </w:r>
+    </w:p>
+    <w:p>
+      <w:pPr>
+        <w:numPr>
+          <w:ilvl w:val="0"/>
+          <w:numId w:val="13"/>
+        </w:numPr>
+      </w:pPr>
+      <w:r>
+        <w:rPr>
+          <w:b/>
+          <w:bCs/>
+        </w:rPr>
+        <w:t>Firebase Authentication</w:t>
+      </w:r>
+      <w:r>
+        <w:t>: Manages secure user sessions.</w:t>
+      </w:r>
+    </w:p>
+    <w:p>
+      <w:pPr>
+        <w:numPr>
+          <w:ilvl w:val="0"/>
+          <w:numId w:val="13"/>
+        </w:numPr>
+      </w:pPr>
+      <w:r>
+        <w:rPr>
+          <w:b/>
+          <w:bCs/>
+        </w:rPr>
+        <w:t>Local JSON Decks</w:t>
+      </w:r>
+      <w:r>
+        <w:t>: Pre-processed Anki flashcards containing vocabulary, readings, example sentences, and audio assets.</w:t>
+      </w:r>
+    </w:p>
+    <w:p/>
+    <w:p>
+      <w:pPr>
+        <w:pStyle w:val="Heading1"/>
+      </w:pPr>
+      <w:bookmarkStart w:id="4" w:name="_Toc215499731"/>
+      <w:r>
+        <w:t>anki connect api</w:t>
+      </w:r>
+      <w:bookmarkEnd w:id="4"/>
+    </w:p>
+    <w:p/>
+    <w:p>
+      <w:r>
+        <w:t>T</w:t>
+      </w:r>
+      <w:r>
+        <w:t xml:space="preserve">o integrate vocabulary from the </w:t>
+      </w:r>
+      <w:r>
+        <w:t xml:space="preserve">a </w:t>
+      </w:r>
+      <w:r>
+        <w:t xml:space="preserve">deck into </w:t>
+      </w:r>
+      <w:r>
+        <w:t>flutter</w:t>
+      </w:r>
+      <w:r>
+        <w:t xml:space="preserve">, the project uses </w:t>
+      </w:r>
+      <w:proofErr w:type="spellStart"/>
+      <w:r>
+        <w:rPr>
+          <w:b/>
+          <w:bCs/>
+        </w:rPr>
+        <w:t>AnkiConnect</w:t>
+      </w:r>
+      <w:proofErr w:type="spellEnd"/>
+      <w:r>
+        <w:rPr>
+          <w:b/>
+          <w:bCs/>
+        </w:rPr>
+        <w:t>[2]</w:t>
+      </w:r>
+      <w:r>
+        <w:t>, a local REST API plugin that exposes the user’s Anki data (notes, fields, and media files</w:t>
+      </w:r>
+      <w:r>
+        <w:t xml:space="preserve"> including audio</w:t>
+      </w:r>
+      <w:r>
+        <w:t>) through HTTP requests.</w:t>
+      </w:r>
+      <w:r>
+        <w:t xml:space="preserve"> This retrieves the card info from a premade flashcard deck </w:t>
+      </w:r>
+      <w:r>
+        <w:rPr>
+          <w:i/>
+          <w:iCs/>
+        </w:rPr>
+        <w:t>“</w:t>
+      </w:r>
+      <w:proofErr w:type="spellStart"/>
+      <w:r>
+        <w:rPr>
+          <w:b/>
+          <w:bCs/>
+          <w:i/>
+          <w:iCs/>
+        </w:rPr>
+        <w:t>Kaishi</w:t>
+      </w:r>
+      <w:proofErr w:type="spellEnd"/>
+      <w:r>
+        <w:rPr>
+          <w:b/>
+          <w:bCs/>
+          <w:i/>
+          <w:iCs/>
+        </w:rPr>
+        <w:t xml:space="preserve"> 1.5k - Basic Japanese Vocabulary</w:t>
+      </w:r>
+      <w:r>
+        <w:rPr>
+          <w:b/>
+          <w:bCs/>
+          <w:i/>
+          <w:iCs/>
+        </w:rPr>
+        <w:t>[3]</w:t>
+      </w:r>
+      <w:r>
+        <w:rPr>
+          <w:b/>
+          <w:bCs/>
+          <w:i/>
+          <w:iCs/>
+        </w:rPr>
+        <w:t>“</w:t>
+      </w:r>
+    </w:p>
+    <w:p/>
+    <w:p>
+      <w:r>
+        <w:t xml:space="preserve">Since Flutter Web and mobile apps </w:t>
+      </w:r>
+      <w:r>
+        <w:rPr>
+          <w:b/>
+          <w:bCs/>
+        </w:rPr>
+        <w:t>cannot directly read .</w:t>
+      </w:r>
+      <w:proofErr w:type="spellStart"/>
+      <w:r>
+        <w:rPr>
+          <w:b/>
+          <w:bCs/>
+        </w:rPr>
+        <w:t>apkg</w:t>
+      </w:r>
+      <w:proofErr w:type="spellEnd"/>
+      <w:r>
+        <w:rPr>
+          <w:b/>
+          <w:bCs/>
+        </w:rPr>
+        <w:t xml:space="preserve"> deck files</w:t>
+      </w:r>
+      <w:r>
+        <w:t xml:space="preserve"> (due to SQLite parsing limitations and browser sandboxes), </w:t>
+      </w:r>
+      <w:r>
+        <w:t xml:space="preserve">I used </w:t>
+      </w:r>
+      <w:r>
+        <w:t xml:space="preserve">preprocessing script in Dart to extract all relevant flashcard information </w:t>
+      </w:r>
+      <w:r>
+        <w:rPr>
+          <w:b/>
+          <w:bCs/>
+        </w:rPr>
+        <w:t>before packaging the app</w:t>
+      </w:r>
+      <w:r>
+        <w:t>, later this will be reworked so the deck is uploaded to the firebase database.</w:t>
+      </w:r>
+    </w:p>
+    <w:p/>
+    <w:p>
+      <w:pPr>
+        <w:pStyle w:val="Heading1"/>
+      </w:pPr>
+      <w:bookmarkStart w:id="5" w:name="_Toc215499732"/>
+      <w:r>
+        <w:t>USER INTERFACE ARCHITECTURE</w:t>
+      </w:r>
+      <w:bookmarkEnd w:id="5"/>
+    </w:p>
+    <w:p/>
+    <w:p>
+      <w:pPr>
+        <w:pStyle w:val="Heading2"/>
+      </w:pPr>
+      <w:r>
+        <w:t>Widget Hierarchy</w:t>
+      </w:r>
+    </w:p>
+    <w:p>
+      <w:r>
+        <w:t>The UI is decomposed into modular, testable widgets, each following the Single Responsibility Principle:</w:t>
+      </w:r>
+    </w:p>
+    <w:p>
+      <w:pPr>
+        <w:numPr>
+          <w:ilvl w:val="0"/>
+          <w:numId w:val="14"/>
+        </w:numPr>
+      </w:pPr>
+      <w:proofErr w:type="spellStart"/>
+      <w:r>
+        <w:rPr>
+          <w:b/>
+          <w:bCs/>
+        </w:rPr>
+        <w:lastRenderedPageBreak/>
+        <w:t>WelcomeScreen</w:t>
+      </w:r>
+      <w:proofErr w:type="spellEnd"/>
+      <w:r>
+        <w:br/>
+        <w:t>Determines navigation flow based on authentication state.</w:t>
+      </w:r>
+    </w:p>
+    <w:p>
+      <w:pPr>
+        <w:numPr>
+          <w:ilvl w:val="0"/>
+          <w:numId w:val="14"/>
+        </w:numPr>
+      </w:pPr>
+      <w:proofErr w:type="spellStart"/>
+      <w:r>
+        <w:rPr>
+          <w:b/>
+          <w:bCs/>
+        </w:rPr>
+        <w:t>LoginScreen</w:t>
+      </w:r>
+      <w:proofErr w:type="spellEnd"/>
+      <w:r>
+        <w:br/>
+        <w:t xml:space="preserve">Implements Google Sign-In using </w:t>
+      </w:r>
+      <w:proofErr w:type="spellStart"/>
+      <w:r>
+        <w:t>FirebaseAuth</w:t>
+      </w:r>
+      <w:proofErr w:type="spellEnd"/>
+      <w:r>
+        <w:t>.</w:t>
+      </w:r>
+    </w:p>
+    <w:p>
+      <w:pPr>
+        <w:numPr>
+          <w:ilvl w:val="0"/>
+          <w:numId w:val="14"/>
+        </w:numPr>
+      </w:pPr>
+      <w:proofErr w:type="spellStart"/>
+      <w:r>
+        <w:rPr>
+          <w:b/>
+          <w:bCs/>
+        </w:rPr>
+        <w:t>HomeScreen</w:t>
+      </w:r>
+      <w:proofErr w:type="spellEnd"/>
+      <w:r>
+        <w:br/>
+        <w:t>Displays flashcards, handles recording, transmits audio to the backend, and renders pitch graphs.</w:t>
+      </w:r>
+    </w:p>
+    <w:p>
+      <w:pPr>
+        <w:numPr>
+          <w:ilvl w:val="0"/>
+          <w:numId w:val="14"/>
+        </w:numPr>
+      </w:pPr>
+      <w:proofErr w:type="spellStart"/>
+      <w:r>
+        <w:rPr>
+          <w:b/>
+          <w:bCs/>
+        </w:rPr>
+        <w:t>WordCard</w:t>
+      </w:r>
+      <w:proofErr w:type="spellEnd"/>
+      <w:r>
+        <w:rPr>
+          <w:b/>
+          <w:bCs/>
+        </w:rPr>
+        <w:t xml:space="preserve"> Widget</w:t>
+      </w:r>
+      <w:r>
+        <w:br/>
+        <w:t>Presents:</w:t>
+      </w:r>
+    </w:p>
+    <w:p>
+      <w:pPr>
+        <w:numPr>
+          <w:ilvl w:val="1"/>
+          <w:numId w:val="14"/>
+        </w:numPr>
+      </w:pPr>
+      <w:r>
+        <w:t>Kanji</w:t>
+      </w:r>
+    </w:p>
+    <w:p>
+      <w:pPr>
+        <w:numPr>
+          <w:ilvl w:val="1"/>
+          <w:numId w:val="14"/>
+        </w:numPr>
+      </w:pPr>
+      <w:r>
+        <w:t>Furigana</w:t>
+      </w:r>
+    </w:p>
+    <w:p>
+      <w:pPr>
+        <w:numPr>
+          <w:ilvl w:val="1"/>
+          <w:numId w:val="14"/>
+        </w:numPr>
+      </w:pPr>
+      <w:r>
+        <w:t>English meaning</w:t>
+      </w:r>
+    </w:p>
+    <w:p>
+      <w:pPr>
+        <w:numPr>
+          <w:ilvl w:val="1"/>
+          <w:numId w:val="14"/>
+        </w:numPr>
+      </w:pPr>
+      <w:r>
+        <w:t>Example sentence</w:t>
+      </w:r>
+    </w:p>
+    <w:p>
+      <w:pPr>
+        <w:numPr>
+          <w:ilvl w:val="1"/>
+          <w:numId w:val="14"/>
+        </w:numPr>
+      </w:pPr>
+      <w:r>
+        <w:t>Native speaker audio button</w:t>
+      </w:r>
+    </w:p>
+    <w:p>
+      <w:r>
+        <w:t>This mirrors standard Japanese learning tools (e.g., Anki), maintaining user familiarity.</w:t>
+      </w:r>
+    </w:p>
+    <w:p/>
+    <w:p/>
+    <w:p/>
+    <w:p/>
+    <w:p/>
+    <w:p>
+      <w:pPr>
+        <w:pStyle w:val="Heading2"/>
+      </w:pPr>
       <w:bookmarkStart w:id="6" w:name="_Toc215499733"/>
       <w:r>
+        <w:t>UI screenshots</w:t>
+      </w:r>
+      <w:bookmarkEnd w:id="6"/>
+    </w:p>
+    <w:p>
+      <w:r>
+        <w:t>App flashcard format as presented to the user before audio has been uploaded</w:t>
+      </w:r>
+    </w:p>
+    <w:p>
+      <w:r>
+        <w:rPr>
+          <w:noProof/>
+        </w:rPr>
         <w:lastRenderedPageBreak/>
-        <w:t>UI screenshots</w:t>
-      </w:r>
-      <w:bookmarkEnd w:id="6"/>
-    </w:p>
-    <w:p>
-      <w:r>
-        <w:t>App flashcard format as presented to the user before audio has been uploaded</w:t>
-      </w:r>
-    </w:p>
-    <w:p>
-      <w:r>
         <w:drawing>
           <wp:inline distT="0" distB="0" distL="0" distR="0" wp14:anchorId="100B6EF6" wp14:editId="1E8EB938">
             <wp:extent cx="2276943" cy="3170969"/>
@@ -2013,14 +2020,14 @@
     </w:p>
     <w:p>
       <w:r>
-        <w:t xml:space="preserve">App flashcard </w:t>
-      </w:r>
-      <w:r>
-        <w:t>after using has uploaded audio from a file and pressed analyse pitch.</w:t>
-      </w:r>
-    </w:p>
-    <w:p>
-      <w:r>
+        <w:t>App flashcard after using has uploaded audio from a file and pressed analyse pitch.</w:t>
+      </w:r>
+    </w:p>
+    <w:p>
+      <w:r>
+        <w:rPr>
+          <w:noProof/>
+        </w:rPr>
         <w:drawing>
           <wp:inline distT="0" distB="0" distL="0" distR="0" wp14:anchorId="40FCFD60" wp14:editId="24B2D003">
             <wp:extent cx="2371690" cy="3132386"/>
@@ -2067,7 +2074,6 @@
       </w:pPr>
       <w:bookmarkStart w:id="7" w:name="_Toc215499734"/>
       <w:r>
-        <w:lastRenderedPageBreak/>
         <w:t>References</w:t>
       </w:r>
       <w:bookmarkEnd w:id="7"/>
@@ -2097,7 +2103,6 @@
         </w:rPr>
         <w:t xml:space="preserve">[1] </w:t>
       </w:r>
-      <w:proofErr w:type="gramStart"/>
       <w:r>
         <w:rPr>
           <w:b/>
@@ -2111,7 +2116,6 @@
       <w:r>
         <w:t>https://render.com/</w:t>
       </w:r>
-      <w:proofErr w:type="gramEnd"/>
       <w:r>
         <w:t xml:space="preserve"> </w:t>
       </w:r>
@@ -2313,6 +2317,119 @@
 <file path=word/numbering.xml><?xml version="1.0" encoding="utf-8"?>
 <w:numbering xmlns:wpc="http://schemas.microsoft.com/office/word/2010/wordprocessingCanvas" xmlns:cx="http://schemas.microsoft.com/office/drawing/2014/chartex" xmlns:cx1="http://schemas.microsoft.com/office/drawing/2015/9/8/chartex" xmlns:cx2="http://schemas.microsoft.com/office/drawing/2015/10/21/chartex" xmlns:cx3="http://schemas.microsoft.com/office/drawing/2016/5/9/chartex" xmlns:cx4="http://schemas.microsoft.com/office/drawing/2016/5/10/chartex" xmlns:cx5="http://schemas.microsoft.com/office/drawing/2016/5/11/chartex" xmlns:cx6="http://schemas.microsoft.com/office/drawing/2016/5/12/chartex" xmlns:cx7="http://schemas.microsoft.com/office/drawing/2016/5/13/chartex" xmlns:cx8="http://schemas.microsoft.com/office/drawing/2016/5/14/chartex" xmlns:mc="http://schemas.openxmlformats.org/markup-compatibility/2006" xmlns:aink="http://schemas.microsoft.com/office/drawing/2016/ink" xmlns:am3d="http://schemas.microsoft.com/office/drawing/2017/model3d" xmlns:o="urn:schemas-microsoft-com:office:office" xmlns:oel="http://schemas.microsoft.com/office/2019/extlst" xmlns:r="http://schemas.openxmlformats.org/officeDocument/2006/relationships" xmlns:m="http://schemas.openxmlformats.org/officeDocument/2006/math" xmlns:v="urn:schemas-microsoft-com:vml" xmlns:wp14="http://schemas.microsoft.com/office/word/2010/wordprocessingDrawing" xmlns:wp="http://schemas.openxmlformats.org/drawingml/2006/wordprocessingDrawing" xmlns:w10="urn:schemas-microsoft-com:office:word" xmlns:w="http://schemas.openxmlformats.org/wordprocessingml/2006/main" xmlns:w14="http://schemas.microsoft.com/office/word/2010/wordml" xmlns:w15="http://schemas.microsoft.com/office/word/2012/wordml" xmlns:w16cex="http://schemas.microsoft.com/office/word/2018/wordml/cex" xmlns:w16cid="http://schemas.microsoft.com/office/word/2016/wordml/cid" xmlns:w16="http://schemas.microsoft.com/office/word/2018/wordml" xmlns:w16du="http://schemas.microsoft.com/office/word/2023/wordml/word16du" xmlns:w16sdtdh="http://schemas.microsoft.com/office/word/2020/wordml/sdtdatahash" xmlns:w16sdtfl="http://schemas.microsoft.com/office/word/2024/wordml/sdtformatlock" xmlns:w16se="http://schemas.microsoft.com/office/word/2015/wordml/symex" xmlns:wpg="http://schemas.microsoft.com/office/word/2010/wordprocessingGroup" xmlns:wpi="http://schemas.microsoft.com/office/word/2010/wordprocessingInk" xmlns:wne="http://schemas.microsoft.com/office/word/2006/wordml" xmlns:wps="http://schemas.microsoft.com/office/word/2010/wordprocessingShape" mc:Ignorable="w14 w15 w16se w16cid w16 w16cex w16sdtdh w16sdtfl w16du wp14">
   <w:abstractNum w:abstractNumId="0" w15:restartNumberingAfterBreak="0">
+    <w:nsid w:val="01537B64"/>
+    <w:multiLevelType w:val="hybridMultilevel"/>
+    <w:tmpl w:val="F678FAC4"/>
+    <w:lvl w:ilvl="0" w:tplc="18090001">
+      <w:start w:val="1"/>
+      <w:numFmt w:val="bullet"/>
+      <w:lvlText w:val=""/>
+      <w:lvlJc w:val="left"/>
+      <w:pPr>
+        <w:ind w:left="720" w:hanging="360"/>
+      </w:pPr>
+      <w:rPr>
+        <w:rFonts w:ascii="Symbol" w:hAnsi="Symbol" w:hint="default"/>
+      </w:rPr>
+    </w:lvl>
+    <w:lvl w:ilvl="1" w:tplc="18090003" w:tentative="1">
+      <w:start w:val="1"/>
+      <w:numFmt w:val="bullet"/>
+      <w:lvlText w:val="o"/>
+      <w:lvlJc w:val="left"/>
+      <w:pPr>
+        <w:ind w:left="1440" w:hanging="360"/>
+      </w:pPr>
+      <w:rPr>
+        <w:rFonts w:ascii="Courier New" w:hAnsi="Courier New" w:cs="Courier New" w:hint="default"/>
+      </w:rPr>
+    </w:lvl>
+    <w:lvl w:ilvl="2" w:tplc="18090005" w:tentative="1">
+      <w:start w:val="1"/>
+      <w:numFmt w:val="bullet"/>
+      <w:lvlText w:val=""/>
+      <w:lvlJc w:val="left"/>
+      <w:pPr>
+        <w:ind w:left="2160" w:hanging="360"/>
+      </w:pPr>
+      <w:rPr>
+        <w:rFonts w:ascii="Wingdings" w:hAnsi="Wingdings" w:hint="default"/>
+      </w:rPr>
+    </w:lvl>
+    <w:lvl w:ilvl="3" w:tplc="18090001" w:tentative="1">
+      <w:start w:val="1"/>
+      <w:numFmt w:val="bullet"/>
+      <w:lvlText w:val=""/>
+      <w:lvlJc w:val="left"/>
+      <w:pPr>
+        <w:ind w:left="2880" w:hanging="360"/>
+      </w:pPr>
+      <w:rPr>
+        <w:rFonts w:ascii="Symbol" w:hAnsi="Symbol" w:hint="default"/>
+      </w:rPr>
+    </w:lvl>
+    <w:lvl w:ilvl="4" w:tplc="18090003" w:tentative="1">
+      <w:start w:val="1"/>
+      <w:numFmt w:val="bullet"/>
+      <w:lvlText w:val="o"/>
+      <w:lvlJc w:val="left"/>
+      <w:pPr>
+        <w:ind w:left="3600" w:hanging="360"/>
+      </w:pPr>
+      <w:rPr>
+        <w:rFonts w:ascii="Courier New" w:hAnsi="Courier New" w:cs="Courier New" w:hint="default"/>
+      </w:rPr>
+    </w:lvl>
+    <w:lvl w:ilvl="5" w:tplc="18090005" w:tentative="1">
+      <w:start w:val="1"/>
+      <w:numFmt w:val="bullet"/>
+      <w:lvlText w:val=""/>
+      <w:lvlJc w:val="left"/>
+      <w:pPr>
+        <w:ind w:left="4320" w:hanging="360"/>
+      </w:pPr>
+      <w:rPr>
+        <w:rFonts w:ascii="Wingdings" w:hAnsi="Wingdings" w:hint="default"/>
+      </w:rPr>
+    </w:lvl>
+    <w:lvl w:ilvl="6" w:tplc="18090001" w:tentative="1">
+      <w:start w:val="1"/>
+      <w:numFmt w:val="bullet"/>
+      <w:lvlText w:val=""/>
+      <w:lvlJc w:val="left"/>
+      <w:pPr>
+        <w:ind w:left="5040" w:hanging="360"/>
+      </w:pPr>
+      <w:rPr>
+        <w:rFonts w:ascii="Symbol" w:hAnsi="Symbol" w:hint="default"/>
+      </w:rPr>
+    </w:lvl>
+    <w:lvl w:ilvl="7" w:tplc="18090003" w:tentative="1">
+      <w:start w:val="1"/>
+      <w:numFmt w:val="bullet"/>
+      <w:lvlText w:val="o"/>
+      <w:lvlJc w:val="left"/>
+      <w:pPr>
+        <w:ind w:left="5760" w:hanging="360"/>
+      </w:pPr>
+      <w:rPr>
+        <w:rFonts w:ascii="Courier New" w:hAnsi="Courier New" w:cs="Courier New" w:hint="default"/>
+      </w:rPr>
+    </w:lvl>
+    <w:lvl w:ilvl="8" w:tplc="18090005" w:tentative="1">
+      <w:start w:val="1"/>
+      <w:numFmt w:val="bullet"/>
+      <w:lvlText w:val=""/>
+      <w:lvlJc w:val="left"/>
+      <w:pPr>
+        <w:ind w:left="6480" w:hanging="360"/>
+      </w:pPr>
+      <w:rPr>
+        <w:rFonts w:ascii="Wingdings" w:hAnsi="Wingdings" w:hint="default"/>
+      </w:rPr>
+    </w:lvl>
+  </w:abstractNum>
+  <w:abstractNum w:abstractNumId="1" w15:restartNumberingAfterBreak="0">
     <w:nsid w:val="06DA7D38"/>
     <w:multiLevelType w:val="hybridMultilevel"/>
     <w:tmpl w:val="14FA1CE2"/>
@@ -2401,7 +2518,7 @@
       </w:pPr>
     </w:lvl>
   </w:abstractNum>
-  <w:abstractNum w:abstractNumId="1" w15:restartNumberingAfterBreak="0">
+  <w:abstractNum w:abstractNumId="2" w15:restartNumberingAfterBreak="0">
     <w:nsid w:val="0AED492F"/>
     <w:multiLevelType w:val="multilevel"/>
     <w:tmpl w:val="B72E03E6"/>
@@ -2550,7 +2667,7 @@
       </w:rPr>
     </w:lvl>
   </w:abstractNum>
-  <w:abstractNum w:abstractNumId="2" w15:restartNumberingAfterBreak="0">
+  <w:abstractNum w:abstractNumId="3" w15:restartNumberingAfterBreak="0">
     <w:nsid w:val="1B7E71BA"/>
     <w:multiLevelType w:val="hybridMultilevel"/>
     <w:tmpl w:val="8F122AA2"/>
@@ -2663,7 +2780,7 @@
       </w:rPr>
     </w:lvl>
   </w:abstractNum>
-  <w:abstractNum w:abstractNumId="3" w15:restartNumberingAfterBreak="0">
+  <w:abstractNum w:abstractNumId="4" w15:restartNumberingAfterBreak="0">
     <w:nsid w:val="1D08725B"/>
     <w:multiLevelType w:val="multilevel"/>
     <w:tmpl w:val="A4CEDEEE"/>
@@ -2812,7 +2929,7 @@
       </w:rPr>
     </w:lvl>
   </w:abstractNum>
-  <w:abstractNum w:abstractNumId="4" w15:restartNumberingAfterBreak="0">
+  <w:abstractNum w:abstractNumId="5" w15:restartNumberingAfterBreak="0">
     <w:nsid w:val="1F6C364C"/>
     <w:multiLevelType w:val="multilevel"/>
     <w:tmpl w:val="98AEC3E2"/>
@@ -2961,7 +3078,93 @@
       </w:rPr>
     </w:lvl>
   </w:abstractNum>
-  <w:abstractNum w:abstractNumId="5" w15:restartNumberingAfterBreak="0">
+  <w:abstractNum w:abstractNumId="6" w15:restartNumberingAfterBreak="0">
+    <w:nsid w:val="201C0BF8"/>
+    <w:multiLevelType w:val="hybridMultilevel"/>
+    <w:tmpl w:val="98EE5FDA"/>
+    <w:lvl w:ilvl="0" w:tplc="1809000F">
+      <w:start w:val="1"/>
+      <w:numFmt w:val="decimal"/>
+      <w:lvlText w:val="%1."/>
+      <w:lvlJc w:val="left"/>
+      <w:pPr>
+        <w:ind w:left="720" w:hanging="360"/>
+      </w:pPr>
+    </w:lvl>
+    <w:lvl w:ilvl="1" w:tplc="18090019" w:tentative="1">
+      <w:start w:val="1"/>
+      <w:numFmt w:val="lowerLetter"/>
+      <w:lvlText w:val="%2."/>
+      <w:lvlJc w:val="left"/>
+      <w:pPr>
+        <w:ind w:left="1440" w:hanging="360"/>
+      </w:pPr>
+    </w:lvl>
+    <w:lvl w:ilvl="2" w:tplc="1809001B" w:tentative="1">
+      <w:start w:val="1"/>
+      <w:numFmt w:val="lowerRoman"/>
+      <w:lvlText w:val="%3."/>
+      <w:lvlJc w:val="right"/>
+      <w:pPr>
+        <w:ind w:left="2160" w:hanging="180"/>
+      </w:pPr>
+    </w:lvl>
+    <w:lvl w:ilvl="3" w:tplc="1809000F" w:tentative="1">
+      <w:start w:val="1"/>
+      <w:numFmt w:val="decimal"/>
+      <w:lvlText w:val="%4."/>
+      <w:lvlJc w:val="left"/>
+      <w:pPr>
+        <w:ind w:left="2880" w:hanging="360"/>
+      </w:pPr>
+    </w:lvl>
+    <w:lvl w:ilvl="4" w:tplc="18090019" w:tentative="1">
+      <w:start w:val="1"/>
+      <w:numFmt w:val="lowerLetter"/>
+      <w:lvlText w:val="%5."/>
+      <w:lvlJc w:val="left"/>
+      <w:pPr>
+        <w:ind w:left="3600" w:hanging="360"/>
+      </w:pPr>
+    </w:lvl>
+    <w:lvl w:ilvl="5" w:tplc="1809001B" w:tentative="1">
+      <w:start w:val="1"/>
+      <w:numFmt w:val="lowerRoman"/>
+      <w:lvlText w:val="%6."/>
+      <w:lvlJc w:val="right"/>
+      <w:pPr>
+        <w:ind w:left="4320" w:hanging="180"/>
+      </w:pPr>
+    </w:lvl>
+    <w:lvl w:ilvl="6" w:tplc="1809000F" w:tentative="1">
+      <w:start w:val="1"/>
+      <w:numFmt w:val="decimal"/>
+      <w:lvlText w:val="%7."/>
+      <w:lvlJc w:val="left"/>
+      <w:pPr>
+        <w:ind w:left="5040" w:hanging="360"/>
+      </w:pPr>
+    </w:lvl>
+    <w:lvl w:ilvl="7" w:tplc="18090019" w:tentative="1">
+      <w:start w:val="1"/>
+      <w:numFmt w:val="lowerLetter"/>
+      <w:lvlText w:val="%8."/>
+      <w:lvlJc w:val="left"/>
+      <w:pPr>
+        <w:ind w:left="5760" w:hanging="360"/>
+      </w:pPr>
+    </w:lvl>
+    <w:lvl w:ilvl="8" w:tplc="1809001B" w:tentative="1">
+      <w:start w:val="1"/>
+      <w:numFmt w:val="lowerRoman"/>
+      <w:lvlText w:val="%9."/>
+      <w:lvlJc w:val="right"/>
+      <w:pPr>
+        <w:ind w:left="6480" w:hanging="180"/>
+      </w:pPr>
+    </w:lvl>
+  </w:abstractNum>
+  <w:abstractNum w:abstractNumId="7" w15:restartNumberingAfterBreak="0">
     <w:nsid w:val="29E32C8E"/>
     <w:multiLevelType w:val="hybridMultilevel"/>
     <w:tmpl w:val="13A4DE2A"/>
@@ -3074,7 +3277,7 @@
       </w:rPr>
     </w:lvl>
   </w:abstractNum>
-  <w:abstractNum w:abstractNumId="6" w15:restartNumberingAfterBreak="0">
+  <w:abstractNum w:abstractNumId="8" w15:restartNumberingAfterBreak="0">
     <w:nsid w:val="30EC7B69"/>
     <w:multiLevelType w:val="multilevel"/>
     <w:tmpl w:val="584CAD4C"/>
@@ -3223,7 +3426,7 @@
       </w:rPr>
     </w:lvl>
   </w:abstractNum>
-  <w:abstractNum w:abstractNumId="7" w15:restartNumberingAfterBreak="0">
+  <w:abstractNum w:abstractNumId="9" w15:restartNumberingAfterBreak="0">
     <w:nsid w:val="314010CF"/>
     <w:multiLevelType w:val="hybridMultilevel"/>
     <w:tmpl w:val="FE0A71AA"/>
@@ -3336,7 +3539,7 @@
       </w:rPr>
     </w:lvl>
   </w:abstractNum>
-  <w:abstractNum w:abstractNumId="8" w15:restartNumberingAfterBreak="0">
+  <w:abstractNum w:abstractNumId="10" w15:restartNumberingAfterBreak="0">
     <w:nsid w:val="39F64371"/>
     <w:multiLevelType w:val="hybridMultilevel"/>
     <w:tmpl w:val="29DC2F5E"/>
@@ -3449,7 +3652,7 @@
       </w:rPr>
     </w:lvl>
   </w:abstractNum>
-  <w:abstractNum w:abstractNumId="9" w15:restartNumberingAfterBreak="0">
+  <w:abstractNum w:abstractNumId="11" w15:restartNumberingAfterBreak="0">
     <w:nsid w:val="48FD54AB"/>
     <w:multiLevelType w:val="multilevel"/>
     <w:tmpl w:val="B5F06A8C"/>
@@ -3598,7 +3801,7 @@
       </w:rPr>
     </w:lvl>
   </w:abstractNum>
-  <w:abstractNum w:abstractNumId="10" w15:restartNumberingAfterBreak="0">
+  <w:abstractNum w:abstractNumId="12" w15:restartNumberingAfterBreak="0">
     <w:nsid w:val="4ED75CC0"/>
     <w:multiLevelType w:val="multilevel"/>
     <w:tmpl w:val="EE3C3122"/>
@@ -3747,7 +3950,7 @@
       </w:rPr>
     </w:lvl>
   </w:abstractNum>
-  <w:abstractNum w:abstractNumId="11" w15:restartNumberingAfterBreak="0">
+  <w:abstractNum w:abstractNumId="13" w15:restartNumberingAfterBreak="0">
     <w:nsid w:val="5A257B80"/>
     <w:multiLevelType w:val="multilevel"/>
     <w:tmpl w:val="49965C20"/>
@@ -3896,7 +4099,7 @@
       </w:rPr>
     </w:lvl>
   </w:abstractNum>
-  <w:abstractNum w:abstractNumId="12" w15:restartNumberingAfterBreak="0">
+  <w:abstractNum w:abstractNumId="14" w15:restartNumberingAfterBreak="0">
     <w:nsid w:val="647413AF"/>
     <w:multiLevelType w:val="multilevel"/>
     <w:tmpl w:val="A038EE24"/>
@@ -4045,7 +4248,7 @@
       </w:rPr>
     </w:lvl>
   </w:abstractNum>
-  <w:abstractNum w:abstractNumId="13" w15:restartNumberingAfterBreak="0">
+  <w:abstractNum w:abstractNumId="15" w15:restartNumberingAfterBreak="0">
     <w:nsid w:val="72502B79"/>
     <w:multiLevelType w:val="multilevel"/>
     <w:tmpl w:val="EAB2456C"/>
@@ -4195,46 +4398,52 @@
     </w:lvl>
   </w:abstractNum>
   <w:num w:numId="1" w16cid:durableId="1963538749">
+    <w:abstractNumId w:val="4"/>
+  </w:num>
+  <w:num w:numId="2" w16cid:durableId="1274633650">
+    <w:abstractNumId w:val="9"/>
+  </w:num>
+  <w:num w:numId="3" w16cid:durableId="646128456">
+    <w:abstractNumId w:val="7"/>
+  </w:num>
+  <w:num w:numId="4" w16cid:durableId="1193491491">
+    <w:abstractNumId w:val="10"/>
+  </w:num>
+  <w:num w:numId="5" w16cid:durableId="24016940">
+    <w:abstractNumId w:val="1"/>
+  </w:num>
+  <w:num w:numId="6" w16cid:durableId="544636590">
+    <w:abstractNumId w:val="12"/>
+  </w:num>
+  <w:num w:numId="7" w16cid:durableId="1507552805">
+    <w:abstractNumId w:val="8"/>
+  </w:num>
+  <w:num w:numId="8" w16cid:durableId="704906944">
+    <w:abstractNumId w:val="5"/>
+  </w:num>
+  <w:num w:numId="9" w16cid:durableId="766002324">
     <w:abstractNumId w:val="3"/>
   </w:num>
-  <w:num w:numId="2" w16cid:durableId="1274633650">
-    <w:abstractNumId w:val="7"/>
+  <w:num w:numId="10" w16cid:durableId="1562714279">
+    <w:abstractNumId w:val="13"/>
   </w:num>
-  <w:num w:numId="3" w16cid:durableId="646128456">
-    <w:abstractNumId w:val="5"/>
+  <w:num w:numId="11" w16cid:durableId="164589103">
+    <w:abstractNumId w:val="11"/>
   </w:num>
-  <w:num w:numId="4" w16cid:durableId="1193491491">
-    <w:abstractNumId w:val="8"/>
+  <w:num w:numId="12" w16cid:durableId="1000277339">
+    <w:abstractNumId w:val="14"/>
   </w:num>
-  <w:num w:numId="5" w16cid:durableId="24016940">
+  <w:num w:numId="13" w16cid:durableId="1254510640">
+    <w:abstractNumId w:val="15"/>
+  </w:num>
+  <w:num w:numId="14" w16cid:durableId="1786386935">
+    <w:abstractNumId w:val="2"/>
+  </w:num>
+  <w:num w:numId="15" w16cid:durableId="846019917">
     <w:abstractNumId w:val="0"/>
   </w:num>
-  <w:num w:numId="6" w16cid:durableId="544636590">
-    <w:abstractNumId w:val="10"/>
-  </w:num>
-  <w:num w:numId="7" w16cid:durableId="1507552805">
+  <w:num w:numId="16" w16cid:durableId="631253672">
     <w:abstractNumId w:val="6"/>
-  </w:num>
-  <w:num w:numId="8" w16cid:durableId="704906944">
-    <w:abstractNumId w:val="4"/>
-  </w:num>
-  <w:num w:numId="9" w16cid:durableId="766002324">
-    <w:abstractNumId w:val="2"/>
-  </w:num>
-  <w:num w:numId="10" w16cid:durableId="1562714279">
-    <w:abstractNumId w:val="11"/>
-  </w:num>
-  <w:num w:numId="11" w16cid:durableId="164589103">
-    <w:abstractNumId w:val="9"/>
-  </w:num>
-  <w:num w:numId="12" w16cid:durableId="1000277339">
-    <w:abstractNumId w:val="12"/>
-  </w:num>
-  <w:num w:numId="13" w16cid:durableId="1254510640">
-    <w:abstractNumId w:val="13"/>
-  </w:num>
-  <w:num w:numId="14" w16cid:durableId="1786386935">
-    <w:abstractNumId w:val="1"/>
   </w:num>
 </w:numbering>
 </file>
@@ -4635,7 +4844,7 @@
   <w:style w:type="paragraph" w:default="1" w:styleId="Normal">
     <w:name w:val="Normal"/>
     <w:qFormat/>
-    <w:rsid w:val="00B66D2E"/>
+    <w:rsid w:val="007C27AD"/>
     <w:pPr>
       <w:spacing w:before="0" w:after="160" w:line="278" w:lineRule="auto"/>
     </w:pPr>
@@ -4704,7 +4913,6 @@
     <w:next w:val="Normal"/>
     <w:link w:val="Heading3Char"/>
     <w:uiPriority w:val="9"/>
-    <w:semiHidden/>
     <w:unhideWhenUsed/>
     <w:qFormat/>
     <w:rsid w:val="003A0C0F"/>
@@ -4857,8 +5065,9 @@
   <w:style w:type="character" w:default="1" w:styleId="DefaultParagraphFont">
     <w:name w:val="Default Paragraph Font"/>
     <w:uiPriority w:val="1"/>
+    <w:semiHidden/>
     <w:unhideWhenUsed/>
-    <w:rsid w:val="00321863"/>
+    <w:rsid w:val="007C27AD"/>
   </w:style>
   <w:style w:type="table" w:default="1" w:styleId="TableNormal">
     <w:name w:val="Normal Table"/>
@@ -4880,7 +5089,7 @@
     <w:uiPriority w:val="99"/>
     <w:semiHidden/>
     <w:unhideWhenUsed/>
-    <w:rsid w:val="00321863"/>
+    <w:rsid w:val="007C27AD"/>
   </w:style>
   <w:style w:type="character" w:customStyle="1" w:styleId="Heading1Char">
     <w:name w:val="Heading 1 Char"/>
@@ -4914,7 +5123,6 @@
     <w:basedOn w:val="DefaultParagraphFont"/>
     <w:link w:val="Heading3"/>
     <w:uiPriority w:val="9"/>
-    <w:semiHidden/>
     <w:rsid w:val="003A0C0F"/>
     <w:rPr>
       <w:caps/>

--- a/Documentation/Abdullahi Hafza - Design Document First Version.docx
+++ b/Documentation/Abdullahi Hafza - Design Document First Version.docx
@@ -1301,6 +1301,7 @@
       </w:r>
     </w:p>
     <w:p>
+      <w:proofErr w:type="gramStart"/>
       <w:r>
         <w:rPr>
           <w:b/>
@@ -1313,27 +1314,43 @@
           <w:b/>
           <w:bCs/>
         </w:rPr>
-        <w:t>[1]</w:t>
-      </w:r>
-      <w:r>
-        <w:t xml:space="preserve"> is a modern cloud hosting platform that lets you deploy web apps, APIs, databases, and background workers </w:t>
-      </w:r>
+        <w:t>[</w:t>
+      </w:r>
+      <w:proofErr w:type="gramEnd"/>
       <w:r>
         <w:rPr>
           <w:b/>
           <w:bCs/>
         </w:rPr>
-        <w:t>without managing your own servers</w:t>
+        <w:t>1]</w:t>
+      </w:r>
+      <w:r>
+        <w:t xml:space="preserve"> is a modern cloud hosting platform that lets you deploy web apps, APIs, databases, and background workers </w:t>
       </w:r>
       <w:r>
         <w:rPr>
           <w:b/>
           <w:bCs/>
         </w:rPr>
+        <w:t>without managing your own servers</w:t>
+      </w:r>
+      <w:r>
+        <w:rPr>
+          <w:b/>
+          <w:bCs/>
+        </w:rPr>
         <w:t xml:space="preserve">. </w:t>
       </w:r>
       <w:r>
-        <w:t xml:space="preserve">The python render server handles: </w:t>
+        <w:t xml:space="preserve">The python </w:t>
+      </w:r>
+      <w:proofErr w:type="gramStart"/>
+      <w:r>
+        <w:t>render</w:t>
+      </w:r>
+      <w:proofErr w:type="gramEnd"/>
+      <w:r>
+        <w:t xml:space="preserve"> server handles: </w:t>
       </w:r>
     </w:p>
     <w:p>
@@ -1498,7 +1515,15 @@
         <w:t xml:space="preserve"> because they don’t support such heavy DSP libraries.</w:t>
       </w:r>
       <w:r>
-        <w:t xml:space="preserve"> So Render was the best option</w:t>
+        <w:t xml:space="preserve"> </w:t>
+      </w:r>
+      <w:proofErr w:type="gramStart"/>
+      <w:r>
+        <w:t>So</w:t>
+      </w:r>
+      <w:proofErr w:type="gramEnd"/>
+      <w:r>
+        <w:t xml:space="preserve"> Render was the best option</w:t>
       </w:r>
     </w:p>
     <w:p/>
@@ -1511,6 +1536,21 @@
       </w:r>
     </w:p>
     <w:p/>
+    <w:p>
+      <w:pPr>
+        <w:rPr>
+          <w:b/>
+          <w:bCs/>
+        </w:rPr>
+      </w:pPr>
+      <w:r>
+        <w:rPr>
+          <w:b/>
+          <w:bCs/>
+        </w:rPr>
+        <w:t>User input to text</w:t>
+      </w:r>
+    </w:p>
     <w:p>
       <w:pPr>
         <w:pStyle w:val="ListParagraph"/>
@@ -1543,12 +1583,17 @@
         <w:t xml:space="preserve"> to Wav using </w:t>
       </w:r>
       <w:proofErr w:type="spellStart"/>
+      <w:proofErr w:type="gramStart"/>
       <w:r>
         <w:t>FFmpeg</w:t>
       </w:r>
       <w:proofErr w:type="spellEnd"/>
       <w:r>
-        <w:t xml:space="preserve"> , so pitch extraction can take place. </w:t>
+        <w:t xml:space="preserve"> ,</w:t>
+      </w:r>
+      <w:proofErr w:type="gramEnd"/>
+      <w:r>
+        <w:t xml:space="preserve"> so pitch extraction can take place. </w:t>
       </w:r>
     </w:p>
     <w:p/>
@@ -1564,7 +1609,6 @@
     <w:p/>
     <w:p/>
     <w:p/>
-    <w:p/>
     <w:p>
       <w:pPr>
         <w:pStyle w:val="Heading2"/>
@@ -1634,10 +1678,18 @@
         <w:t>T</w:t>
       </w:r>
       <w:r>
-        <w:t xml:space="preserve">o integrate vocabulary from the </w:t>
-      </w:r>
-      <w:r>
-        <w:t xml:space="preserve">a </w:t>
+        <w:t xml:space="preserve">o integrate vocabulary from </w:t>
+      </w:r>
+      <w:proofErr w:type="gramStart"/>
+      <w:r>
+        <w:t xml:space="preserve">the </w:t>
+      </w:r>
+      <w:r>
+        <w:t>a</w:t>
+      </w:r>
+      <w:proofErr w:type="gramEnd"/>
+      <w:r>
+        <w:t xml:space="preserve"> </w:t>
       </w:r>
       <w:r>
         <w:t xml:space="preserve">deck into </w:t>
@@ -1649,6 +1701,7 @@
         <w:t xml:space="preserve">, the project uses </w:t>
       </w:r>
       <w:proofErr w:type="spellStart"/>
+      <w:proofErr w:type="gramStart"/>
       <w:r>
         <w:rPr>
           <w:b/>
@@ -1662,7 +1715,15 @@
           <w:b/>
           <w:bCs/>
         </w:rPr>
-        <w:t>[2]</w:t>
+        <w:t>[</w:t>
+      </w:r>
+      <w:proofErr w:type="gramEnd"/>
+      <w:r>
+        <w:rPr>
+          <w:b/>
+          <w:bCs/>
+        </w:rPr>
+        <w:t>2]</w:t>
       </w:r>
       <w:r>
         <w:t>, a local REST API plugin that exposes the user’s Anki data (notes, fields, and media files</w:t>
@@ -1701,8 +1762,9 @@
           <w:i/>
           <w:iCs/>
         </w:rPr>
-        <w:t xml:space="preserve"> 1.5k - Basic Japanese Vocabulary</w:t>
-      </w:r>
+        <w:t xml:space="preserve"> 1.5k - Basic Japanese </w:t>
+      </w:r>
+      <w:proofErr w:type="gramStart"/>
       <w:r>
         <w:rPr>
           <w:b/>
@@ -1710,7 +1772,7 @@
           <w:i/>
           <w:iCs/>
         </w:rPr>
-        <w:t>[3]</w:t>
+        <w:t>Vocabulary</w:t>
       </w:r>
       <w:r>
         <w:rPr>
@@ -1719,30 +1781,49 @@
           <w:i/>
           <w:iCs/>
         </w:rPr>
-        <w:t>“</w:t>
-      </w:r>
-    </w:p>
-    <w:p/>
-    <w:p>
-      <w:r>
-        <w:t xml:space="preserve">Since Flutter Web and mobile apps </w:t>
+        <w:t>[3]</w:t>
       </w:r>
       <w:r>
         <w:rPr>
           <w:b/>
           <w:bCs/>
-        </w:rPr>
-        <w:t>cannot directly read .</w:t>
-      </w:r>
-      <w:proofErr w:type="spellStart"/>
+          <w:i/>
+          <w:iCs/>
+        </w:rPr>
+        <w:t>“</w:t>
+      </w:r>
+      <w:proofErr w:type="gramEnd"/>
+    </w:p>
+    <w:p/>
+    <w:p>
+      <w:r>
+        <w:t xml:space="preserve">Since Flutter Web and mobile apps </w:t>
+      </w:r>
       <w:r>
         <w:rPr>
           <w:b/>
           <w:bCs/>
         </w:rPr>
+        <w:t xml:space="preserve">cannot directly </w:t>
+      </w:r>
+      <w:proofErr w:type="gramStart"/>
+      <w:r>
+        <w:rPr>
+          <w:b/>
+          <w:bCs/>
+        </w:rPr>
+        <w:t>read .</w:t>
+      </w:r>
+      <w:proofErr w:type="spellStart"/>
+      <w:r>
+        <w:rPr>
+          <w:b/>
+          <w:bCs/>
+        </w:rPr>
         <w:t>apkg</w:t>
       </w:r>
       <w:proofErr w:type="spellEnd"/>
+      <w:proofErr w:type="gramEnd"/>
       <w:r>
         <w:rPr>
           <w:b/>
@@ -2103,6 +2184,7 @@
         </w:rPr>
         <w:t xml:space="preserve">[1] </w:t>
       </w:r>
+      <w:proofErr w:type="gramStart"/>
       <w:r>
         <w:rPr>
           <w:b/>
@@ -2116,6 +2198,7 @@
       <w:r>
         <w:t>https://render.com/</w:t>
       </w:r>
+      <w:proofErr w:type="gramEnd"/>
       <w:r>
         <w:t xml:space="preserve"> </w:t>
       </w:r>
@@ -4844,7 +4927,7 @@
   <w:style w:type="paragraph" w:default="1" w:styleId="Normal">
     <w:name w:val="Normal"/>
     <w:qFormat/>
-    <w:rsid w:val="007C27AD"/>
+    <w:rsid w:val="00073ACD"/>
     <w:pPr>
       <w:spacing w:before="0" w:after="160" w:line="278" w:lineRule="auto"/>
     </w:pPr>
@@ -5067,7 +5150,7 @@
     <w:uiPriority w:val="1"/>
     <w:semiHidden/>
     <w:unhideWhenUsed/>
-    <w:rsid w:val="007C27AD"/>
+    <w:rsid w:val="00073ACD"/>
   </w:style>
   <w:style w:type="table" w:default="1" w:styleId="TableNormal">
     <w:name w:val="Normal Table"/>
@@ -5089,7 +5172,7 @@
     <w:uiPriority w:val="99"/>
     <w:semiHidden/>
     <w:unhideWhenUsed/>
-    <w:rsid w:val="007C27AD"/>
+    <w:rsid w:val="00073ACD"/>
   </w:style>
   <w:style w:type="character" w:customStyle="1" w:styleId="Heading1Char">
     <w:name w:val="Heading 1 Char"/>

--- a/Documentation/Abdullahi Hafza - Design Document First Version.docx
+++ b/Documentation/Abdullahi Hafza - Design Document First Version.docx
@@ -231,7 +231,7 @@
           <w:szCs w:val="28"/>
           <w:lang w:val="en-GB"/>
         </w:rPr>
-        <w:t>01</w:t>
+        <w:t>13</w:t>
       </w:r>
       <w:r>
         <w:rPr>
@@ -247,7 +247,7 @@
           <w:szCs w:val="28"/>
           <w:lang w:val="en-GB"/>
         </w:rPr>
-        <w:t>12</w:t>
+        <w:t>02</w:t>
       </w:r>
       <w:r>
         <w:rPr>
@@ -255,7 +255,15 @@
           <w:szCs w:val="28"/>
           <w:lang w:val="en-GB"/>
         </w:rPr>
-        <w:t>/2025</w:t>
+        <w:t>/202</w:t>
+      </w:r>
+      <w:r>
+        <w:rPr>
+          <w:sz w:val="28"/>
+          <w:szCs w:val="28"/>
+          <w:lang w:val="en-GB"/>
+        </w:rPr>
+        <w:t>6</w:t>
       </w:r>
       <w:r>
         <w:rPr>
@@ -350,7 +358,7 @@
           <w:r>
             <w:fldChar w:fldCharType="separate"/>
           </w:r>
-          <w:hyperlink w:anchor="_Toc215499727" w:history="1">
+          <w:hyperlink w:anchor="_Toc221914592" w:history="1">
             <w:r>
               <w:rPr>
                 <w:rStyle w:val="Hyperlink"/>
@@ -377,7 +385,7 @@
                 <w:noProof/>
                 <w:webHidden/>
               </w:rPr>
-              <w:instrText xml:space="preserve"> PAGEREF _Toc215499727 \h </w:instrText>
+              <w:instrText xml:space="preserve"> PAGEREF _Toc221914592 \h </w:instrText>
             </w:r>
             <w:r>
               <w:rPr>
@@ -418,7 +426,7 @@
               <w:noProof/>
             </w:rPr>
           </w:pPr>
-          <w:hyperlink w:anchor="_Toc215499728" w:history="1">
+          <w:hyperlink w:anchor="_Toc221914593" w:history="1">
             <w:r>
               <w:rPr>
                 <w:rStyle w:val="Hyperlink"/>
@@ -445,7 +453,7 @@
                 <w:noProof/>
                 <w:webHidden/>
               </w:rPr>
-              <w:instrText xml:space="preserve"> PAGEREF _Toc215499728 \h </w:instrText>
+              <w:instrText xml:space="preserve"> PAGEREF _Toc221914593 \h </w:instrText>
             </w:r>
             <w:r>
               <w:rPr>
@@ -486,7 +494,7 @@
               <w:noProof/>
             </w:rPr>
           </w:pPr>
-          <w:hyperlink w:anchor="_Toc215499729" w:history="1">
+          <w:hyperlink w:anchor="_Toc221914594" w:history="1">
             <w:r>
               <w:rPr>
                 <w:rStyle w:val="Hyperlink"/>
@@ -513,7 +521,7 @@
                 <w:noProof/>
                 <w:webHidden/>
               </w:rPr>
-              <w:instrText xml:space="preserve"> PAGEREF _Toc215499729 \h </w:instrText>
+              <w:instrText xml:space="preserve"> PAGEREF _Toc221914594 \h </w:instrText>
             </w:r>
             <w:r>
               <w:rPr>
@@ -546,7 +554,7 @@
         </w:p>
         <w:p>
           <w:pPr>
-            <w:pStyle w:val="TOC2"/>
+            <w:pStyle w:val="TOC3"/>
             <w:tabs>
               <w:tab w:val="right" w:leader="dot" w:pos="9016"/>
             </w:tabs>
@@ -554,13 +562,13 @@
               <w:noProof/>
             </w:rPr>
           </w:pPr>
-          <w:hyperlink w:anchor="_Toc215499730" w:history="1">
+          <w:hyperlink w:anchor="_Toc221914595" w:history="1">
             <w:r>
               <w:rPr>
                 <w:rStyle w:val="Hyperlink"/>
                 <w:noProof/>
               </w:rPr>
-              <w:t>Data Layer (Firebase + Local JSON Assets)</w:t>
+              <w:t>Render Workflow</w:t>
             </w:r>
             <w:r>
               <w:rPr>
@@ -581,7 +589,7 @@
                 <w:noProof/>
                 <w:webHidden/>
               </w:rPr>
-              <w:instrText xml:space="preserve"> PAGEREF _Toc215499730 \h </w:instrText>
+              <w:instrText xml:space="preserve"> PAGEREF _Toc221914595 \h </w:instrText>
             </w:r>
             <w:r>
               <w:rPr>
@@ -614,7 +622,7 @@
         </w:p>
         <w:p>
           <w:pPr>
-            <w:pStyle w:val="TOC1"/>
+            <w:pStyle w:val="TOC3"/>
             <w:tabs>
               <w:tab w:val="right" w:leader="dot" w:pos="9016"/>
             </w:tabs>
@@ -622,13 +630,13 @@
               <w:noProof/>
             </w:rPr>
           </w:pPr>
-          <w:hyperlink w:anchor="_Toc215499731" w:history="1">
+          <w:hyperlink w:anchor="_Toc221914596" w:history="1">
             <w:r>
               <w:rPr>
                 <w:rStyle w:val="Hyperlink"/>
                 <w:noProof/>
               </w:rPr>
-              <w:t>anki connect api</w:t>
+              <w:t>Google SPEECH API VALIDATION</w:t>
             </w:r>
             <w:r>
               <w:rPr>
@@ -649,211 +657,7 @@
                 <w:noProof/>
                 <w:webHidden/>
               </w:rPr>
-              <w:instrText xml:space="preserve"> PAGEREF _Toc215499731 \h </w:instrText>
-            </w:r>
-            <w:r>
-              <w:rPr>
-                <w:noProof/>
-                <w:webHidden/>
-              </w:rPr>
-            </w:r>
-            <w:r>
-              <w:rPr>
-                <w:noProof/>
-                <w:webHidden/>
-              </w:rPr>
-              <w:fldChar w:fldCharType="separate"/>
-            </w:r>
-            <w:r>
-              <w:rPr>
-                <w:noProof/>
-                <w:webHidden/>
-              </w:rPr>
-              <w:t>4</w:t>
-            </w:r>
-            <w:r>
-              <w:rPr>
-                <w:noProof/>
-                <w:webHidden/>
-              </w:rPr>
-              <w:fldChar w:fldCharType="end"/>
-            </w:r>
-          </w:hyperlink>
-        </w:p>
-        <w:p>
-          <w:pPr>
-            <w:pStyle w:val="TOC1"/>
-            <w:tabs>
-              <w:tab w:val="right" w:leader="dot" w:pos="9016"/>
-            </w:tabs>
-            <w:rPr>
-              <w:noProof/>
-            </w:rPr>
-          </w:pPr>
-          <w:hyperlink w:anchor="_Toc215499732" w:history="1">
-            <w:r>
-              <w:rPr>
-                <w:rStyle w:val="Hyperlink"/>
-                <w:noProof/>
-              </w:rPr>
-              <w:t>USER INTERFACE ARCHITECTURE</w:t>
-            </w:r>
-            <w:r>
-              <w:rPr>
-                <w:noProof/>
-                <w:webHidden/>
-              </w:rPr>
-              <w:tab/>
-            </w:r>
-            <w:r>
-              <w:rPr>
-                <w:noProof/>
-                <w:webHidden/>
-              </w:rPr>
-              <w:fldChar w:fldCharType="begin"/>
-            </w:r>
-            <w:r>
-              <w:rPr>
-                <w:noProof/>
-                <w:webHidden/>
-              </w:rPr>
-              <w:instrText xml:space="preserve"> PAGEREF _Toc215499732 \h </w:instrText>
-            </w:r>
-            <w:r>
-              <w:rPr>
-                <w:noProof/>
-                <w:webHidden/>
-              </w:rPr>
-            </w:r>
-            <w:r>
-              <w:rPr>
-                <w:noProof/>
-                <w:webHidden/>
-              </w:rPr>
-              <w:fldChar w:fldCharType="separate"/>
-            </w:r>
-            <w:r>
-              <w:rPr>
-                <w:noProof/>
-                <w:webHidden/>
-              </w:rPr>
-              <w:t>5</w:t>
-            </w:r>
-            <w:r>
-              <w:rPr>
-                <w:noProof/>
-                <w:webHidden/>
-              </w:rPr>
-              <w:fldChar w:fldCharType="end"/>
-            </w:r>
-          </w:hyperlink>
-        </w:p>
-        <w:p>
-          <w:pPr>
-            <w:pStyle w:val="TOC2"/>
-            <w:tabs>
-              <w:tab w:val="right" w:leader="dot" w:pos="9016"/>
-            </w:tabs>
-            <w:rPr>
-              <w:noProof/>
-            </w:rPr>
-          </w:pPr>
-          <w:hyperlink w:anchor="_Toc215499733" w:history="1">
-            <w:r>
-              <w:rPr>
-                <w:rStyle w:val="Hyperlink"/>
-                <w:noProof/>
-              </w:rPr>
-              <w:t>UI screenshots</w:t>
-            </w:r>
-            <w:r>
-              <w:rPr>
-                <w:noProof/>
-                <w:webHidden/>
-              </w:rPr>
-              <w:tab/>
-            </w:r>
-            <w:r>
-              <w:rPr>
-                <w:noProof/>
-                <w:webHidden/>
-              </w:rPr>
-              <w:fldChar w:fldCharType="begin"/>
-            </w:r>
-            <w:r>
-              <w:rPr>
-                <w:noProof/>
-                <w:webHidden/>
-              </w:rPr>
-              <w:instrText xml:space="preserve"> PAGEREF _Toc215499733 \h </w:instrText>
-            </w:r>
-            <w:r>
-              <w:rPr>
-                <w:noProof/>
-                <w:webHidden/>
-              </w:rPr>
-            </w:r>
-            <w:r>
-              <w:rPr>
-                <w:noProof/>
-                <w:webHidden/>
-              </w:rPr>
-              <w:fldChar w:fldCharType="separate"/>
-            </w:r>
-            <w:r>
-              <w:rPr>
-                <w:noProof/>
-                <w:webHidden/>
-              </w:rPr>
-              <w:t>6</w:t>
-            </w:r>
-            <w:r>
-              <w:rPr>
-                <w:noProof/>
-                <w:webHidden/>
-              </w:rPr>
-              <w:fldChar w:fldCharType="end"/>
-            </w:r>
-          </w:hyperlink>
-        </w:p>
-        <w:p>
-          <w:pPr>
-            <w:pStyle w:val="TOC1"/>
-            <w:tabs>
-              <w:tab w:val="right" w:leader="dot" w:pos="9016"/>
-            </w:tabs>
-            <w:rPr>
-              <w:noProof/>
-            </w:rPr>
-          </w:pPr>
-          <w:hyperlink w:anchor="_Toc215499734" w:history="1">
-            <w:r>
-              <w:rPr>
-                <w:rStyle w:val="Hyperlink"/>
-                <w:noProof/>
-              </w:rPr>
-              <w:t>References</w:t>
-            </w:r>
-            <w:r>
-              <w:rPr>
-                <w:noProof/>
-                <w:webHidden/>
-              </w:rPr>
-              <w:tab/>
-            </w:r>
-            <w:r>
-              <w:rPr>
-                <w:noProof/>
-                <w:webHidden/>
-              </w:rPr>
-              <w:fldChar w:fldCharType="begin"/>
-            </w:r>
-            <w:r>
-              <w:rPr>
-                <w:noProof/>
-                <w:webHidden/>
-              </w:rPr>
-              <w:instrText xml:space="preserve"> PAGEREF _Toc215499734 \h </w:instrText>
+              <w:instrText xml:space="preserve"> PAGEREF _Toc221914596 \h </w:instrText>
             </w:r>
             <w:r>
               <w:rPr>
@@ -886,6 +690,74 @@
         </w:p>
         <w:p>
           <w:pPr>
+            <w:pStyle w:val="TOC3"/>
+            <w:tabs>
+              <w:tab w:val="right" w:leader="dot" w:pos="9016"/>
+            </w:tabs>
+            <w:rPr>
+              <w:noProof/>
+            </w:rPr>
+          </w:pPr>
+          <w:hyperlink w:anchor="_Toc221914597" w:history="1">
+            <w:r>
+              <w:rPr>
+                <w:rStyle w:val="Hyperlink"/>
+                <w:noProof/>
+              </w:rPr>
+              <w:t>Overview of system</w:t>
+            </w:r>
+            <w:r>
+              <w:rPr>
+                <w:noProof/>
+                <w:webHidden/>
+              </w:rPr>
+              <w:tab/>
+            </w:r>
+            <w:r>
+              <w:rPr>
+                <w:noProof/>
+                <w:webHidden/>
+              </w:rPr>
+              <w:fldChar w:fldCharType="begin"/>
+            </w:r>
+            <w:r>
+              <w:rPr>
+                <w:noProof/>
+                <w:webHidden/>
+              </w:rPr>
+              <w:instrText xml:space="preserve"> PAGEREF _Toc221914597 \h </w:instrText>
+            </w:r>
+            <w:r>
+              <w:rPr>
+                <w:noProof/>
+                <w:webHidden/>
+              </w:rPr>
+            </w:r>
+            <w:r>
+              <w:rPr>
+                <w:noProof/>
+                <w:webHidden/>
+              </w:rPr>
+              <w:fldChar w:fldCharType="separate"/>
+            </w:r>
+            <w:r>
+              <w:rPr>
+                <w:noProof/>
+                <w:webHidden/>
+              </w:rPr>
+              <w:t>8</w:t>
+            </w:r>
+            <w:r>
+              <w:rPr>
+                <w:noProof/>
+                <w:webHidden/>
+              </w:rPr>
+              <w:fldChar w:fldCharType="end"/>
+            </w:r>
+          </w:hyperlink>
+        </w:p>
+        <w:p>
+          <w:pPr>
             <w:pStyle w:val="TOC2"/>
             <w:tabs>
               <w:tab w:val="right" w:leader="dot" w:pos="9016"/>
@@ -894,7 +766,483 @@
               <w:noProof/>
             </w:rPr>
           </w:pPr>
-          <w:hyperlink w:anchor="_Toc215499735" w:history="1">
+          <w:hyperlink w:anchor="_Toc221914598" w:history="1">
+            <w:r>
+              <w:rPr>
+                <w:rStyle w:val="Hyperlink"/>
+                <w:noProof/>
+              </w:rPr>
+              <w:t>Data Layer (Firebase + Local JSON Assets)</w:t>
+            </w:r>
+            <w:r>
+              <w:rPr>
+                <w:noProof/>
+                <w:webHidden/>
+              </w:rPr>
+              <w:tab/>
+            </w:r>
+            <w:r>
+              <w:rPr>
+                <w:noProof/>
+                <w:webHidden/>
+              </w:rPr>
+              <w:fldChar w:fldCharType="begin"/>
+            </w:r>
+            <w:r>
+              <w:rPr>
+                <w:noProof/>
+                <w:webHidden/>
+              </w:rPr>
+              <w:instrText xml:space="preserve"> PAGEREF _Toc221914598 \h </w:instrText>
+            </w:r>
+            <w:r>
+              <w:rPr>
+                <w:noProof/>
+                <w:webHidden/>
+              </w:rPr>
+            </w:r>
+            <w:r>
+              <w:rPr>
+                <w:noProof/>
+                <w:webHidden/>
+              </w:rPr>
+              <w:fldChar w:fldCharType="separate"/>
+            </w:r>
+            <w:r>
+              <w:rPr>
+                <w:noProof/>
+                <w:webHidden/>
+              </w:rPr>
+              <w:t>9</w:t>
+            </w:r>
+            <w:r>
+              <w:rPr>
+                <w:noProof/>
+                <w:webHidden/>
+              </w:rPr>
+              <w:fldChar w:fldCharType="end"/>
+            </w:r>
+          </w:hyperlink>
+        </w:p>
+        <w:p>
+          <w:pPr>
+            <w:pStyle w:val="TOC1"/>
+            <w:tabs>
+              <w:tab w:val="right" w:leader="dot" w:pos="9016"/>
+            </w:tabs>
+            <w:rPr>
+              <w:noProof/>
+            </w:rPr>
+          </w:pPr>
+          <w:hyperlink w:anchor="_Toc221914599" w:history="1">
+            <w:r>
+              <w:rPr>
+                <w:rStyle w:val="Hyperlink"/>
+                <w:noProof/>
+              </w:rPr>
+              <w:t>anki connect api</w:t>
+            </w:r>
+            <w:r>
+              <w:rPr>
+                <w:noProof/>
+                <w:webHidden/>
+              </w:rPr>
+              <w:tab/>
+            </w:r>
+            <w:r>
+              <w:rPr>
+                <w:noProof/>
+                <w:webHidden/>
+              </w:rPr>
+              <w:fldChar w:fldCharType="begin"/>
+            </w:r>
+            <w:r>
+              <w:rPr>
+                <w:noProof/>
+                <w:webHidden/>
+              </w:rPr>
+              <w:instrText xml:space="preserve"> PAGEREF _Toc221914599 \h </w:instrText>
+            </w:r>
+            <w:r>
+              <w:rPr>
+                <w:noProof/>
+                <w:webHidden/>
+              </w:rPr>
+            </w:r>
+            <w:r>
+              <w:rPr>
+                <w:noProof/>
+                <w:webHidden/>
+              </w:rPr>
+              <w:fldChar w:fldCharType="separate"/>
+            </w:r>
+            <w:r>
+              <w:rPr>
+                <w:noProof/>
+                <w:webHidden/>
+              </w:rPr>
+              <w:t>9</w:t>
+            </w:r>
+            <w:r>
+              <w:rPr>
+                <w:noProof/>
+                <w:webHidden/>
+              </w:rPr>
+              <w:fldChar w:fldCharType="end"/>
+            </w:r>
+          </w:hyperlink>
+        </w:p>
+        <w:p>
+          <w:pPr>
+            <w:pStyle w:val="TOC1"/>
+            <w:tabs>
+              <w:tab w:val="right" w:leader="dot" w:pos="9016"/>
+            </w:tabs>
+            <w:rPr>
+              <w:noProof/>
+            </w:rPr>
+          </w:pPr>
+          <w:hyperlink w:anchor="_Toc221914600" w:history="1">
+            <w:r>
+              <w:rPr>
+                <w:rStyle w:val="Hyperlink"/>
+                <w:noProof/>
+              </w:rPr>
+              <w:t>USER INTERFACE ARCHITECTURE</w:t>
+            </w:r>
+            <w:r>
+              <w:rPr>
+                <w:noProof/>
+                <w:webHidden/>
+              </w:rPr>
+              <w:tab/>
+            </w:r>
+            <w:r>
+              <w:rPr>
+                <w:noProof/>
+                <w:webHidden/>
+              </w:rPr>
+              <w:fldChar w:fldCharType="begin"/>
+            </w:r>
+            <w:r>
+              <w:rPr>
+                <w:noProof/>
+                <w:webHidden/>
+              </w:rPr>
+              <w:instrText xml:space="preserve"> PAGEREF _Toc221914600 \h </w:instrText>
+            </w:r>
+            <w:r>
+              <w:rPr>
+                <w:noProof/>
+                <w:webHidden/>
+              </w:rPr>
+            </w:r>
+            <w:r>
+              <w:rPr>
+                <w:noProof/>
+                <w:webHidden/>
+              </w:rPr>
+              <w:fldChar w:fldCharType="separate"/>
+            </w:r>
+            <w:r>
+              <w:rPr>
+                <w:noProof/>
+                <w:webHidden/>
+              </w:rPr>
+              <w:t>9</w:t>
+            </w:r>
+            <w:r>
+              <w:rPr>
+                <w:noProof/>
+                <w:webHidden/>
+              </w:rPr>
+              <w:fldChar w:fldCharType="end"/>
+            </w:r>
+          </w:hyperlink>
+        </w:p>
+        <w:p>
+          <w:pPr>
+            <w:pStyle w:val="TOC2"/>
+            <w:tabs>
+              <w:tab w:val="right" w:leader="dot" w:pos="9016"/>
+            </w:tabs>
+            <w:rPr>
+              <w:noProof/>
+            </w:rPr>
+          </w:pPr>
+          <w:hyperlink w:anchor="_Toc221914601" w:history="1">
+            <w:r>
+              <w:rPr>
+                <w:rStyle w:val="Hyperlink"/>
+                <w:noProof/>
+              </w:rPr>
+              <w:t>Widget Hierarchy</w:t>
+            </w:r>
+            <w:r>
+              <w:rPr>
+                <w:noProof/>
+                <w:webHidden/>
+              </w:rPr>
+              <w:tab/>
+            </w:r>
+            <w:r>
+              <w:rPr>
+                <w:noProof/>
+                <w:webHidden/>
+              </w:rPr>
+              <w:fldChar w:fldCharType="begin"/>
+            </w:r>
+            <w:r>
+              <w:rPr>
+                <w:noProof/>
+                <w:webHidden/>
+              </w:rPr>
+              <w:instrText xml:space="preserve"> PAGEREF _Toc221914601 \h </w:instrText>
+            </w:r>
+            <w:r>
+              <w:rPr>
+                <w:noProof/>
+                <w:webHidden/>
+              </w:rPr>
+            </w:r>
+            <w:r>
+              <w:rPr>
+                <w:noProof/>
+                <w:webHidden/>
+              </w:rPr>
+              <w:fldChar w:fldCharType="separate"/>
+            </w:r>
+            <w:r>
+              <w:rPr>
+                <w:noProof/>
+                <w:webHidden/>
+              </w:rPr>
+              <w:t>9</w:t>
+            </w:r>
+            <w:r>
+              <w:rPr>
+                <w:noProof/>
+                <w:webHidden/>
+              </w:rPr>
+              <w:fldChar w:fldCharType="end"/>
+            </w:r>
+          </w:hyperlink>
+        </w:p>
+        <w:p>
+          <w:pPr>
+            <w:pStyle w:val="TOC2"/>
+            <w:tabs>
+              <w:tab w:val="right" w:leader="dot" w:pos="9016"/>
+            </w:tabs>
+            <w:rPr>
+              <w:noProof/>
+            </w:rPr>
+          </w:pPr>
+          <w:hyperlink w:anchor="_Toc221914602" w:history="1">
+            <w:r>
+              <w:rPr>
+                <w:rStyle w:val="Hyperlink"/>
+                <w:noProof/>
+              </w:rPr>
+              <w:t>UI screenshots</w:t>
+            </w:r>
+            <w:r>
+              <w:rPr>
+                <w:noProof/>
+                <w:webHidden/>
+              </w:rPr>
+              <w:tab/>
+            </w:r>
+            <w:r>
+              <w:rPr>
+                <w:noProof/>
+                <w:webHidden/>
+              </w:rPr>
+              <w:fldChar w:fldCharType="begin"/>
+            </w:r>
+            <w:r>
+              <w:rPr>
+                <w:noProof/>
+                <w:webHidden/>
+              </w:rPr>
+              <w:instrText xml:space="preserve"> PAGEREF _Toc221914602 \h </w:instrText>
+            </w:r>
+            <w:r>
+              <w:rPr>
+                <w:noProof/>
+                <w:webHidden/>
+              </w:rPr>
+            </w:r>
+            <w:r>
+              <w:rPr>
+                <w:noProof/>
+                <w:webHidden/>
+              </w:rPr>
+              <w:fldChar w:fldCharType="separate"/>
+            </w:r>
+            <w:r>
+              <w:rPr>
+                <w:noProof/>
+                <w:webHidden/>
+              </w:rPr>
+              <w:t>10</w:t>
+            </w:r>
+            <w:r>
+              <w:rPr>
+                <w:noProof/>
+                <w:webHidden/>
+              </w:rPr>
+              <w:fldChar w:fldCharType="end"/>
+            </w:r>
+          </w:hyperlink>
+        </w:p>
+        <w:p>
+          <w:pPr>
+            <w:pStyle w:val="TOC1"/>
+            <w:tabs>
+              <w:tab w:val="right" w:leader="dot" w:pos="9016"/>
+            </w:tabs>
+            <w:rPr>
+              <w:noProof/>
+            </w:rPr>
+          </w:pPr>
+          <w:hyperlink w:anchor="_Toc221914603" w:history="1">
+            <w:r>
+              <w:rPr>
+                <w:rStyle w:val="Hyperlink"/>
+                <w:noProof/>
+              </w:rPr>
+              <w:t>References</w:t>
+            </w:r>
+            <w:r>
+              <w:rPr>
+                <w:noProof/>
+                <w:webHidden/>
+              </w:rPr>
+              <w:tab/>
+            </w:r>
+            <w:r>
+              <w:rPr>
+                <w:noProof/>
+                <w:webHidden/>
+              </w:rPr>
+              <w:fldChar w:fldCharType="begin"/>
+            </w:r>
+            <w:r>
+              <w:rPr>
+                <w:noProof/>
+                <w:webHidden/>
+              </w:rPr>
+              <w:instrText xml:space="preserve"> PAGEREF _Toc221914603 \h </w:instrText>
+            </w:r>
+            <w:r>
+              <w:rPr>
+                <w:noProof/>
+                <w:webHidden/>
+              </w:rPr>
+            </w:r>
+            <w:r>
+              <w:rPr>
+                <w:noProof/>
+                <w:webHidden/>
+              </w:rPr>
+              <w:fldChar w:fldCharType="separate"/>
+            </w:r>
+            <w:r>
+              <w:rPr>
+                <w:noProof/>
+                <w:webHidden/>
+              </w:rPr>
+              <w:t>11</w:t>
+            </w:r>
+            <w:r>
+              <w:rPr>
+                <w:noProof/>
+                <w:webHidden/>
+              </w:rPr>
+              <w:fldChar w:fldCharType="end"/>
+            </w:r>
+          </w:hyperlink>
+        </w:p>
+        <w:p>
+          <w:pPr>
+            <w:pStyle w:val="TOC2"/>
+            <w:tabs>
+              <w:tab w:val="right" w:leader="dot" w:pos="9016"/>
+            </w:tabs>
+            <w:rPr>
+              <w:noProof/>
+            </w:rPr>
+          </w:pPr>
+          <w:hyperlink w:anchor="_Toc221914604" w:history="1">
+            <w:r>
+              <w:rPr>
+                <w:rStyle w:val="Hyperlink"/>
+                <w:noProof/>
+              </w:rPr>
+              <w:t>Software and libraries used</w:t>
+            </w:r>
+            <w:r>
+              <w:rPr>
+                <w:noProof/>
+                <w:webHidden/>
+              </w:rPr>
+              <w:tab/>
+            </w:r>
+            <w:r>
+              <w:rPr>
+                <w:noProof/>
+                <w:webHidden/>
+              </w:rPr>
+              <w:fldChar w:fldCharType="begin"/>
+            </w:r>
+            <w:r>
+              <w:rPr>
+                <w:noProof/>
+                <w:webHidden/>
+              </w:rPr>
+              <w:instrText xml:space="preserve"> PAGEREF _Toc221914604 \h </w:instrText>
+            </w:r>
+            <w:r>
+              <w:rPr>
+                <w:noProof/>
+                <w:webHidden/>
+              </w:rPr>
+            </w:r>
+            <w:r>
+              <w:rPr>
+                <w:noProof/>
+                <w:webHidden/>
+              </w:rPr>
+              <w:fldChar w:fldCharType="separate"/>
+            </w:r>
+            <w:r>
+              <w:rPr>
+                <w:noProof/>
+                <w:webHidden/>
+              </w:rPr>
+              <w:t>11</w:t>
+            </w:r>
+            <w:r>
+              <w:rPr>
+                <w:noProof/>
+                <w:webHidden/>
+              </w:rPr>
+              <w:fldChar w:fldCharType="end"/>
+            </w:r>
+          </w:hyperlink>
+        </w:p>
+        <w:p>
+          <w:pPr>
+            <w:pStyle w:val="TOC2"/>
+            <w:tabs>
+              <w:tab w:val="right" w:leader="dot" w:pos="9016"/>
+            </w:tabs>
+            <w:rPr>
+              <w:noProof/>
+            </w:rPr>
+          </w:pPr>
+          <w:hyperlink w:anchor="_Toc221914605" w:history="1">
             <w:r>
               <w:rPr>
                 <w:rStyle w:val="Hyperlink"/>
@@ -921,7 +1269,7 @@
                 <w:noProof/>
                 <w:webHidden/>
               </w:rPr>
-              <w:instrText xml:space="preserve"> PAGEREF _Toc215499735 \h </w:instrText>
+              <w:instrText xml:space="preserve"> PAGEREF _Toc221914605 \h </w:instrText>
             </w:r>
             <w:r>
               <w:rPr>
@@ -941,7 +1289,7 @@
                 <w:noProof/>
                 <w:webHidden/>
               </w:rPr>
-              <w:t>7</w:t>
+              <w:t>12</w:t>
             </w:r>
             <w:r>
               <w:rPr>
@@ -1054,54 +1402,9 @@
     </w:p>
     <w:p>
       <w:pPr>
-        <w:rPr>
-          <w:b/>
-          <w:bCs/>
-          <w:lang w:val="en-GB"/>
-        </w:rPr>
-      </w:pPr>
-    </w:p>
-    <w:p>
-      <w:pPr>
-        <w:rPr>
-          <w:b/>
-          <w:bCs/>
-          <w:lang w:val="en-GB"/>
-        </w:rPr>
-      </w:pPr>
-    </w:p>
-    <w:p>
-      <w:pPr>
-        <w:rPr>
-          <w:b/>
-          <w:bCs/>
-          <w:lang w:val="en-GB"/>
-        </w:rPr>
-      </w:pPr>
-    </w:p>
-    <w:p>
-      <w:pPr>
-        <w:rPr>
-          <w:b/>
-          <w:bCs/>
-          <w:lang w:val="en-GB"/>
-        </w:rPr>
-      </w:pPr>
-    </w:p>
-    <w:p>
-      <w:pPr>
-        <w:rPr>
-          <w:b/>
-          <w:bCs/>
-          <w:lang w:val="en-GB"/>
-        </w:rPr>
-      </w:pPr>
-    </w:p>
-    <w:p>
-      <w:pPr>
         <w:pStyle w:val="Heading1"/>
       </w:pPr>
-      <w:bookmarkStart w:id="0" w:name="_Toc215499727"/>
+      <w:bookmarkStart w:id="0" w:name="_Toc221914592"/>
       <w:r>
         <w:lastRenderedPageBreak/>
         <w:t>SYSTEM ARCHITECTURE OVERVIEW</w:t>
@@ -1194,7 +1497,7 @@
       <w:pPr>
         <w:pStyle w:val="Heading2"/>
       </w:pPr>
-      <w:bookmarkStart w:id="1" w:name="_Toc215499728"/>
+      <w:bookmarkStart w:id="1" w:name="_Toc221914593"/>
       <w:r>
         <w:t>Presentation layer (client)</w:t>
       </w:r>
@@ -1279,7 +1582,7 @@
       <w:pPr>
         <w:pStyle w:val="Heading2"/>
       </w:pPr>
-      <w:bookmarkStart w:id="2" w:name="_Toc215499729"/>
+      <w:bookmarkStart w:id="2" w:name="_Toc221914594"/>
       <w:r>
         <w:t>Application Layer (Python</w:t>
       </w:r>
@@ -1423,12 +1726,21 @@
       <w:r>
         <w:t xml:space="preserve"> uses </w:t>
       </w:r>
+      <w:proofErr w:type="spellStart"/>
       <w:r>
         <w:rPr>
           <w:b/>
           <w:bCs/>
         </w:rPr>
-        <w:t>Parselmouth, SciPy, Matplotlib</w:t>
+        <w:t>Parselmouth</w:t>
+      </w:r>
+      <w:proofErr w:type="spellEnd"/>
+      <w:r>
+        <w:rPr>
+          <w:b/>
+          <w:bCs/>
+        </w:rPr>
+        <w:t>, SciPy, Matplotlib</w:t>
       </w:r>
       <w:r>
         <w:t>, and other low-level audio libraries. These require:</w:t>
@@ -1517,11 +1829,9 @@
       <w:r>
         <w:t xml:space="preserve"> </w:t>
       </w:r>
-      <w:proofErr w:type="gramStart"/>
-      <w:r>
-        <w:t>So</w:t>
-      </w:r>
-      <w:proofErr w:type="gramEnd"/>
+      <w:r>
+        <w:t>So,</w:t>
+      </w:r>
       <w:r>
         <w:t xml:space="preserve"> Render was the best option</w:t>
       </w:r>
@@ -1531,9 +1841,11 @@
       <w:pPr>
         <w:pStyle w:val="Heading3"/>
       </w:pPr>
+      <w:bookmarkStart w:id="3" w:name="_Toc221914595"/>
       <w:r>
         <w:t>Render Workflow</w:t>
       </w:r>
+      <w:bookmarkEnd w:id="3"/>
     </w:p>
     <w:p/>
     <w:p>
@@ -1548,52 +1860,1447 @@
           <w:b/>
           <w:bCs/>
         </w:rPr>
-        <w:t>User input to text</w:t>
-      </w:r>
-    </w:p>
-    <w:p>
-      <w:pPr>
-        <w:pStyle w:val="ListParagraph"/>
+        <w:t>1) User action (client)</w:t>
+      </w:r>
+    </w:p>
+    <w:p>
+      <w:pPr>
         <w:numPr>
           <w:ilvl w:val="0"/>
-          <w:numId w:val="16"/>
+          <w:numId w:val="17"/>
         </w:numPr>
       </w:pPr>
       <w:r>
-        <w:t>Render receives a request from the website to analyse audio input from user.</w:t>
-      </w:r>
-    </w:p>
-    <w:p>
-      <w:pPr>
-        <w:pStyle w:val="ListParagraph"/>
+        <w:t>User taps the microphone button or drops/imports an audio file.</w:t>
+      </w:r>
+    </w:p>
+    <w:p>
+      <w:pPr>
         <w:numPr>
           <w:ilvl w:val="0"/>
-          <w:numId w:val="16"/>
+          <w:numId w:val="17"/>
         </w:numPr>
       </w:pPr>
       <w:r>
-        <w:t xml:space="preserve">Using python, the audio is first converted from </w:t>
+        <w:t>Flutter records audio:</w:t>
+      </w:r>
+    </w:p>
+    <w:p>
+      <w:pPr>
+        <w:numPr>
+          <w:ilvl w:val="1"/>
+          <w:numId w:val="17"/>
+        </w:numPr>
+      </w:pPr>
+      <w:r>
+        <w:t xml:space="preserve">Web </w:t>
+      </w:r>
+      <w:proofErr w:type="gramStart"/>
+      <w:r>
+        <w:t>outputs .</w:t>
       </w:r>
       <w:proofErr w:type="spellStart"/>
       <w:r>
-        <w:t>WebM</w:t>
+        <w:t>webm</w:t>
       </w:r>
       <w:proofErr w:type="spellEnd"/>
-      <w:r>
-        <w:t xml:space="preserve"> to Wav using </w:t>
+      <w:proofErr w:type="gramEnd"/>
+    </w:p>
+    <w:p>
+      <w:pPr>
+        <w:numPr>
+          <w:ilvl w:val="1"/>
+          <w:numId w:val="17"/>
+        </w:numPr>
+      </w:pPr>
+      <w:r>
+        <w:t>Mobile output</w:t>
+      </w:r>
+      <w:r>
+        <w:t>s</w:t>
+      </w:r>
+      <w:r>
+        <w:t xml:space="preserve"> AAC/other formats depending on implementation</w:t>
+      </w:r>
+    </w:p>
+    <w:p>
+      <w:pPr>
+        <w:rPr>
+          <w:b/>
+          <w:bCs/>
+        </w:rPr>
+      </w:pPr>
+      <w:r>
+        <w:rPr>
+          <w:b/>
+          <w:bCs/>
+        </w:rPr>
+        <w:t xml:space="preserve">2) Upload to backend (client </w:t>
+      </w:r>
+      <w:r>
+        <w:rPr>
+          <w:b/>
+          <w:bCs/>
+        </w:rPr>
+        <w:t>to</w:t>
+      </w:r>
+      <w:r>
+        <w:rPr>
+          <w:b/>
+          <w:bCs/>
+        </w:rPr>
+        <w:t xml:space="preserve"> Render)</w:t>
+      </w:r>
+    </w:p>
+    <w:p>
+      <w:pPr>
+        <w:numPr>
+          <w:ilvl w:val="0"/>
+          <w:numId w:val="18"/>
+        </w:numPr>
+      </w:pPr>
+      <w:r>
+        <w:t>Flutter sends an HTTP request to:</w:t>
+      </w:r>
+    </w:p>
+    <w:p>
+      <w:pPr>
+        <w:numPr>
+          <w:ilvl w:val="1"/>
+          <w:numId w:val="18"/>
+        </w:numPr>
+      </w:pPr>
+      <w:r>
+        <w:t>POST /process-audio</w:t>
+      </w:r>
+    </w:p>
+    <w:p>
+      <w:pPr>
+        <w:rPr>
+          <w:b/>
+          <w:bCs/>
+        </w:rPr>
+      </w:pPr>
+      <w:r>
+        <w:rPr>
+          <w:b/>
+          <w:bCs/>
+        </w:rPr>
+        <w:t>3) Server receives and stores upload (Render)</w:t>
+      </w:r>
+    </w:p>
+    <w:p>
+      <w:pPr>
+        <w:numPr>
+          <w:ilvl w:val="0"/>
+          <w:numId w:val="19"/>
+        </w:numPr>
+      </w:pPr>
+      <w:r>
+        <w:t xml:space="preserve">Flask verifies audio exists in </w:t>
       </w:r>
       <w:proofErr w:type="spellStart"/>
       <w:proofErr w:type="gramStart"/>
       <w:r>
+        <w:t>request.files</w:t>
+      </w:r>
+      <w:proofErr w:type="spellEnd"/>
+      <w:proofErr w:type="gramEnd"/>
+      <w:r>
+        <w:t>.</w:t>
+      </w:r>
+    </w:p>
+    <w:p>
+      <w:pPr>
+        <w:numPr>
+          <w:ilvl w:val="0"/>
+          <w:numId w:val="19"/>
+        </w:numPr>
+      </w:pPr>
+      <w:r>
+        <w:lastRenderedPageBreak/>
+        <w:t xml:space="preserve">The file is written to a temporary file on disk using </w:t>
+      </w:r>
+      <w:proofErr w:type="spellStart"/>
+      <w:proofErr w:type="gramStart"/>
+      <w:r>
+        <w:t>tempfile.NamedTemporaryFile</w:t>
+      </w:r>
+      <w:proofErr w:type="spellEnd"/>
+      <w:proofErr w:type="gramEnd"/>
+      <w:r>
+        <w:t xml:space="preserve">(delete=False) so </w:t>
+      </w:r>
+      <w:proofErr w:type="spellStart"/>
+      <w:r>
+        <w:t>Parselmouth</w:t>
+      </w:r>
+      <w:proofErr w:type="spellEnd"/>
+      <w:r>
+        <w:t xml:space="preserve"> can access it by path.</w:t>
+      </w:r>
+    </w:p>
+    <w:p>
+      <w:pPr>
+        <w:rPr>
+          <w:b/>
+          <w:bCs/>
+        </w:rPr>
+      </w:pPr>
+      <w:r>
+        <w:rPr>
+          <w:b/>
+          <w:bCs/>
+        </w:rPr>
+        <w:t>4) Convert audio to WAV (</w:t>
+      </w:r>
+      <w:proofErr w:type="spellStart"/>
+      <w:r>
+        <w:rPr>
+          <w:b/>
+          <w:bCs/>
+        </w:rPr>
         <w:t>FFmpeg</w:t>
       </w:r>
       <w:proofErr w:type="spellEnd"/>
       <w:r>
-        <w:t xml:space="preserve"> ,</w:t>
-      </w:r>
+        <w:rPr>
+          <w:b/>
+          <w:bCs/>
+        </w:rPr>
+        <w:t xml:space="preserve"> via </w:t>
+      </w:r>
+      <w:proofErr w:type="spellStart"/>
+      <w:r>
+        <w:rPr>
+          <w:b/>
+          <w:bCs/>
+        </w:rPr>
+        <w:t>Pydub</w:t>
+      </w:r>
+      <w:proofErr w:type="spellEnd"/>
+      <w:r>
+        <w:rPr>
+          <w:b/>
+          <w:bCs/>
+        </w:rPr>
+        <w:t>)</w:t>
+      </w:r>
+    </w:p>
+    <w:p>
+      <w:r>
+        <w:t>Pitch extraction and speech recognition require a consistent format.</w:t>
+      </w:r>
+    </w:p>
+    <w:p>
+      <w:pPr>
+        <w:numPr>
+          <w:ilvl w:val="0"/>
+          <w:numId w:val="20"/>
+        </w:numPr>
+      </w:pPr>
+      <w:r>
+        <w:t>The backend attempts:</w:t>
+      </w:r>
+    </w:p>
+    <w:p>
+      <w:pPr>
+        <w:numPr>
+          <w:ilvl w:val="1"/>
+          <w:numId w:val="20"/>
+        </w:numPr>
+      </w:pPr>
+      <w:proofErr w:type="spellStart"/>
+      <w:r>
+        <w:t>AudioSegment.from_file</w:t>
+      </w:r>
+      <w:proofErr w:type="spellEnd"/>
+      <w:r>
+        <w:t>(</w:t>
+      </w:r>
+      <w:proofErr w:type="spellStart"/>
+      <w:r>
+        <w:t>temp_webm</w:t>
+      </w:r>
+      <w:proofErr w:type="spellEnd"/>
+      <w:r>
+        <w:t>)</w:t>
+      </w:r>
+    </w:p>
+    <w:p>
+      <w:pPr>
+        <w:numPr>
+          <w:ilvl w:val="1"/>
+          <w:numId w:val="20"/>
+        </w:numPr>
+      </w:pPr>
+      <w:proofErr w:type="spellStart"/>
+      <w:proofErr w:type="gramStart"/>
+      <w:r>
+        <w:t>audio.export</w:t>
+      </w:r>
+      <w:proofErr w:type="spellEnd"/>
       <w:proofErr w:type="gramEnd"/>
       <w:r>
-        <w:t xml:space="preserve"> so pitch extraction can take place. </w:t>
+        <w:t>(</w:t>
+      </w:r>
+      <w:proofErr w:type="spellStart"/>
+      <w:r>
+        <w:t>temp_wav</w:t>
+      </w:r>
+      <w:proofErr w:type="spellEnd"/>
+      <w:r>
+        <w:t>, format="wav")</w:t>
+      </w:r>
+    </w:p>
+    <w:p>
+      <w:r>
+        <w:t>If conversion fails (edge case handling):</w:t>
+      </w:r>
+    </w:p>
+    <w:p>
+      <w:pPr>
+        <w:numPr>
+          <w:ilvl w:val="0"/>
+          <w:numId w:val="21"/>
+        </w:numPr>
+      </w:pPr>
+      <w:r>
+        <w:t>If file size is non-zero, the server attempts to use the raw file directly.</w:t>
+      </w:r>
+    </w:p>
+    <w:p>
+      <w:pPr>
+        <w:numPr>
+          <w:ilvl w:val="0"/>
+          <w:numId w:val="21"/>
+        </w:numPr>
+      </w:pPr>
+      <w:r>
+        <w:t>Otherwise, it throws an error</w:t>
+      </w:r>
+    </w:p>
+    <w:p>
+      <w:pPr>
+        <w:rPr>
+          <w:b/>
+          <w:bCs/>
+        </w:rPr>
+      </w:pPr>
+      <w:r>
+        <w:rPr>
+          <w:b/>
+          <w:bCs/>
+        </w:rPr>
+        <w:t>5) Speech transcription (Google Speech Recognition)</w:t>
+      </w:r>
+    </w:p>
+    <w:p>
+      <w:pPr>
+        <w:numPr>
+          <w:ilvl w:val="0"/>
+          <w:numId w:val="22"/>
+        </w:numPr>
+      </w:pPr>
+      <w:r>
+        <w:t xml:space="preserve">The server loads WAV using </w:t>
+      </w:r>
+      <w:proofErr w:type="spellStart"/>
+      <w:r>
+        <w:t>SpeechRecognition.AudioFile</w:t>
+      </w:r>
+      <w:proofErr w:type="spellEnd"/>
+    </w:p>
+    <w:p>
+      <w:pPr>
+        <w:numPr>
+          <w:ilvl w:val="0"/>
+          <w:numId w:val="22"/>
+        </w:numPr>
+      </w:pPr>
+      <w:r>
+        <w:t>It calls:</w:t>
+      </w:r>
+    </w:p>
+    <w:p>
+      <w:pPr>
+        <w:numPr>
+          <w:ilvl w:val="1"/>
+          <w:numId w:val="22"/>
+        </w:numPr>
+      </w:pPr>
+      <w:proofErr w:type="spellStart"/>
+      <w:r>
+        <w:t>recognize_</w:t>
+      </w:r>
+      <w:proofErr w:type="gramStart"/>
+      <w:r>
+        <w:t>google</w:t>
+      </w:r>
+      <w:proofErr w:type="spellEnd"/>
+      <w:r>
+        <w:t>(</w:t>
+      </w:r>
+      <w:proofErr w:type="gramEnd"/>
+      <w:r>
+        <w:t>..., language="</w:t>
+      </w:r>
+      <w:proofErr w:type="spellStart"/>
+      <w:r>
+        <w:t>ja</w:t>
+      </w:r>
+      <w:proofErr w:type="spellEnd"/>
+      <w:r>
+        <w:t>-JP")</w:t>
+      </w:r>
+    </w:p>
+    <w:p>
+      <w:pPr>
+        <w:rPr>
+          <w:b/>
+          <w:bCs/>
+        </w:rPr>
+      </w:pPr>
+      <w:r>
+        <w:rPr>
+          <w:b/>
+          <w:bCs/>
+        </w:rPr>
+        <w:t>Possible outcomes:</w:t>
+      </w:r>
+    </w:p>
+    <w:p>
+      <w:pPr>
+        <w:numPr>
+          <w:ilvl w:val="0"/>
+          <w:numId w:val="23"/>
+        </w:numPr>
+      </w:pPr>
+      <w:r>
+        <w:t>Success → returns Japanese transcription (kanji/kana depending on recognition)</w:t>
+      </w:r>
+    </w:p>
+    <w:p>
+      <w:pPr>
+        <w:numPr>
+          <w:ilvl w:val="0"/>
+          <w:numId w:val="23"/>
+        </w:numPr>
+      </w:pPr>
+      <w:proofErr w:type="spellStart"/>
+      <w:r>
+        <w:t>UnknownValueError</w:t>
+      </w:r>
+      <w:proofErr w:type="spellEnd"/>
+      <w:r>
+        <w:t xml:space="preserve"> → "Could not understand audio"</w:t>
+      </w:r>
+    </w:p>
+    <w:p>
+      <w:pPr>
+        <w:numPr>
+          <w:ilvl w:val="0"/>
+          <w:numId w:val="23"/>
+        </w:numPr>
+      </w:pPr>
+      <w:proofErr w:type="spellStart"/>
+      <w:r>
+        <w:t>RequestError</w:t>
+      </w:r>
+      <w:proofErr w:type="spellEnd"/>
+      <w:r>
+        <w:t xml:space="preserve"> → "API Error: ..."</w:t>
+      </w:r>
+    </w:p>
+    <w:p>
+      <w:pPr>
+        <w:rPr>
+          <w:b/>
+          <w:bCs/>
+        </w:rPr>
+      </w:pPr>
+      <w:r>
+        <w:rPr>
+          <w:b/>
+          <w:bCs/>
+        </w:rPr>
+        <w:t>6) Romaji conversion (</w:t>
+      </w:r>
+      <w:proofErr w:type="spellStart"/>
+      <w:r>
+        <w:rPr>
+          <w:b/>
+          <w:bCs/>
+        </w:rPr>
+        <w:t>pykakasi</w:t>
+      </w:r>
+      <w:proofErr w:type="spellEnd"/>
+      <w:r>
+        <w:rPr>
+          <w:b/>
+          <w:bCs/>
+        </w:rPr>
+        <w:t>)</w:t>
+      </w:r>
+    </w:p>
+    <w:p>
+      <w:pPr>
+        <w:numPr>
+          <w:ilvl w:val="0"/>
+          <w:numId w:val="24"/>
+        </w:numPr>
+      </w:pPr>
+      <w:r>
+        <w:t>The transcription is converted to Hepburn romaji:</w:t>
+      </w:r>
+    </w:p>
+    <w:p>
+      <w:pPr>
+        <w:numPr>
+          <w:ilvl w:val="1"/>
+          <w:numId w:val="24"/>
+        </w:numPr>
+      </w:pPr>
+      <w:r>
+        <w:t xml:space="preserve">romaji = " </w:t>
+      </w:r>
+      <w:proofErr w:type="gramStart"/>
+      <w:r>
+        <w:t>".join</w:t>
+      </w:r>
+      <w:proofErr w:type="gramEnd"/>
+      <w:r>
+        <w:t>([item['</w:t>
+      </w:r>
+      <w:proofErr w:type="spellStart"/>
+      <w:r>
+        <w:t>hepburn</w:t>
+      </w:r>
+      <w:proofErr w:type="spellEnd"/>
+      <w:r>
+        <w:t>'] for item in result])</w:t>
+      </w:r>
+    </w:p>
+    <w:p>
+      <w:r>
+        <w:t>This gives learners a readable fallback even if they can’t yet read the kanji.</w:t>
+      </w:r>
+    </w:p>
+    <w:p>
+      <w:pPr>
+        <w:rPr>
+          <w:b/>
+          <w:bCs/>
+        </w:rPr>
+      </w:pPr>
+      <w:r>
+        <w:rPr>
+          <w:b/>
+          <w:bCs/>
+        </w:rPr>
+        <w:t>7) Pitch extraction + graph generation (</w:t>
+      </w:r>
+      <w:proofErr w:type="spellStart"/>
+      <w:r>
+        <w:rPr>
+          <w:b/>
+          <w:bCs/>
+        </w:rPr>
+        <w:t>Parselmouth</w:t>
+      </w:r>
+      <w:proofErr w:type="spellEnd"/>
+      <w:r>
+        <w:rPr>
+          <w:b/>
+          <w:bCs/>
+        </w:rPr>
+        <w:t xml:space="preserve"> + Matplotlib)</w:t>
+      </w:r>
+    </w:p>
+    <w:p>
+      <w:pPr>
+        <w:numPr>
+          <w:ilvl w:val="0"/>
+          <w:numId w:val="25"/>
+        </w:numPr>
+      </w:pPr>
+      <w:proofErr w:type="spellStart"/>
+      <w:r>
+        <w:t>Parselmouth</w:t>
+      </w:r>
+      <w:proofErr w:type="spellEnd"/>
+      <w:r>
+        <w:t xml:space="preserve"> loads the WAV:</w:t>
+      </w:r>
+    </w:p>
+    <w:p>
+      <w:pPr>
+        <w:numPr>
+          <w:ilvl w:val="1"/>
+          <w:numId w:val="25"/>
+        </w:numPr>
+      </w:pPr>
+      <w:proofErr w:type="spellStart"/>
+      <w:r>
+        <w:t>snd</w:t>
+      </w:r>
+      <w:proofErr w:type="spellEnd"/>
+      <w:r>
+        <w:t xml:space="preserve"> = </w:t>
+      </w:r>
+      <w:proofErr w:type="spellStart"/>
+      <w:proofErr w:type="gramStart"/>
+      <w:r>
+        <w:t>parselmouth.Sound</w:t>
+      </w:r>
+      <w:proofErr w:type="spellEnd"/>
+      <w:proofErr w:type="gramEnd"/>
+      <w:r>
+        <w:t>(</w:t>
+      </w:r>
+      <w:proofErr w:type="spellStart"/>
+      <w:r>
+        <w:t>audio_path</w:t>
+      </w:r>
+      <w:proofErr w:type="spellEnd"/>
+      <w:r>
+        <w:t>)</w:t>
+      </w:r>
+    </w:p>
+    <w:p>
+      <w:pPr>
+        <w:numPr>
+          <w:ilvl w:val="0"/>
+          <w:numId w:val="25"/>
+        </w:numPr>
+      </w:pPr>
+      <w:r>
+        <w:t>Extract pitch contour:</w:t>
+      </w:r>
+    </w:p>
+    <w:p>
+      <w:pPr>
+        <w:numPr>
+          <w:ilvl w:val="1"/>
+          <w:numId w:val="25"/>
+        </w:numPr>
+      </w:pPr>
+      <w:r>
+        <w:t xml:space="preserve">pitch = </w:t>
+      </w:r>
+      <w:proofErr w:type="spellStart"/>
+      <w:r>
+        <w:t>snd.to_</w:t>
+      </w:r>
+      <w:proofErr w:type="gramStart"/>
+      <w:r>
+        <w:t>pitch</w:t>
+      </w:r>
+      <w:proofErr w:type="spellEnd"/>
+      <w:r>
+        <w:t>(</w:t>
+      </w:r>
+      <w:proofErr w:type="gramEnd"/>
+      <w:r>
+        <w:t>)</w:t>
+      </w:r>
+    </w:p>
+    <w:p>
+      <w:pPr>
+        <w:numPr>
+          <w:ilvl w:val="1"/>
+          <w:numId w:val="25"/>
+        </w:numPr>
+      </w:pPr>
+      <w:r>
+        <w:lastRenderedPageBreak/>
+        <w:t xml:space="preserve">times = </w:t>
+      </w:r>
+      <w:proofErr w:type="spellStart"/>
+      <w:proofErr w:type="gramStart"/>
+      <w:r>
+        <w:t>pitch.xs</w:t>
+      </w:r>
+      <w:proofErr w:type="spellEnd"/>
+      <w:proofErr w:type="gramEnd"/>
+      <w:r>
+        <w:t>()</w:t>
+      </w:r>
+    </w:p>
+    <w:p>
+      <w:pPr>
+        <w:numPr>
+          <w:ilvl w:val="1"/>
+          <w:numId w:val="25"/>
+        </w:numPr>
+      </w:pPr>
+      <w:r>
+        <w:t xml:space="preserve">frequencies = </w:t>
+      </w:r>
+      <w:proofErr w:type="spellStart"/>
+      <w:proofErr w:type="gramStart"/>
+      <w:r>
+        <w:t>pitch.selected</w:t>
+      </w:r>
+      <w:proofErr w:type="gramEnd"/>
+      <w:r>
+        <w:t>_array</w:t>
+      </w:r>
+      <w:proofErr w:type="spellEnd"/>
+      <w:r>
+        <w:t>["frequency"]</w:t>
+      </w:r>
+    </w:p>
+    <w:p>
+      <w:pPr>
+        <w:rPr>
+          <w:b/>
+          <w:bCs/>
+        </w:rPr>
+      </w:pPr>
+      <w:r>
+        <w:rPr>
+          <w:b/>
+          <w:bCs/>
+        </w:rPr>
+        <w:t>Graph output:</w:t>
+      </w:r>
+    </w:p>
+    <w:p>
+      <w:pPr>
+        <w:numPr>
+          <w:ilvl w:val="0"/>
+          <w:numId w:val="26"/>
+        </w:numPr>
+      </w:pPr>
+      <w:r>
+        <w:t>Matplotlib generates a plot of frequency (Hz) over time (s)</w:t>
+      </w:r>
+    </w:p>
+    <w:p>
+      <w:pPr>
+        <w:numPr>
+          <w:ilvl w:val="0"/>
+          <w:numId w:val="26"/>
+        </w:numPr>
+      </w:pPr>
+      <w:r>
+        <w:t>Title includes combined transcription label:</w:t>
+      </w:r>
+    </w:p>
+    <w:p>
+      <w:pPr>
+        <w:numPr>
+          <w:ilvl w:val="1"/>
+          <w:numId w:val="26"/>
+        </w:numPr>
+      </w:pPr>
+      <w:r>
+        <w:t>"{romaji</w:t>
+      </w:r>
+      <w:proofErr w:type="gramStart"/>
+      <w:r>
+        <w:t>} :</w:t>
+      </w:r>
+      <w:proofErr w:type="gramEnd"/>
+      <w:r>
+        <w:t xml:space="preserve"> {transcription}"</w:t>
+      </w:r>
+    </w:p>
+    <w:p>
+      <w:pPr>
+        <w:rPr>
+          <w:b/>
+          <w:bCs/>
+        </w:rPr>
+      </w:pPr>
+      <w:r>
+        <w:rPr>
+          <w:b/>
+          <w:bCs/>
+        </w:rPr>
+        <w:t>Smoothing:</w:t>
+      </w:r>
+    </w:p>
+    <w:p>
+      <w:pPr>
+        <w:numPr>
+          <w:ilvl w:val="0"/>
+          <w:numId w:val="27"/>
+        </w:numPr>
+      </w:pPr>
+      <w:r>
+        <w:t>The file includes placeholders for smoothing approaches:</w:t>
+      </w:r>
+    </w:p>
+    <w:p>
+      <w:pPr>
+        <w:numPr>
+          <w:ilvl w:val="1"/>
+          <w:numId w:val="27"/>
+        </w:numPr>
+      </w:pPr>
+      <w:r>
+        <w:t xml:space="preserve">moving average, gaussian, </w:t>
+      </w:r>
+      <w:proofErr w:type="spellStart"/>
+      <w:r>
+        <w:t>savgol</w:t>
+      </w:r>
+      <w:proofErr w:type="spellEnd"/>
+    </w:p>
+    <w:p>
+      <w:pPr>
+        <w:numPr>
+          <w:ilvl w:val="0"/>
+          <w:numId w:val="27"/>
+        </w:numPr>
+      </w:pPr>
+      <w:r>
+        <w:t>Currently the server plots the raw contour (and a lightly duplicated plot line); smoothing can be enabled later if desired.</w:t>
+      </w:r>
+    </w:p>
+    <w:p>
+      <w:pPr>
+        <w:rPr>
+          <w:b/>
+          <w:bCs/>
+        </w:rPr>
+      </w:pPr>
+      <w:r>
+        <w:rPr>
+          <w:b/>
+          <w:bCs/>
+        </w:rPr>
+        <w:t>8) Response packaging (PNG + headers)</w:t>
+      </w:r>
+    </w:p>
+    <w:p>
+      <w:pPr>
+        <w:numPr>
+          <w:ilvl w:val="0"/>
+          <w:numId w:val="28"/>
+        </w:numPr>
+      </w:pPr>
+      <w:r>
+        <w:t>The plot is saved to memory (</w:t>
+      </w:r>
+      <w:proofErr w:type="spellStart"/>
+      <w:proofErr w:type="gramStart"/>
+      <w:r>
+        <w:t>io.BytesIO</w:t>
+      </w:r>
+      <w:proofErr w:type="spellEnd"/>
+      <w:proofErr w:type="gramEnd"/>
+      <w:r>
+        <w:t>()) as a PNG:</w:t>
+      </w:r>
+    </w:p>
+    <w:p>
+      <w:pPr>
+        <w:numPr>
+          <w:ilvl w:val="1"/>
+          <w:numId w:val="28"/>
+        </w:numPr>
+      </w:pPr>
+      <w:proofErr w:type="spellStart"/>
+      <w:proofErr w:type="gramStart"/>
+      <w:r>
+        <w:t>plt.savefig</w:t>
+      </w:r>
+      <w:proofErr w:type="spellEnd"/>
+      <w:proofErr w:type="gramEnd"/>
+      <w:r>
+        <w:t>(</w:t>
+      </w:r>
+      <w:proofErr w:type="spellStart"/>
+      <w:r>
+        <w:t>img_buffer</w:t>
+      </w:r>
+      <w:proofErr w:type="spellEnd"/>
+      <w:r>
+        <w:t>, format="</w:t>
+      </w:r>
+      <w:proofErr w:type="spellStart"/>
+      <w:r>
+        <w:t>png</w:t>
+      </w:r>
+      <w:proofErr w:type="spellEnd"/>
+      <w:r>
+        <w:t>", dpi=150)</w:t>
+      </w:r>
+    </w:p>
+    <w:p>
+      <w:pPr>
+        <w:numPr>
+          <w:ilvl w:val="0"/>
+          <w:numId w:val="28"/>
+        </w:numPr>
+      </w:pPr>
+      <w:r>
+        <w:t>Flask sends:</w:t>
+      </w:r>
+    </w:p>
+    <w:p>
+      <w:pPr>
+        <w:numPr>
+          <w:ilvl w:val="1"/>
+          <w:numId w:val="28"/>
+        </w:numPr>
+      </w:pPr>
+      <w:r>
+        <w:t>PNG bytes as the response body (</w:t>
+      </w:r>
+      <w:proofErr w:type="spellStart"/>
+      <w:r>
+        <w:t>send_</w:t>
+      </w:r>
+      <w:proofErr w:type="gramStart"/>
+      <w:r>
+        <w:t>file</w:t>
+      </w:r>
+      <w:proofErr w:type="spellEnd"/>
+      <w:r>
+        <w:t>(</w:t>
+      </w:r>
+      <w:proofErr w:type="gramEnd"/>
+      <w:r>
+        <w:t xml:space="preserve">..., </w:t>
+      </w:r>
+      <w:proofErr w:type="spellStart"/>
+      <w:r>
+        <w:t>mimetype</w:t>
+      </w:r>
+      <w:proofErr w:type="spellEnd"/>
+      <w:r>
+        <w:t>="image/</w:t>
+      </w:r>
+      <w:proofErr w:type="spellStart"/>
+      <w:r>
+        <w:t>png</w:t>
+      </w:r>
+      <w:proofErr w:type="spellEnd"/>
+      <w:r>
+        <w:t>"))</w:t>
+      </w:r>
+    </w:p>
+    <w:p>
+      <w:pPr>
+        <w:rPr>
+          <w:b/>
+          <w:bCs/>
+        </w:rPr>
+      </w:pPr>
+      <w:r>
+        <w:rPr>
+          <w:b/>
+          <w:bCs/>
+        </w:rPr>
+        <w:t>Transcription is returned via headers:</w:t>
+      </w:r>
+    </w:p>
+    <w:p>
+      <w:pPr>
+        <w:numPr>
+          <w:ilvl w:val="0"/>
+          <w:numId w:val="29"/>
+        </w:numPr>
+      </w:pPr>
+      <w:r>
+        <w:t>X-Transcription contains URL-encoded Japanese text</w:t>
+      </w:r>
+    </w:p>
+    <w:p>
+      <w:pPr>
+        <w:numPr>
+          <w:ilvl w:val="0"/>
+          <w:numId w:val="29"/>
+        </w:numPr>
+      </w:pPr>
+      <w:r>
+        <w:t>X-Transcription-Romaji contains URL-encoded romaji</w:t>
+      </w:r>
+    </w:p>
+    <w:p>
+      <w:r>
+        <w:t>URL encoding is necessary because headers may break with raw non-ASCII characters.</w:t>
+      </w:r>
+    </w:p>
+    <w:p>
+      <w:pPr>
+        <w:rPr>
+          <w:b/>
+          <w:bCs/>
+        </w:rPr>
+      </w:pPr>
+      <w:r>
+        <w:rPr>
+          <w:b/>
+          <w:bCs/>
+        </w:rPr>
+        <w:t>9) Client receives response and updates UI</w:t>
+      </w:r>
+    </w:p>
+    <w:p>
+      <w:pPr>
+        <w:rPr>
+          <w:b/>
+          <w:bCs/>
+        </w:rPr>
+      </w:pPr>
+      <w:r>
+        <w:rPr>
+          <w:b/>
+          <w:bCs/>
+        </w:rPr>
+        <w:t>Flutter:</w:t>
+      </w:r>
+    </w:p>
+    <w:p>
+      <w:pPr>
+        <w:numPr>
+          <w:ilvl w:val="0"/>
+          <w:numId w:val="30"/>
+        </w:numPr>
+      </w:pPr>
+      <w:r>
+        <w:t>Decodes PNG bytes → shows pitch contour image</w:t>
+      </w:r>
+    </w:p>
+    <w:p>
+      <w:pPr>
+        <w:numPr>
+          <w:ilvl w:val="0"/>
+          <w:numId w:val="30"/>
+        </w:numPr>
+      </w:pPr>
+      <w:r>
+        <w:t>Reads headers → displays transcription + romaji</w:t>
+      </w:r>
+    </w:p>
+    <w:p>
+      <w:pPr>
+        <w:numPr>
+          <w:ilvl w:val="0"/>
+          <w:numId w:val="30"/>
+        </w:numPr>
+      </w:pPr>
+      <w:r>
+        <w:t>Updates the flashcard UI to show:</w:t>
+      </w:r>
+    </w:p>
+    <w:p>
+      <w:pPr>
+        <w:numPr>
+          <w:ilvl w:val="1"/>
+          <w:numId w:val="30"/>
+        </w:numPr>
+      </w:pPr>
+      <w:r>
+        <w:t>pitch graph</w:t>
+      </w:r>
+    </w:p>
+    <w:p>
+      <w:pPr>
+        <w:numPr>
+          <w:ilvl w:val="1"/>
+          <w:numId w:val="30"/>
+        </w:numPr>
+      </w:pPr>
+      <w:r>
+        <w:t>transcribed text</w:t>
+      </w:r>
+    </w:p>
+    <w:p>
+      <w:pPr>
+        <w:numPr>
+          <w:ilvl w:val="1"/>
+          <w:numId w:val="30"/>
+        </w:numPr>
+      </w:pPr>
+      <w:r>
+        <w:lastRenderedPageBreak/>
+        <w:t>(optional) comparison against expected card reading (future feature)</w:t>
+      </w:r>
+    </w:p>
+    <w:p>
+      <w:pPr>
+        <w:rPr>
+          <w:b/>
+          <w:bCs/>
+        </w:rPr>
+      </w:pPr>
+      <w:r>
+        <w:rPr>
+          <w:b/>
+          <w:bCs/>
+        </w:rPr>
+        <w:t>10) Cleanup</w:t>
+      </w:r>
+    </w:p>
+    <w:p>
+      <w:r>
+        <w:t>Server deletes temporary files in finally:</w:t>
+      </w:r>
+    </w:p>
+    <w:p>
+      <w:pPr>
+        <w:numPr>
+          <w:ilvl w:val="0"/>
+          <w:numId w:val="31"/>
+        </w:numPr>
+      </w:pPr>
+      <w:r>
+        <w:t xml:space="preserve">temp </w:t>
+      </w:r>
+      <w:proofErr w:type="spellStart"/>
+      <w:r>
+        <w:t>webm</w:t>
+      </w:r>
+      <w:proofErr w:type="spellEnd"/>
+    </w:p>
+    <w:p>
+      <w:pPr>
+        <w:numPr>
+          <w:ilvl w:val="0"/>
+          <w:numId w:val="31"/>
+        </w:numPr>
+      </w:pPr>
+      <w:r>
+        <w:t>temp wav</w:t>
+      </w:r>
+    </w:p>
+    <w:p>
+      <w:r>
+        <w:t>This avoids leaking storage and keeps the container stateless.</w:t>
+      </w:r>
+    </w:p>
+    <w:p/>
+    <w:p>
+      <w:pPr>
+        <w:pStyle w:val="Heading3"/>
+      </w:pPr>
+      <w:bookmarkStart w:id="4" w:name="_Toc221914596"/>
+      <w:r>
+        <w:t>Google SPEECH API VALIDATION</w:t>
+      </w:r>
+      <w:bookmarkEnd w:id="4"/>
+    </w:p>
+    <w:p>
+      <w:r>
+        <w:br/>
+        <w:t>In addition to the graphs, the system uses speech recognition as a first step validation system. It returns what word it heard the user say</w:t>
+      </w:r>
+      <w:r>
+        <w:t>.</w:t>
+      </w:r>
+    </w:p>
+    <w:p>
+      <w:pPr>
+        <w:rPr>
+          <w:b/>
+          <w:bCs/>
+        </w:rPr>
+      </w:pPr>
+      <w:r>
+        <w:rPr>
+          <w:b/>
+          <w:bCs/>
+        </w:rPr>
+        <w:t>Educational Benefit</w:t>
+      </w:r>
+    </w:p>
+    <w:p>
+      <w:r>
+        <w:t>This speech validation layer provides:</w:t>
+      </w:r>
+    </w:p>
+    <w:p>
+      <w:pPr>
+        <w:numPr>
+          <w:ilvl w:val="0"/>
+          <w:numId w:val="33"/>
+        </w:numPr>
+      </w:pPr>
+      <w:r>
+        <w:t>Immediate feedback if the wrong word is spoken</w:t>
+      </w:r>
+    </w:p>
+    <w:p>
+      <w:pPr>
+        <w:numPr>
+          <w:ilvl w:val="0"/>
+          <w:numId w:val="33"/>
+        </w:numPr>
+      </w:pPr>
+      <w:r>
+        <w:t>Reinforcement of vocabulary recall</w:t>
+      </w:r>
+    </w:p>
+    <w:p>
+      <w:pPr>
+        <w:numPr>
+          <w:ilvl w:val="0"/>
+          <w:numId w:val="33"/>
+        </w:numPr>
+      </w:pPr>
+      <w:r>
+        <w:t>Prevention of “graph-only” focus</w:t>
+      </w:r>
+    </w:p>
+    <w:p>
+      <w:pPr>
+        <w:numPr>
+          <w:ilvl w:val="0"/>
+          <w:numId w:val="33"/>
+        </w:numPr>
+      </w:pPr>
+      <w:r>
+        <w:t>Integration of pronunciation + lexical accuracy</w:t>
+      </w:r>
+    </w:p>
+    <w:p>
+      <w:r>
+        <w:t>Without this layer, a user could produce correct pitch contour on the wrong word.</w:t>
+      </w:r>
+    </w:p>
+    <w:p/>
+    <w:p>
+      <w:pPr>
+        <w:rPr>
+          <w:b/>
+          <w:bCs/>
+        </w:rPr>
+      </w:pPr>
+      <w:r>
+        <w:rPr>
+          <w:b/>
+          <w:bCs/>
+        </w:rPr>
+        <w:t>Limitations of Speech API Validation</w:t>
+      </w:r>
+    </w:p>
+    <w:p>
+      <w:r>
+        <w:t xml:space="preserve">While effective, speech recognition is </w:t>
+      </w:r>
+      <w:r>
+        <w:t>problematic</w:t>
+      </w:r>
+      <w:r>
+        <w:t xml:space="preserve"> a</w:t>
+      </w:r>
+      <w:r>
+        <w:t>s it could</w:t>
+      </w:r>
+      <w:r>
+        <w:t>:</w:t>
+      </w:r>
+    </w:p>
+    <w:p>
+      <w:pPr>
+        <w:numPr>
+          <w:ilvl w:val="0"/>
+          <w:numId w:val="34"/>
+        </w:numPr>
+      </w:pPr>
+      <w:r>
+        <w:t>Misrecognize clear speech</w:t>
+      </w:r>
+    </w:p>
+    <w:p>
+      <w:pPr>
+        <w:numPr>
+          <w:ilvl w:val="0"/>
+          <w:numId w:val="34"/>
+        </w:numPr>
+      </w:pPr>
+      <w:r>
+        <w:t>Return homophones (</w:t>
+      </w:r>
+      <w:r>
+        <w:t>橋</w:t>
+      </w:r>
+      <w:r>
+        <w:t xml:space="preserve"> vs </w:t>
+      </w:r>
+      <w:r>
+        <w:t>箸</w:t>
+      </w:r>
+      <w:r>
+        <w:t xml:space="preserve"> vs </w:t>
+      </w:r>
+      <w:r>
+        <w:t>端</w:t>
+      </w:r>
+      <w:r>
+        <w:t>)</w:t>
+      </w:r>
+      <w:r>
+        <w:t xml:space="preserve"> all written as “</w:t>
+      </w:r>
+      <w:proofErr w:type="spellStart"/>
+      <w:r>
+        <w:t>hashi</w:t>
+      </w:r>
+      <w:proofErr w:type="spellEnd"/>
+      <w:r>
+        <w:t>”</w:t>
+      </w:r>
+    </w:p>
+    <w:p>
+      <w:pPr>
+        <w:numPr>
+          <w:ilvl w:val="0"/>
+          <w:numId w:val="34"/>
+        </w:numPr>
+      </w:pPr>
+      <w:r>
+        <w:t>Fail in noisy environments</w:t>
+      </w:r>
+    </w:p>
+    <w:p>
+      <w:pPr>
+        <w:numPr>
+          <w:ilvl w:val="0"/>
+          <w:numId w:val="34"/>
+        </w:numPr>
+      </w:pPr>
+      <w:r>
+        <w:t>Return kana when flashcard uses kanji</w:t>
+      </w:r>
+    </w:p>
+    <w:p/>
+    <w:p/>
+    <w:p>
+      <w:pPr>
+        <w:pStyle w:val="Heading3"/>
+      </w:pPr>
+      <w:r>
+        <w:lastRenderedPageBreak/>
+        <w:t>Dynamic Time warping</w:t>
+      </w:r>
+    </w:p>
+    <w:p/>
+    <w:p>
+      <w:r>
+        <w:t>Pitch contours extracted from real speech var</w:t>
+      </w:r>
+      <w:r>
+        <w:t>ies</w:t>
+      </w:r>
+      <w:r>
+        <w:t xml:space="preserve"> due to:</w:t>
+      </w:r>
+    </w:p>
+    <w:p>
+      <w:pPr>
+        <w:numPr>
+          <w:ilvl w:val="0"/>
+          <w:numId w:val="36"/>
+        </w:numPr>
+      </w:pPr>
+      <w:r>
+        <w:t>speaking speed (fast/slow)</w:t>
+      </w:r>
+    </w:p>
+    <w:p>
+      <w:pPr>
+        <w:numPr>
+          <w:ilvl w:val="0"/>
+          <w:numId w:val="36"/>
+        </w:numPr>
+      </w:pPr>
+      <w:r>
+        <w:t>micro pitch fluctuations</w:t>
+      </w:r>
+    </w:p>
+    <w:p>
+      <w:pPr>
+        <w:numPr>
+          <w:ilvl w:val="0"/>
+          <w:numId w:val="36"/>
+        </w:numPr>
+      </w:pPr>
+      <w:r>
+        <w:t>timing differences between morae</w:t>
+      </w:r>
+      <w:r>
+        <w:t xml:space="preserve"> (</w:t>
+      </w:r>
+      <w:r>
+        <w:t>syllable</w:t>
+      </w:r>
+      <w:r>
+        <w:t>s)</w:t>
+      </w:r>
+    </w:p>
+    <w:p>
+      <w:pPr>
+        <w:numPr>
+          <w:ilvl w:val="0"/>
+          <w:numId w:val="36"/>
+        </w:numPr>
+      </w:pPr>
+      <w:r>
+        <w:t>recording latency and trimming differences</w:t>
+      </w:r>
+    </w:p>
+    <w:p/>
+    <w:p>
+      <w:r>
+        <w:rPr>
+          <w:b/>
+          <w:bCs/>
+        </w:rPr>
+        <w:t>Dynamic Time Warping (DTW)</w:t>
+      </w:r>
+      <w:r>
+        <w:t xml:space="preserve"> solves this by aligning two time series that may differ in length or timing, producing a similarity score based on the best possible alignment</w:t>
+      </w:r>
+    </w:p>
+    <w:p>
+      <w:r>
+        <w:t>This allows the system to:</w:t>
+      </w:r>
+    </w:p>
+    <w:p>
+      <w:pPr>
+        <w:numPr>
+          <w:ilvl w:val="0"/>
+          <w:numId w:val="37"/>
+        </w:numPr>
+      </w:pPr>
+      <w:r>
+        <w:t xml:space="preserve">compare a learner’s pitch contour to a reference contour </w:t>
+      </w:r>
+      <w:r>
+        <w:t>properly</w:t>
+      </w:r>
+    </w:p>
+    <w:p>
+      <w:pPr>
+        <w:numPr>
+          <w:ilvl w:val="0"/>
+          <w:numId w:val="37"/>
+        </w:numPr>
+      </w:pPr>
+      <w:r>
+        <w:t>differentiate</w:t>
+      </w:r>
+      <w:r>
+        <w:t xml:space="preserve"> homophones that differ primarily by pitch pattern</w:t>
+      </w:r>
+    </w:p>
+    <w:p>
+      <w:pPr>
+        <w:numPr>
+          <w:ilvl w:val="0"/>
+          <w:numId w:val="37"/>
+        </w:numPr>
+      </w:pPr>
+      <w:r>
+        <w:t>provide a meaningful score even when timing differs</w:t>
       </w:r>
     </w:p>
     <w:p/>
@@ -1611,429 +3318,68 @@
     <w:p/>
     <w:p>
       <w:pPr>
-        <w:pStyle w:val="Heading2"/>
-      </w:pPr>
-      <w:bookmarkStart w:id="3" w:name="_Toc215499730"/>
-      <w:r>
-        <w:t>Data Layer (Firebase + Local JSON Assets)</w:t>
-      </w:r>
-      <w:bookmarkEnd w:id="3"/>
-    </w:p>
-    <w:p/>
-    <w:p>
-      <w:r>
-        <w:t>The project integrates two data sources:</w:t>
-      </w:r>
-    </w:p>
-    <w:p>
-      <w:pPr>
-        <w:numPr>
-          <w:ilvl w:val="0"/>
-          <w:numId w:val="13"/>
-        </w:numPr>
-      </w:pPr>
-      <w:r>
-        <w:rPr>
-          <w:b/>
-          <w:bCs/>
-        </w:rPr>
-        <w:t>Firebase Authentication</w:t>
-      </w:r>
-      <w:r>
-        <w:t>: Manages secure user sessions.</w:t>
-      </w:r>
-    </w:p>
-    <w:p>
-      <w:pPr>
-        <w:numPr>
-          <w:ilvl w:val="0"/>
-          <w:numId w:val="13"/>
-        </w:numPr>
-      </w:pPr>
-      <w:r>
-        <w:rPr>
-          <w:b/>
-          <w:bCs/>
-        </w:rPr>
-        <w:t>Local JSON Decks</w:t>
-      </w:r>
-      <w:r>
-        <w:t>: Pre-processed Anki flashcards containing vocabulary, readings, example sentences, and audio assets.</w:t>
-      </w:r>
-    </w:p>
-    <w:p/>
-    <w:p>
-      <w:pPr>
-        <w:pStyle w:val="Heading1"/>
-      </w:pPr>
-      <w:bookmarkStart w:id="4" w:name="_Toc215499731"/>
-      <w:r>
-        <w:t>anki connect api</w:t>
-      </w:r>
-      <w:bookmarkEnd w:id="4"/>
-    </w:p>
-    <w:p/>
-    <w:p>
-      <w:r>
-        <w:t>T</w:t>
-      </w:r>
-      <w:r>
-        <w:t xml:space="preserve">o integrate vocabulary from </w:t>
-      </w:r>
-      <w:proofErr w:type="gramStart"/>
-      <w:r>
-        <w:t xml:space="preserve">the </w:t>
-      </w:r>
-      <w:r>
-        <w:t>a</w:t>
-      </w:r>
-      <w:proofErr w:type="gramEnd"/>
-      <w:r>
-        <w:t xml:space="preserve"> </w:t>
-      </w:r>
-      <w:r>
-        <w:t xml:space="preserve">deck into </w:t>
-      </w:r>
-      <w:r>
-        <w:t>flutter</w:t>
-      </w:r>
-      <w:r>
-        <w:t xml:space="preserve">, the project uses </w:t>
-      </w:r>
-      <w:proofErr w:type="spellStart"/>
-      <w:proofErr w:type="gramStart"/>
-      <w:r>
-        <w:rPr>
-          <w:b/>
-          <w:bCs/>
-        </w:rPr>
-        <w:t>AnkiConnect</w:t>
-      </w:r>
-      <w:proofErr w:type="spellEnd"/>
-      <w:r>
-        <w:rPr>
-          <w:b/>
-          <w:bCs/>
-        </w:rPr>
-        <w:t>[</w:t>
-      </w:r>
-      <w:proofErr w:type="gramEnd"/>
-      <w:r>
-        <w:rPr>
-          <w:b/>
-          <w:bCs/>
-        </w:rPr>
-        <w:t>2]</w:t>
-      </w:r>
-      <w:r>
-        <w:t>, a local REST API plugin that exposes the user’s Anki data (notes, fields, and media files</w:t>
-      </w:r>
-      <w:r>
-        <w:t xml:space="preserve"> including audio</w:t>
-      </w:r>
-      <w:r>
-        <w:t>) through HTTP requests.</w:t>
-      </w:r>
-      <w:r>
-        <w:t xml:space="preserve"> This retrieves the card info from a premade flashcard deck </w:t>
-      </w:r>
-      <w:r>
-        <w:rPr>
-          <w:i/>
-          <w:iCs/>
-        </w:rPr>
-        <w:t>“</w:t>
-      </w:r>
-      <w:proofErr w:type="spellStart"/>
-      <w:r>
-        <w:rPr>
-          <w:b/>
-          <w:bCs/>
-          <w:i/>
-          <w:iCs/>
-        </w:rPr>
-        <w:t>Kaishi</w:t>
-      </w:r>
-      <w:proofErr w:type="spellEnd"/>
-      <w:r>
-        <w:rPr>
-          <w:b/>
-          <w:bCs/>
-          <w:i/>
-          <w:iCs/>
-        </w:rPr>
-        <w:t xml:space="preserve"> 1.5k - Basic Japanese </w:t>
-      </w:r>
-      <w:proofErr w:type="gramStart"/>
-      <w:r>
-        <w:rPr>
-          <w:b/>
-          <w:bCs/>
-          <w:i/>
-          <w:iCs/>
-        </w:rPr>
-        <w:t>Vocabulary</w:t>
-      </w:r>
-      <w:r>
-        <w:rPr>
-          <w:b/>
-          <w:bCs/>
-          <w:i/>
-          <w:iCs/>
-        </w:rPr>
-        <w:t>[3]</w:t>
-      </w:r>
-      <w:r>
-        <w:rPr>
-          <w:b/>
-          <w:bCs/>
-          <w:i/>
-          <w:iCs/>
-        </w:rPr>
-        <w:t>“</w:t>
-      </w:r>
-      <w:proofErr w:type="gramEnd"/>
-    </w:p>
-    <w:p/>
-    <w:p>
-      <w:r>
-        <w:t xml:space="preserve">Since Flutter Web and mobile apps </w:t>
-      </w:r>
-      <w:r>
-        <w:rPr>
-          <w:b/>
-          <w:bCs/>
-        </w:rPr>
-        <w:t xml:space="preserve">cannot directly </w:t>
-      </w:r>
-      <w:proofErr w:type="gramStart"/>
-      <w:r>
-        <w:rPr>
-          <w:b/>
-          <w:bCs/>
-        </w:rPr>
-        <w:t>read .</w:t>
-      </w:r>
-      <w:proofErr w:type="spellStart"/>
-      <w:r>
-        <w:rPr>
-          <w:b/>
-          <w:bCs/>
-        </w:rPr>
-        <w:t>apkg</w:t>
-      </w:r>
-      <w:proofErr w:type="spellEnd"/>
-      <w:proofErr w:type="gramEnd"/>
-      <w:r>
-        <w:rPr>
-          <w:b/>
-          <w:bCs/>
-        </w:rPr>
-        <w:t xml:space="preserve"> deck files</w:t>
-      </w:r>
-      <w:r>
-        <w:t xml:space="preserve"> (due to SQLite parsing limitations and browser sandboxes), </w:t>
-      </w:r>
-      <w:r>
-        <w:t xml:space="preserve">I used </w:t>
-      </w:r>
-      <w:r>
-        <w:t xml:space="preserve">preprocessing script in Dart to extract all relevant flashcard information </w:t>
-      </w:r>
-      <w:r>
-        <w:rPr>
-          <w:b/>
-          <w:bCs/>
-        </w:rPr>
-        <w:t>before packaging the app</w:t>
-      </w:r>
-      <w:r>
-        <w:t>, later this will be reworked so the deck is uploaded to the firebase database.</w:t>
-      </w:r>
-    </w:p>
-    <w:p/>
-    <w:p>
-      <w:pPr>
-        <w:pStyle w:val="Heading1"/>
-      </w:pPr>
-      <w:bookmarkStart w:id="5" w:name="_Toc215499732"/>
-      <w:r>
-        <w:t>USER INTERFACE ARCHITECTURE</w:t>
+        <w:pStyle w:val="Heading3"/>
+      </w:pPr>
+      <w:bookmarkStart w:id="5" w:name="_Toc221914597"/>
+      <w:r>
+        <w:lastRenderedPageBreak/>
+        <w:t>Overview of system</w:t>
       </w:r>
       <w:bookmarkEnd w:id="5"/>
     </w:p>
-    <w:p/>
-    <w:p>
-      <w:pPr>
-        <w:pStyle w:val="Heading2"/>
-      </w:pPr>
-      <w:r>
-        <w:t>Widget Hierarchy</w:t>
-      </w:r>
-    </w:p>
-    <w:p>
-      <w:r>
-        <w:t>The UI is decomposed into modular, testable widgets, each following the Single Responsibility Principle:</w:t>
-      </w:r>
-    </w:p>
-    <w:p>
-      <w:pPr>
-        <w:numPr>
-          <w:ilvl w:val="0"/>
-          <w:numId w:val="14"/>
-        </w:numPr>
-      </w:pPr>
-      <w:proofErr w:type="spellStart"/>
-      <w:r>
-        <w:rPr>
-          <w:b/>
-          <w:bCs/>
-        </w:rPr>
-        <w:lastRenderedPageBreak/>
-        <w:t>WelcomeScreen</w:t>
-      </w:r>
-      <w:proofErr w:type="spellEnd"/>
-      <w:r>
-        <w:br/>
-        <w:t>Determines navigation flow based on authentication state.</w:t>
-      </w:r>
-    </w:p>
-    <w:p>
-      <w:pPr>
-        <w:numPr>
-          <w:ilvl w:val="0"/>
-          <w:numId w:val="14"/>
-        </w:numPr>
-      </w:pPr>
-      <w:proofErr w:type="spellStart"/>
-      <w:r>
-        <w:rPr>
-          <w:b/>
-          <w:bCs/>
-        </w:rPr>
-        <w:t>LoginScreen</w:t>
-      </w:r>
-      <w:proofErr w:type="spellEnd"/>
-      <w:r>
-        <w:br/>
-        <w:t xml:space="preserve">Implements Google Sign-In using </w:t>
-      </w:r>
-      <w:proofErr w:type="spellStart"/>
-      <w:r>
-        <w:t>FirebaseAuth</w:t>
-      </w:r>
-      <w:proofErr w:type="spellEnd"/>
-      <w:r>
-        <w:t>.</w:t>
-      </w:r>
-    </w:p>
-    <w:p>
-      <w:pPr>
-        <w:numPr>
-          <w:ilvl w:val="0"/>
-          <w:numId w:val="14"/>
-        </w:numPr>
-      </w:pPr>
-      <w:proofErr w:type="spellStart"/>
-      <w:r>
-        <w:rPr>
-          <w:b/>
-          <w:bCs/>
-        </w:rPr>
-        <w:t>HomeScreen</w:t>
-      </w:r>
-      <w:proofErr w:type="spellEnd"/>
-      <w:r>
-        <w:br/>
-        <w:t>Displays flashcards, handles recording, transmits audio to the backend, and renders pitch graphs.</w:t>
-      </w:r>
-    </w:p>
-    <w:p>
-      <w:pPr>
-        <w:numPr>
-          <w:ilvl w:val="0"/>
-          <w:numId w:val="14"/>
-        </w:numPr>
-      </w:pPr>
-      <w:proofErr w:type="spellStart"/>
-      <w:r>
-        <w:rPr>
-          <w:b/>
-          <w:bCs/>
-        </w:rPr>
-        <w:t>WordCard</w:t>
-      </w:r>
-      <w:proofErr w:type="spellEnd"/>
-      <w:r>
-        <w:rPr>
-          <w:b/>
-          <w:bCs/>
-        </w:rPr>
-        <w:t xml:space="preserve"> Widget</w:t>
-      </w:r>
-      <w:r>
-        <w:br/>
-        <w:t>Presents:</w:t>
-      </w:r>
-    </w:p>
-    <w:p>
-      <w:pPr>
-        <w:numPr>
-          <w:ilvl w:val="1"/>
-          <w:numId w:val="14"/>
-        </w:numPr>
-      </w:pPr>
-      <w:r>
-        <w:t>Kanji</w:t>
-      </w:r>
-    </w:p>
-    <w:p>
-      <w:pPr>
-        <w:numPr>
-          <w:ilvl w:val="1"/>
-          <w:numId w:val="14"/>
-        </w:numPr>
-      </w:pPr>
-      <w:r>
-        <w:t>Furigana</w:t>
-      </w:r>
-    </w:p>
-    <w:p>
-      <w:pPr>
-        <w:numPr>
-          <w:ilvl w:val="1"/>
-          <w:numId w:val="14"/>
-        </w:numPr>
-      </w:pPr>
-      <w:r>
-        <w:t>English meaning</w:t>
-      </w:r>
-    </w:p>
-    <w:p>
-      <w:pPr>
-        <w:numPr>
-          <w:ilvl w:val="1"/>
-          <w:numId w:val="14"/>
-        </w:numPr>
-      </w:pPr>
-      <w:r>
-        <w:t>Example sentence</w:t>
-      </w:r>
-    </w:p>
-    <w:p>
-      <w:pPr>
-        <w:numPr>
-          <w:ilvl w:val="1"/>
-          <w:numId w:val="14"/>
-        </w:numPr>
-      </w:pPr>
-      <w:r>
-        <w:t>Native speaker audio button</w:t>
-      </w:r>
-    </w:p>
-    <w:p>
-      <w:r>
-        <w:t>This mirrors standard Japanese learning tools (e.g., Anki), maintaining user familiarity.</w:t>
+    <w:p>
+      <w:r>
+        <w:rPr>
+          <w:noProof/>
+        </w:rPr>
+        <w:drawing>
+          <wp:inline distT="0" distB="0" distL="0" distR="0" wp14:anchorId="7B0F1D95" wp14:editId="5E4D41AE">
+            <wp:extent cx="5724525" cy="3819525"/>
+            <wp:effectExtent l="0" t="0" r="9525" b="9525"/>
+            <wp:docPr id="1653953454" name="Picture 1"/>
+            <wp:cNvGraphicFramePr>
+              <a:graphicFrameLocks xmlns:a="http://schemas.openxmlformats.org/drawingml/2006/main" noChangeAspect="1"/>
+            </wp:cNvGraphicFramePr>
+            <a:graphic xmlns:a="http://schemas.openxmlformats.org/drawingml/2006/main">
+              <a:graphicData uri="http://schemas.openxmlformats.org/drawingml/2006/picture">
+                <pic:pic xmlns:pic="http://schemas.openxmlformats.org/drawingml/2006/picture">
+                  <pic:nvPicPr>
+                    <pic:cNvPr id="0" name="Picture 1"/>
+                    <pic:cNvPicPr>
+                      <a:picLocks noChangeAspect="1" noChangeArrowheads="1"/>
+                    </pic:cNvPicPr>
+                  </pic:nvPicPr>
+                  <pic:blipFill>
+                    <a:blip r:embed="rId8" cstate="print">
+                      <a:extLst>
+                        <a:ext uri="{28A0092B-C50C-407E-A947-70E740481C1C}">
+                          <a14:useLocalDpi xmlns:a14="http://schemas.microsoft.com/office/drawing/2010/main" val="0"/>
+                        </a:ext>
+                      </a:extLst>
+                    </a:blip>
+                    <a:srcRect/>
+                    <a:stretch>
+                      <a:fillRect/>
+                    </a:stretch>
+                  </pic:blipFill>
+                  <pic:spPr bwMode="auto">
+                    <a:xfrm>
+                      <a:off x="0" y="0"/>
+                      <a:ext cx="5724525" cy="3819525"/>
+                    </a:xfrm>
+                    <a:prstGeom prst="rect">
+                      <a:avLst/>
+                    </a:prstGeom>
+                    <a:noFill/>
+                    <a:ln>
+                      <a:noFill/>
+                    </a:ln>
+                  </pic:spPr>
+                </pic:pic>
+              </a:graphicData>
+            </a:graphic>
+          </wp:inline>
+        </w:drawing>
       </w:r>
     </w:p>
     <w:p/>
@@ -2041,15 +3387,544 @@
     <w:p/>
     <w:p/>
     <w:p/>
+    <w:p/>
+    <w:p/>
+    <w:p/>
+    <w:p/>
+    <w:p/>
+    <w:p/>
+    <w:p/>
+    <w:p/>
+    <w:p/>
     <w:p>
       <w:pPr>
         <w:pStyle w:val="Heading2"/>
       </w:pPr>
-      <w:bookmarkStart w:id="6" w:name="_Toc215499733"/>
-      <w:r>
+      <w:bookmarkStart w:id="6" w:name="_Toc221914598"/>
+      <w:r>
+        <w:lastRenderedPageBreak/>
+        <w:t>Data Layer (Firebase + Local JSON Assets)</w:t>
+      </w:r>
+      <w:bookmarkEnd w:id="6"/>
+    </w:p>
+    <w:p/>
+    <w:p>
+      <w:r>
+        <w:t>The project integrates two data sources:</w:t>
+      </w:r>
+    </w:p>
+    <w:p>
+      <w:pPr>
+        <w:numPr>
+          <w:ilvl w:val="0"/>
+          <w:numId w:val="13"/>
+        </w:numPr>
+      </w:pPr>
+      <w:r>
+        <w:rPr>
+          <w:b/>
+          <w:bCs/>
+        </w:rPr>
+        <w:t>Firebase Authentication</w:t>
+      </w:r>
+      <w:r>
+        <w:t>: Manages secure user sessions.</w:t>
+      </w:r>
+    </w:p>
+    <w:p>
+      <w:pPr>
+        <w:numPr>
+          <w:ilvl w:val="0"/>
+          <w:numId w:val="13"/>
+        </w:numPr>
+      </w:pPr>
+      <w:r>
+        <w:rPr>
+          <w:b/>
+          <w:bCs/>
+        </w:rPr>
+        <w:t>Local JSON Decks</w:t>
+      </w:r>
+      <w:r>
+        <w:t>: Pre-processed Anki flashcards containing vocabulary, readings, example sentences, and audio assets.</w:t>
+      </w:r>
+    </w:p>
+    <w:p/>
+    <w:p>
+      <w:pPr>
+        <w:pStyle w:val="Heading1"/>
+      </w:pPr>
+      <w:bookmarkStart w:id="7" w:name="_Toc221914599"/>
+      <w:r>
+        <w:t>anki connect api</w:t>
+      </w:r>
+      <w:bookmarkEnd w:id="7"/>
+    </w:p>
+    <w:p/>
+    <w:p>
+      <w:r>
+        <w:t>T</w:t>
+      </w:r>
+      <w:r>
+        <w:t xml:space="preserve">o integrate vocabulary from </w:t>
+      </w:r>
+      <w:proofErr w:type="gramStart"/>
+      <w:r>
+        <w:t xml:space="preserve">the </w:t>
+      </w:r>
+      <w:r>
+        <w:t>a</w:t>
+      </w:r>
+      <w:proofErr w:type="gramEnd"/>
+      <w:r>
+        <w:t xml:space="preserve"> </w:t>
+      </w:r>
+      <w:r>
+        <w:t xml:space="preserve">deck into </w:t>
+      </w:r>
+      <w:r>
+        <w:t>flutter</w:t>
+      </w:r>
+      <w:r>
+        <w:t xml:space="preserve">, the project uses </w:t>
+      </w:r>
+      <w:proofErr w:type="spellStart"/>
+      <w:proofErr w:type="gramStart"/>
+      <w:r>
+        <w:rPr>
+          <w:b/>
+          <w:bCs/>
+        </w:rPr>
+        <w:t>AnkiConnect</w:t>
+      </w:r>
+      <w:proofErr w:type="spellEnd"/>
+      <w:r>
+        <w:rPr>
+          <w:b/>
+          <w:bCs/>
+        </w:rPr>
+        <w:t>[</w:t>
+      </w:r>
+      <w:proofErr w:type="gramEnd"/>
+      <w:r>
+        <w:rPr>
+          <w:b/>
+          <w:bCs/>
+        </w:rPr>
+        <w:t>2]</w:t>
+      </w:r>
+      <w:r>
+        <w:t>, a local REST API plugin that exposes the user’s Anki data (notes, fields, and media files</w:t>
+      </w:r>
+      <w:r>
+        <w:t xml:space="preserve"> including audio</w:t>
+      </w:r>
+      <w:r>
+        <w:t>) through HTTP requests.</w:t>
+      </w:r>
+      <w:r>
+        <w:t xml:space="preserve"> This retrieves the card info from a premade flashcard deck </w:t>
+      </w:r>
+      <w:r>
+        <w:rPr>
+          <w:i/>
+          <w:iCs/>
+        </w:rPr>
+        <w:t>“</w:t>
+      </w:r>
+      <w:proofErr w:type="spellStart"/>
+      <w:r>
+        <w:rPr>
+          <w:b/>
+          <w:bCs/>
+          <w:i/>
+          <w:iCs/>
+        </w:rPr>
+        <w:t>Kaishi</w:t>
+      </w:r>
+      <w:proofErr w:type="spellEnd"/>
+      <w:r>
+        <w:rPr>
+          <w:b/>
+          <w:bCs/>
+          <w:i/>
+          <w:iCs/>
+        </w:rPr>
+        <w:t xml:space="preserve"> 1.5k - Basic Japanese </w:t>
+      </w:r>
+      <w:proofErr w:type="gramStart"/>
+      <w:r>
+        <w:rPr>
+          <w:b/>
+          <w:bCs/>
+          <w:i/>
+          <w:iCs/>
+        </w:rPr>
+        <w:t>Vocabulary</w:t>
+      </w:r>
+      <w:r>
+        <w:rPr>
+          <w:b/>
+          <w:bCs/>
+          <w:i/>
+          <w:iCs/>
+        </w:rPr>
+        <w:t>[3]</w:t>
+      </w:r>
+      <w:r>
+        <w:rPr>
+          <w:b/>
+          <w:bCs/>
+          <w:i/>
+          <w:iCs/>
+        </w:rPr>
+        <w:t>“</w:t>
+      </w:r>
+      <w:proofErr w:type="gramEnd"/>
+    </w:p>
+    <w:p/>
+    <w:p>
+      <w:r>
+        <w:t xml:space="preserve">Since Flutter Web and mobile apps </w:t>
+      </w:r>
+      <w:r>
+        <w:rPr>
+          <w:b/>
+          <w:bCs/>
+        </w:rPr>
+        <w:t xml:space="preserve">cannot directly </w:t>
+      </w:r>
+      <w:proofErr w:type="gramStart"/>
+      <w:r>
+        <w:rPr>
+          <w:b/>
+          <w:bCs/>
+        </w:rPr>
+        <w:t>read .</w:t>
+      </w:r>
+      <w:proofErr w:type="spellStart"/>
+      <w:r>
+        <w:rPr>
+          <w:b/>
+          <w:bCs/>
+        </w:rPr>
+        <w:t>apkg</w:t>
+      </w:r>
+      <w:proofErr w:type="spellEnd"/>
+      <w:proofErr w:type="gramEnd"/>
+      <w:r>
+        <w:rPr>
+          <w:b/>
+          <w:bCs/>
+        </w:rPr>
+        <w:t xml:space="preserve"> deck files</w:t>
+      </w:r>
+      <w:r>
+        <w:t xml:space="preserve"> (due to SQLite parsing limitations and browser sandboxes), </w:t>
+      </w:r>
+      <w:r>
+        <w:t xml:space="preserve">I used </w:t>
+      </w:r>
+      <w:r>
+        <w:t xml:space="preserve">preprocessing script in Dart to extract all relevant flashcard information </w:t>
+      </w:r>
+      <w:r>
+        <w:rPr>
+          <w:b/>
+          <w:bCs/>
+        </w:rPr>
+        <w:t>before packaging the app</w:t>
+      </w:r>
+      <w:r>
+        <w:t>, later this will be reworked so the deck is uploaded to the firebase database.</w:t>
+      </w:r>
+    </w:p>
+    <w:p/>
+    <w:p/>
+    <w:p/>
+    <w:p/>
+    <w:p/>
+    <w:p/>
+    <w:p/>
+    <w:p/>
+    <w:p/>
+    <w:p/>
+    <w:p/>
+    <w:p>
+      <w:pPr>
+        <w:pStyle w:val="Heading1"/>
+      </w:pPr>
+      <w:bookmarkStart w:id="8" w:name="_Toc221914600"/>
+      <w:r>
+        <w:lastRenderedPageBreak/>
+        <w:t>USER INTERFACE ARCHITECTURE</w:t>
+      </w:r>
+      <w:bookmarkEnd w:id="8"/>
+    </w:p>
+    <w:p/>
+    <w:p>
+      <w:pPr>
+        <w:pStyle w:val="Heading2"/>
+      </w:pPr>
+      <w:bookmarkStart w:id="9" w:name="_Toc221914601"/>
+      <w:r>
+        <w:t>Widget Hierarchy</w:t>
+      </w:r>
+      <w:bookmarkEnd w:id="9"/>
+    </w:p>
+    <w:p>
+      <w:r>
+        <w:t>The UI is decomposed into modular, testable widgets, each following the Single Responsibility Principle:</w:t>
+      </w:r>
+    </w:p>
+    <w:p>
+      <w:pPr>
+        <w:numPr>
+          <w:ilvl w:val="0"/>
+          <w:numId w:val="14"/>
+        </w:numPr>
+      </w:pPr>
+      <w:proofErr w:type="spellStart"/>
+      <w:r>
+        <w:rPr>
+          <w:b/>
+          <w:bCs/>
+        </w:rPr>
+        <w:t>WelcomeScreen</w:t>
+      </w:r>
+      <w:proofErr w:type="spellEnd"/>
+      <w:r>
+        <w:br/>
+        <w:t>Determines navigation flow based on authentication state.</w:t>
+      </w:r>
+    </w:p>
+    <w:p>
+      <w:pPr>
+        <w:numPr>
+          <w:ilvl w:val="0"/>
+          <w:numId w:val="14"/>
+        </w:numPr>
+      </w:pPr>
+      <w:proofErr w:type="spellStart"/>
+      <w:r>
+        <w:rPr>
+          <w:b/>
+          <w:bCs/>
+        </w:rPr>
+        <w:t>LoginScreen</w:t>
+      </w:r>
+      <w:proofErr w:type="spellEnd"/>
+      <w:r>
+        <w:br/>
+        <w:t xml:space="preserve">Implements Google Sign-In using </w:t>
+      </w:r>
+      <w:proofErr w:type="spellStart"/>
+      <w:r>
+        <w:t>FirebaseAuth</w:t>
+      </w:r>
+      <w:proofErr w:type="spellEnd"/>
+      <w:r>
+        <w:t>, (</w:t>
+      </w:r>
+      <w:r>
+        <w:rPr>
+          <w:i/>
+          <w:iCs/>
+        </w:rPr>
+        <w:t>currently not implemented</w:t>
+      </w:r>
+      <w:r>
+        <w:rPr>
+          <w:i/>
+          <w:iCs/>
+        </w:rPr>
+        <w:t>)</w:t>
+      </w:r>
+    </w:p>
+    <w:p>
+      <w:pPr>
+        <w:numPr>
+          <w:ilvl w:val="0"/>
+          <w:numId w:val="14"/>
+        </w:numPr>
+      </w:pPr>
+      <w:proofErr w:type="spellStart"/>
+      <w:r>
+        <w:rPr>
+          <w:b/>
+          <w:bCs/>
+        </w:rPr>
+        <w:t>HomeScreen</w:t>
+      </w:r>
+      <w:proofErr w:type="spellEnd"/>
+      <w:r>
+        <w:br/>
+        <w:t>Displays flashcards, handles recording, transmits audio to the backend, and renders pitch graphs.</w:t>
+      </w:r>
+    </w:p>
+    <w:p>
+      <w:pPr>
+        <w:pStyle w:val="ListParagraph"/>
+        <w:numPr>
+          <w:ilvl w:val="1"/>
+          <w:numId w:val="14"/>
+        </w:numPr>
+      </w:pPr>
+      <w:r>
+        <w:t>Displays flashcards</w:t>
+      </w:r>
+    </w:p>
+    <w:p>
+      <w:pPr>
+        <w:pStyle w:val="ListParagraph"/>
+        <w:numPr>
+          <w:ilvl w:val="1"/>
+          <w:numId w:val="14"/>
+        </w:numPr>
+      </w:pPr>
+      <w:r>
+        <w:t>Handles recording or file upload</w:t>
+      </w:r>
+    </w:p>
+    <w:p>
+      <w:pPr>
+        <w:pStyle w:val="ListParagraph"/>
+        <w:numPr>
+          <w:ilvl w:val="1"/>
+          <w:numId w:val="14"/>
+        </w:numPr>
+      </w:pPr>
+      <w:r>
+        <w:t>Transmits audio to the backend</w:t>
+      </w:r>
+    </w:p>
+    <w:p>
+      <w:pPr>
+        <w:pStyle w:val="ListParagraph"/>
+        <w:numPr>
+          <w:ilvl w:val="1"/>
+          <w:numId w:val="14"/>
+        </w:numPr>
+      </w:pPr>
+      <w:r>
+        <w:t>Receives pitch graph + transcription</w:t>
+      </w:r>
+    </w:p>
+    <w:p>
+      <w:pPr>
+        <w:pStyle w:val="ListParagraph"/>
+        <w:numPr>
+          <w:ilvl w:val="1"/>
+          <w:numId w:val="14"/>
+        </w:numPr>
+      </w:pPr>
+      <w:r>
+        <w:t>Renders the results inline</w:t>
+      </w:r>
+    </w:p>
+    <w:p/>
+    <w:p>
+      <w:pPr>
+        <w:numPr>
+          <w:ilvl w:val="0"/>
+          <w:numId w:val="14"/>
+        </w:numPr>
+      </w:pPr>
+      <w:proofErr w:type="spellStart"/>
+      <w:r>
+        <w:rPr>
+          <w:b/>
+          <w:bCs/>
+        </w:rPr>
+        <w:t>WordCard</w:t>
+      </w:r>
+      <w:proofErr w:type="spellEnd"/>
+      <w:r>
+        <w:rPr>
+          <w:b/>
+          <w:bCs/>
+        </w:rPr>
+        <w:t xml:space="preserve"> Widget</w:t>
+      </w:r>
+      <w:r>
+        <w:br/>
+        <w:t>Presents:</w:t>
+      </w:r>
+    </w:p>
+    <w:p>
+      <w:pPr>
+        <w:numPr>
+          <w:ilvl w:val="1"/>
+          <w:numId w:val="14"/>
+        </w:numPr>
+      </w:pPr>
+      <w:r>
+        <w:t>Kanji</w:t>
+      </w:r>
+    </w:p>
+    <w:p>
+      <w:pPr>
+        <w:numPr>
+          <w:ilvl w:val="1"/>
+          <w:numId w:val="14"/>
+        </w:numPr>
+      </w:pPr>
+      <w:r>
+        <w:t>Furigana</w:t>
+      </w:r>
+    </w:p>
+    <w:p>
+      <w:pPr>
+        <w:numPr>
+          <w:ilvl w:val="1"/>
+          <w:numId w:val="14"/>
+        </w:numPr>
+      </w:pPr>
+      <w:r>
+        <w:t>English meaning</w:t>
+      </w:r>
+    </w:p>
+    <w:p>
+      <w:pPr>
+        <w:numPr>
+          <w:ilvl w:val="1"/>
+          <w:numId w:val="14"/>
+        </w:numPr>
+      </w:pPr>
+      <w:r>
+        <w:t>Example sentence</w:t>
+      </w:r>
+    </w:p>
+    <w:p>
+      <w:pPr>
+        <w:numPr>
+          <w:ilvl w:val="1"/>
+          <w:numId w:val="14"/>
+        </w:numPr>
+      </w:pPr>
+      <w:r>
+        <w:t>Native speaker audio button</w:t>
+      </w:r>
+    </w:p>
+    <w:p>
+      <w:r>
+        <w:t>This mirrors standard Japanese learning tools (e.g., Anki), maintaining user familiarity</w:t>
+      </w:r>
+    </w:p>
+    <w:p/>
+    <w:p/>
+    <w:p/>
+    <w:p/>
+    <w:p>
+      <w:pPr>
+        <w:pStyle w:val="Heading2"/>
+      </w:pPr>
+      <w:bookmarkStart w:id="10" w:name="_Toc221914602"/>
+      <w:r>
+        <w:lastRenderedPageBreak/>
         <w:t>UI screenshots</w:t>
       </w:r>
-      <w:bookmarkEnd w:id="6"/>
+      <w:bookmarkEnd w:id="10"/>
     </w:p>
     <w:p>
       <w:r>
@@ -2061,7 +3936,6 @@
         <w:rPr>
           <w:noProof/>
         </w:rPr>
-        <w:lastRenderedPageBreak/>
         <w:drawing>
           <wp:inline distT="0" distB="0" distL="0" distR="0" wp14:anchorId="100B6EF6" wp14:editId="1E8EB938">
             <wp:extent cx="2276943" cy="3170969"/>
@@ -2078,7 +3952,7 @@
                     <pic:cNvPicPr/>
                   </pic:nvPicPr>
                   <pic:blipFill>
-                    <a:blip r:embed="rId8"/>
+                    <a:blip r:embed="rId9"/>
                     <a:stretch>
                       <a:fillRect/>
                     </a:stretch>
@@ -2125,7 +3999,7 @@
                     <pic:cNvPicPr/>
                   </pic:nvPicPr>
                   <pic:blipFill>
-                    <a:blip r:embed="rId9"/>
+                    <a:blip r:embed="rId10"/>
                     <a:stretch>
                       <a:fillRect/>
                     </a:stretch>
@@ -2153,21 +4027,172 @@
       <w:pPr>
         <w:pStyle w:val="Heading1"/>
       </w:pPr>
-      <w:bookmarkStart w:id="7" w:name="_Toc215499734"/>
-      <w:r>
+      <w:bookmarkStart w:id="11" w:name="_Toc221914603"/>
+      <w:r>
+        <w:lastRenderedPageBreak/>
         <w:t>References</w:t>
       </w:r>
-      <w:bookmarkEnd w:id="7"/>
+      <w:bookmarkEnd w:id="11"/>
     </w:p>
     <w:p>
       <w:pPr>
         <w:pStyle w:val="Heading2"/>
       </w:pPr>
-      <w:bookmarkStart w:id="8" w:name="_Toc215499735"/>
+      <w:bookmarkStart w:id="12" w:name="_Toc221914604"/>
+      <w:r>
+        <w:t>Software and libraries used</w:t>
+      </w:r>
+      <w:bookmarkEnd w:id="12"/>
+    </w:p>
+    <w:p>
+      <w:pPr>
+        <w:ind w:left="720"/>
+      </w:pPr>
+    </w:p>
+    <w:p>
+      <w:pPr>
+        <w:numPr>
+          <w:ilvl w:val="0"/>
+          <w:numId w:val="32"/>
+        </w:numPr>
+      </w:pPr>
+      <w:r>
+        <w:t>Flutter SDK (UI framework)</w:t>
+      </w:r>
+    </w:p>
+    <w:p>
+      <w:pPr>
+        <w:numPr>
+          <w:ilvl w:val="0"/>
+          <w:numId w:val="32"/>
+        </w:numPr>
+      </w:pPr>
+      <w:r>
+        <w:t>Flask / Flask-CORS (API + cross-origin support)</w:t>
+      </w:r>
+    </w:p>
+    <w:p>
+      <w:pPr>
+        <w:numPr>
+          <w:ilvl w:val="0"/>
+          <w:numId w:val="32"/>
+        </w:numPr>
+      </w:pPr>
+      <w:proofErr w:type="spellStart"/>
+      <w:r>
+        <w:t>Parselmouth</w:t>
+      </w:r>
+      <w:proofErr w:type="spellEnd"/>
+      <w:r>
+        <w:t xml:space="preserve"> (</w:t>
+      </w:r>
+      <w:proofErr w:type="spellStart"/>
+      <w:r>
+        <w:t>Praat</w:t>
+      </w:r>
+      <w:proofErr w:type="spellEnd"/>
+      <w:r>
+        <w:t xml:space="preserve"> integration)</w:t>
+      </w:r>
+    </w:p>
+    <w:p>
+      <w:pPr>
+        <w:numPr>
+          <w:ilvl w:val="0"/>
+          <w:numId w:val="32"/>
+        </w:numPr>
+      </w:pPr>
+      <w:r>
+        <w:t>Matplotlib (graphing)</w:t>
+      </w:r>
+    </w:p>
+    <w:p>
+      <w:pPr>
+        <w:numPr>
+          <w:ilvl w:val="0"/>
+          <w:numId w:val="32"/>
+        </w:numPr>
+      </w:pPr>
+      <w:proofErr w:type="spellStart"/>
+      <w:r>
+        <w:t>Pydub</w:t>
+      </w:r>
+      <w:proofErr w:type="spellEnd"/>
+      <w:r>
+        <w:t xml:space="preserve"> + </w:t>
+      </w:r>
+      <w:proofErr w:type="spellStart"/>
+      <w:r>
+        <w:t>FFmpeg</w:t>
+      </w:r>
+      <w:proofErr w:type="spellEnd"/>
+      <w:r>
+        <w:t xml:space="preserve"> (audio conversion)</w:t>
+      </w:r>
+    </w:p>
+    <w:p>
+      <w:pPr>
+        <w:numPr>
+          <w:ilvl w:val="0"/>
+          <w:numId w:val="32"/>
+        </w:numPr>
+      </w:pPr>
+      <w:proofErr w:type="spellStart"/>
+      <w:r>
+        <w:t>SpeechRecognition</w:t>
+      </w:r>
+      <w:proofErr w:type="spellEnd"/>
+      <w:r>
+        <w:t xml:space="preserve"> (speech-to-text wrapper)</w:t>
+      </w:r>
+    </w:p>
+    <w:p>
+      <w:pPr>
+        <w:numPr>
+          <w:ilvl w:val="0"/>
+          <w:numId w:val="32"/>
+        </w:numPr>
+      </w:pPr>
+      <w:r>
+        <w:t xml:space="preserve">Google Speech Recognition (via </w:t>
+      </w:r>
+      <w:proofErr w:type="spellStart"/>
+      <w:r>
+        <w:t>SpeechRecognition</w:t>
+      </w:r>
+      <w:proofErr w:type="spellEnd"/>
+      <w:r>
+        <w:t xml:space="preserve"> backend)</w:t>
+      </w:r>
+    </w:p>
+    <w:p>
+      <w:pPr>
+        <w:numPr>
+          <w:ilvl w:val="0"/>
+          <w:numId w:val="32"/>
+        </w:numPr>
+      </w:pPr>
+      <w:proofErr w:type="spellStart"/>
+      <w:r>
+        <w:t>pykakasi</w:t>
+      </w:r>
+      <w:proofErr w:type="spellEnd"/>
+      <w:r>
+        <w:t xml:space="preserve"> (Japanese → romaji conversion)</w:t>
+      </w:r>
+    </w:p>
+    <w:p/>
+    <w:p/>
+    <w:p/>
+    <w:p>
+      <w:pPr>
+        <w:pStyle w:val="Heading2"/>
+      </w:pPr>
+      <w:bookmarkStart w:id="13" w:name="_Toc221914605"/>
       <w:r>
         <w:t>Links</w:t>
       </w:r>
-      <w:bookmarkEnd w:id="8"/>
+      <w:bookmarkEnd w:id="13"/>
     </w:p>
     <w:p>
       <w:pPr>
@@ -2229,7 +4254,7 @@
       <w:r>
         <w:t xml:space="preserve">, </w:t>
       </w:r>
-      <w:hyperlink r:id="rId10" w:history="1">
+      <w:hyperlink r:id="rId11" w:history="1">
         <w:r>
           <w:rPr>
             <w:rStyle w:val="Hyperlink"/>
@@ -2274,7 +4299,7 @@
         </w:rPr>
         <w:t xml:space="preserve"> deck used by project </w:t>
       </w:r>
-      <w:hyperlink r:id="rId11" w:history="1">
+      <w:hyperlink r:id="rId12" w:history="1">
         <w:r>
           <w:rPr>
             <w:rStyle w:val="Hyperlink"/>
@@ -2284,7 +4309,7 @@
       </w:hyperlink>
     </w:p>
     <w:sectPr>
-      <w:footerReference w:type="default" r:id="rId12"/>
+      <w:footerReference w:type="default" r:id="rId13"/>
       <w:pgSz w:w="11906" w:h="16838"/>
       <w:pgMar w:top="1440" w:right="1440" w:bottom="1440" w:left="1440" w:header="708" w:footer="708" w:gutter="0"/>
       <w:cols w:space="708"/>
@@ -2400,6 +4425,155 @@
 <file path=word/numbering.xml><?xml version="1.0" encoding="utf-8"?>
 <w:numbering xmlns:wpc="http://schemas.microsoft.com/office/word/2010/wordprocessingCanvas" xmlns:cx="http://schemas.microsoft.com/office/drawing/2014/chartex" xmlns:cx1="http://schemas.microsoft.com/office/drawing/2015/9/8/chartex" xmlns:cx2="http://schemas.microsoft.com/office/drawing/2015/10/21/chartex" xmlns:cx3="http://schemas.microsoft.com/office/drawing/2016/5/9/chartex" xmlns:cx4="http://schemas.microsoft.com/office/drawing/2016/5/10/chartex" xmlns:cx5="http://schemas.microsoft.com/office/drawing/2016/5/11/chartex" xmlns:cx6="http://schemas.microsoft.com/office/drawing/2016/5/12/chartex" xmlns:cx7="http://schemas.microsoft.com/office/drawing/2016/5/13/chartex" xmlns:cx8="http://schemas.microsoft.com/office/drawing/2016/5/14/chartex" xmlns:mc="http://schemas.openxmlformats.org/markup-compatibility/2006" xmlns:aink="http://schemas.microsoft.com/office/drawing/2016/ink" xmlns:am3d="http://schemas.microsoft.com/office/drawing/2017/model3d" xmlns:o="urn:schemas-microsoft-com:office:office" xmlns:oel="http://schemas.microsoft.com/office/2019/extlst" xmlns:r="http://schemas.openxmlformats.org/officeDocument/2006/relationships" xmlns:m="http://schemas.openxmlformats.org/officeDocument/2006/math" xmlns:v="urn:schemas-microsoft-com:vml" xmlns:wp14="http://schemas.microsoft.com/office/word/2010/wordprocessingDrawing" xmlns:wp="http://schemas.openxmlformats.org/drawingml/2006/wordprocessingDrawing" xmlns:w10="urn:schemas-microsoft-com:office:word" xmlns:w="http://schemas.openxmlformats.org/wordprocessingml/2006/main" xmlns:w14="http://schemas.microsoft.com/office/word/2010/wordml" xmlns:w15="http://schemas.microsoft.com/office/word/2012/wordml" xmlns:w16cex="http://schemas.microsoft.com/office/word/2018/wordml/cex" xmlns:w16cid="http://schemas.microsoft.com/office/word/2016/wordml/cid" xmlns:w16="http://schemas.microsoft.com/office/word/2018/wordml" xmlns:w16du="http://schemas.microsoft.com/office/word/2023/wordml/word16du" xmlns:w16sdtdh="http://schemas.microsoft.com/office/word/2020/wordml/sdtdatahash" xmlns:w16sdtfl="http://schemas.microsoft.com/office/word/2024/wordml/sdtformatlock" xmlns:w16se="http://schemas.microsoft.com/office/word/2015/wordml/symex" xmlns:wpg="http://schemas.microsoft.com/office/word/2010/wordprocessingGroup" xmlns:wpi="http://schemas.microsoft.com/office/word/2010/wordprocessingInk" xmlns:wne="http://schemas.microsoft.com/office/word/2006/wordml" xmlns:wps="http://schemas.microsoft.com/office/word/2010/wordprocessingShape" mc:Ignorable="w14 w15 w16se w16cid w16 w16cex w16sdtdh w16sdtfl w16du wp14">
   <w:abstractNum w:abstractNumId="0" w15:restartNumberingAfterBreak="0">
+    <w:nsid w:val="002D6F3B"/>
+    <w:multiLevelType w:val="multilevel"/>
+    <w:tmpl w:val="FF4A78CA"/>
+    <w:lvl w:ilvl="0">
+      <w:start w:val="1"/>
+      <w:numFmt w:val="bullet"/>
+      <w:lvlText w:val=""/>
+      <w:lvlJc w:val="left"/>
+      <w:pPr>
+        <w:tabs>
+          <w:tab w:val="num" w:pos="720"/>
+        </w:tabs>
+        <w:ind w:left="720" w:hanging="360"/>
+      </w:pPr>
+      <w:rPr>
+        <w:rFonts w:ascii="Symbol" w:hAnsi="Symbol" w:hint="default"/>
+        <w:sz w:val="20"/>
+      </w:rPr>
+    </w:lvl>
+    <w:lvl w:ilvl="1">
+      <w:start w:val="1"/>
+      <w:numFmt w:val="bullet"/>
+      <w:lvlText w:val="o"/>
+      <w:lvlJc w:val="left"/>
+      <w:pPr>
+        <w:tabs>
+          <w:tab w:val="num" w:pos="1440"/>
+        </w:tabs>
+        <w:ind w:left="1440" w:hanging="360"/>
+      </w:pPr>
+      <w:rPr>
+        <w:rFonts w:ascii="Courier New" w:hAnsi="Courier New" w:hint="default"/>
+        <w:sz w:val="20"/>
+      </w:rPr>
+    </w:lvl>
+    <w:lvl w:ilvl="2" w:tentative="1">
+      <w:start w:val="1"/>
+      <w:numFmt w:val="bullet"/>
+      <w:lvlText w:val=""/>
+      <w:lvlJc w:val="left"/>
+      <w:pPr>
+        <w:tabs>
+          <w:tab w:val="num" w:pos="2160"/>
+        </w:tabs>
+        <w:ind w:left="2160" w:hanging="360"/>
+      </w:pPr>
+      <w:rPr>
+        <w:rFonts w:ascii="Wingdings" w:hAnsi="Wingdings" w:hint="default"/>
+        <w:sz w:val="20"/>
+      </w:rPr>
+    </w:lvl>
+    <w:lvl w:ilvl="3" w:tentative="1">
+      <w:start w:val="1"/>
+      <w:numFmt w:val="bullet"/>
+      <w:lvlText w:val=""/>
+      <w:lvlJc w:val="left"/>
+      <w:pPr>
+        <w:tabs>
+          <w:tab w:val="num" w:pos="2880"/>
+        </w:tabs>
+        <w:ind w:left="2880" w:hanging="360"/>
+      </w:pPr>
+      <w:rPr>
+        <w:rFonts w:ascii="Wingdings" w:hAnsi="Wingdings" w:hint="default"/>
+        <w:sz w:val="20"/>
+      </w:rPr>
+    </w:lvl>
+    <w:lvl w:ilvl="4" w:tentative="1">
+      <w:start w:val="1"/>
+      <w:numFmt w:val="bullet"/>
+      <w:lvlText w:val=""/>
+      <w:lvlJc w:val="left"/>
+      <w:pPr>
+        <w:tabs>
+          <w:tab w:val="num" w:pos="3600"/>
+        </w:tabs>
+        <w:ind w:left="3600" w:hanging="360"/>
+      </w:pPr>
+      <w:rPr>
+        <w:rFonts w:ascii="Wingdings" w:hAnsi="Wingdings" w:hint="default"/>
+        <w:sz w:val="20"/>
+      </w:rPr>
+    </w:lvl>
+    <w:lvl w:ilvl="5" w:tentative="1">
+      <w:start w:val="1"/>
+      <w:numFmt w:val="bullet"/>
+      <w:lvlText w:val=""/>
+      <w:lvlJc w:val="left"/>
+      <w:pPr>
+        <w:tabs>
+          <w:tab w:val="num" w:pos="4320"/>
+        </w:tabs>
+        <w:ind w:left="4320" w:hanging="360"/>
+      </w:pPr>
+      <w:rPr>
+        <w:rFonts w:ascii="Wingdings" w:hAnsi="Wingdings" w:hint="default"/>
+        <w:sz w:val="20"/>
+      </w:rPr>
+    </w:lvl>
+    <w:lvl w:ilvl="6" w:tentative="1">
+      <w:start w:val="1"/>
+      <w:numFmt w:val="bullet"/>
+      <w:lvlText w:val=""/>
+      <w:lvlJc w:val="left"/>
+      <w:pPr>
+        <w:tabs>
+          <w:tab w:val="num" w:pos="5040"/>
+        </w:tabs>
+        <w:ind w:left="5040" w:hanging="360"/>
+      </w:pPr>
+      <w:rPr>
+        <w:rFonts w:ascii="Wingdings" w:hAnsi="Wingdings" w:hint="default"/>
+        <w:sz w:val="20"/>
+      </w:rPr>
+    </w:lvl>
+    <w:lvl w:ilvl="7" w:tentative="1">
+      <w:start w:val="1"/>
+      <w:numFmt w:val="bullet"/>
+      <w:lvlText w:val=""/>
+      <w:lvlJc w:val="left"/>
+      <w:pPr>
+        <w:tabs>
+          <w:tab w:val="num" w:pos="5760"/>
+        </w:tabs>
+        <w:ind w:left="5760" w:hanging="360"/>
+      </w:pPr>
+      <w:rPr>
+        <w:rFonts w:ascii="Wingdings" w:hAnsi="Wingdings" w:hint="default"/>
+        <w:sz w:val="20"/>
+      </w:rPr>
+    </w:lvl>
+    <w:lvl w:ilvl="8" w:tentative="1">
+      <w:start w:val="1"/>
+      <w:numFmt w:val="bullet"/>
+      <w:lvlText w:val=""/>
+      <w:lvlJc w:val="left"/>
+      <w:pPr>
+        <w:tabs>
+          <w:tab w:val="num" w:pos="6480"/>
+        </w:tabs>
+        <w:ind w:left="6480" w:hanging="360"/>
+      </w:pPr>
+      <w:rPr>
+        <w:rFonts w:ascii="Wingdings" w:hAnsi="Wingdings" w:hint="default"/>
+        <w:sz w:val="20"/>
+      </w:rPr>
+    </w:lvl>
+  </w:abstractNum>
+  <w:abstractNum w:abstractNumId="1" w15:restartNumberingAfterBreak="0">
     <w:nsid w:val="01537B64"/>
     <w:multiLevelType w:val="hybridMultilevel"/>
     <w:tmpl w:val="F678FAC4"/>
@@ -2512,7 +4686,7 @@
       </w:rPr>
     </w:lvl>
   </w:abstractNum>
-  <w:abstractNum w:abstractNumId="1" w15:restartNumberingAfterBreak="0">
+  <w:abstractNum w:abstractNumId="2" w15:restartNumberingAfterBreak="0">
     <w:nsid w:val="06DA7D38"/>
     <w:multiLevelType w:val="hybridMultilevel"/>
     <w:tmpl w:val="14FA1CE2"/>
@@ -2601,7 +4775,156 @@
       </w:pPr>
     </w:lvl>
   </w:abstractNum>
-  <w:abstractNum w:abstractNumId="2" w15:restartNumberingAfterBreak="0">
+  <w:abstractNum w:abstractNumId="3" w15:restartNumberingAfterBreak="0">
+    <w:nsid w:val="08D20907"/>
+    <w:multiLevelType w:val="multilevel"/>
+    <w:tmpl w:val="E7763218"/>
+    <w:lvl w:ilvl="0">
+      <w:start w:val="1"/>
+      <w:numFmt w:val="bullet"/>
+      <w:lvlText w:val=""/>
+      <w:lvlJc w:val="left"/>
+      <w:pPr>
+        <w:tabs>
+          <w:tab w:val="num" w:pos="720"/>
+        </w:tabs>
+        <w:ind w:left="720" w:hanging="360"/>
+      </w:pPr>
+      <w:rPr>
+        <w:rFonts w:ascii="Symbol" w:hAnsi="Symbol" w:hint="default"/>
+        <w:sz w:val="20"/>
+      </w:rPr>
+    </w:lvl>
+    <w:lvl w:ilvl="1">
+      <w:start w:val="1"/>
+      <w:numFmt w:val="bullet"/>
+      <w:lvlText w:val="o"/>
+      <w:lvlJc w:val="left"/>
+      <w:pPr>
+        <w:tabs>
+          <w:tab w:val="num" w:pos="1440"/>
+        </w:tabs>
+        <w:ind w:left="1440" w:hanging="360"/>
+      </w:pPr>
+      <w:rPr>
+        <w:rFonts w:ascii="Courier New" w:hAnsi="Courier New" w:hint="default"/>
+        <w:sz w:val="20"/>
+      </w:rPr>
+    </w:lvl>
+    <w:lvl w:ilvl="2" w:tentative="1">
+      <w:start w:val="1"/>
+      <w:numFmt w:val="bullet"/>
+      <w:lvlText w:val=""/>
+      <w:lvlJc w:val="left"/>
+      <w:pPr>
+        <w:tabs>
+          <w:tab w:val="num" w:pos="2160"/>
+        </w:tabs>
+        <w:ind w:left="2160" w:hanging="360"/>
+      </w:pPr>
+      <w:rPr>
+        <w:rFonts w:ascii="Wingdings" w:hAnsi="Wingdings" w:hint="default"/>
+        <w:sz w:val="20"/>
+      </w:rPr>
+    </w:lvl>
+    <w:lvl w:ilvl="3" w:tentative="1">
+      <w:start w:val="1"/>
+      <w:numFmt w:val="bullet"/>
+      <w:lvlText w:val=""/>
+      <w:lvlJc w:val="left"/>
+      <w:pPr>
+        <w:tabs>
+          <w:tab w:val="num" w:pos="2880"/>
+        </w:tabs>
+        <w:ind w:left="2880" w:hanging="360"/>
+      </w:pPr>
+      <w:rPr>
+        <w:rFonts w:ascii="Wingdings" w:hAnsi="Wingdings" w:hint="default"/>
+        <w:sz w:val="20"/>
+      </w:rPr>
+    </w:lvl>
+    <w:lvl w:ilvl="4" w:tentative="1">
+      <w:start w:val="1"/>
+      <w:numFmt w:val="bullet"/>
+      <w:lvlText w:val=""/>
+      <w:lvlJc w:val="left"/>
+      <w:pPr>
+        <w:tabs>
+          <w:tab w:val="num" w:pos="3600"/>
+        </w:tabs>
+        <w:ind w:left="3600" w:hanging="360"/>
+      </w:pPr>
+      <w:rPr>
+        <w:rFonts w:ascii="Wingdings" w:hAnsi="Wingdings" w:hint="default"/>
+        <w:sz w:val="20"/>
+      </w:rPr>
+    </w:lvl>
+    <w:lvl w:ilvl="5" w:tentative="1">
+      <w:start w:val="1"/>
+      <w:numFmt w:val="bullet"/>
+      <w:lvlText w:val=""/>
+      <w:lvlJc w:val="left"/>
+      <w:pPr>
+        <w:tabs>
+          <w:tab w:val="num" w:pos="4320"/>
+        </w:tabs>
+        <w:ind w:left="4320" w:hanging="360"/>
+      </w:pPr>
+      <w:rPr>
+        <w:rFonts w:ascii="Wingdings" w:hAnsi="Wingdings" w:hint="default"/>
+        <w:sz w:val="20"/>
+      </w:rPr>
+    </w:lvl>
+    <w:lvl w:ilvl="6" w:tentative="1">
+      <w:start w:val="1"/>
+      <w:numFmt w:val="bullet"/>
+      <w:lvlText w:val=""/>
+      <w:lvlJc w:val="left"/>
+      <w:pPr>
+        <w:tabs>
+          <w:tab w:val="num" w:pos="5040"/>
+        </w:tabs>
+        <w:ind w:left="5040" w:hanging="360"/>
+      </w:pPr>
+      <w:rPr>
+        <w:rFonts w:ascii="Wingdings" w:hAnsi="Wingdings" w:hint="default"/>
+        <w:sz w:val="20"/>
+      </w:rPr>
+    </w:lvl>
+    <w:lvl w:ilvl="7" w:tentative="1">
+      <w:start w:val="1"/>
+      <w:numFmt w:val="bullet"/>
+      <w:lvlText w:val=""/>
+      <w:lvlJc w:val="left"/>
+      <w:pPr>
+        <w:tabs>
+          <w:tab w:val="num" w:pos="5760"/>
+        </w:tabs>
+        <w:ind w:left="5760" w:hanging="360"/>
+      </w:pPr>
+      <w:rPr>
+        <w:rFonts w:ascii="Wingdings" w:hAnsi="Wingdings" w:hint="default"/>
+        <w:sz w:val="20"/>
+      </w:rPr>
+    </w:lvl>
+    <w:lvl w:ilvl="8" w:tentative="1">
+      <w:start w:val="1"/>
+      <w:numFmt w:val="bullet"/>
+      <w:lvlText w:val=""/>
+      <w:lvlJc w:val="left"/>
+      <w:pPr>
+        <w:tabs>
+          <w:tab w:val="num" w:pos="6480"/>
+        </w:tabs>
+        <w:ind w:left="6480" w:hanging="360"/>
+      </w:pPr>
+      <w:rPr>
+        <w:rFonts w:ascii="Wingdings" w:hAnsi="Wingdings" w:hint="default"/>
+        <w:sz w:val="20"/>
+      </w:rPr>
+    </w:lvl>
+  </w:abstractNum>
+  <w:abstractNum w:abstractNumId="4" w15:restartNumberingAfterBreak="0">
     <w:nsid w:val="0AED492F"/>
     <w:multiLevelType w:val="multilevel"/>
     <w:tmpl w:val="B72E03E6"/>
@@ -2750,7 +5073,305 @@
       </w:rPr>
     </w:lvl>
   </w:abstractNum>
-  <w:abstractNum w:abstractNumId="3" w15:restartNumberingAfterBreak="0">
+  <w:abstractNum w:abstractNumId="5" w15:restartNumberingAfterBreak="0">
+    <w:nsid w:val="0B4500DF"/>
+    <w:multiLevelType w:val="multilevel"/>
+    <w:tmpl w:val="394A479E"/>
+    <w:lvl w:ilvl="0">
+      <w:start w:val="1"/>
+      <w:numFmt w:val="bullet"/>
+      <w:lvlText w:val=""/>
+      <w:lvlJc w:val="left"/>
+      <w:pPr>
+        <w:tabs>
+          <w:tab w:val="num" w:pos="720"/>
+        </w:tabs>
+        <w:ind w:left="720" w:hanging="360"/>
+      </w:pPr>
+      <w:rPr>
+        <w:rFonts w:ascii="Symbol" w:hAnsi="Symbol" w:hint="default"/>
+        <w:sz w:val="20"/>
+      </w:rPr>
+    </w:lvl>
+    <w:lvl w:ilvl="1" w:tentative="1">
+      <w:start w:val="1"/>
+      <w:numFmt w:val="bullet"/>
+      <w:lvlText w:val="o"/>
+      <w:lvlJc w:val="left"/>
+      <w:pPr>
+        <w:tabs>
+          <w:tab w:val="num" w:pos="1440"/>
+        </w:tabs>
+        <w:ind w:left="1440" w:hanging="360"/>
+      </w:pPr>
+      <w:rPr>
+        <w:rFonts w:ascii="Courier New" w:hAnsi="Courier New" w:hint="default"/>
+        <w:sz w:val="20"/>
+      </w:rPr>
+    </w:lvl>
+    <w:lvl w:ilvl="2" w:tentative="1">
+      <w:start w:val="1"/>
+      <w:numFmt w:val="bullet"/>
+      <w:lvlText w:val=""/>
+      <w:lvlJc w:val="left"/>
+      <w:pPr>
+        <w:tabs>
+          <w:tab w:val="num" w:pos="2160"/>
+        </w:tabs>
+        <w:ind w:left="2160" w:hanging="360"/>
+      </w:pPr>
+      <w:rPr>
+        <w:rFonts w:ascii="Wingdings" w:hAnsi="Wingdings" w:hint="default"/>
+        <w:sz w:val="20"/>
+      </w:rPr>
+    </w:lvl>
+    <w:lvl w:ilvl="3" w:tentative="1">
+      <w:start w:val="1"/>
+      <w:numFmt w:val="bullet"/>
+      <w:lvlText w:val=""/>
+      <w:lvlJc w:val="left"/>
+      <w:pPr>
+        <w:tabs>
+          <w:tab w:val="num" w:pos="2880"/>
+        </w:tabs>
+        <w:ind w:left="2880" w:hanging="360"/>
+      </w:pPr>
+      <w:rPr>
+        <w:rFonts w:ascii="Wingdings" w:hAnsi="Wingdings" w:hint="default"/>
+        <w:sz w:val="20"/>
+      </w:rPr>
+    </w:lvl>
+    <w:lvl w:ilvl="4" w:tentative="1">
+      <w:start w:val="1"/>
+      <w:numFmt w:val="bullet"/>
+      <w:lvlText w:val=""/>
+      <w:lvlJc w:val="left"/>
+      <w:pPr>
+        <w:tabs>
+          <w:tab w:val="num" w:pos="3600"/>
+        </w:tabs>
+        <w:ind w:left="3600" w:hanging="360"/>
+      </w:pPr>
+      <w:rPr>
+        <w:rFonts w:ascii="Wingdings" w:hAnsi="Wingdings" w:hint="default"/>
+        <w:sz w:val="20"/>
+      </w:rPr>
+    </w:lvl>
+    <w:lvl w:ilvl="5" w:tentative="1">
+      <w:start w:val="1"/>
+      <w:numFmt w:val="bullet"/>
+      <w:lvlText w:val=""/>
+      <w:lvlJc w:val="left"/>
+      <w:pPr>
+        <w:tabs>
+          <w:tab w:val="num" w:pos="4320"/>
+        </w:tabs>
+        <w:ind w:left="4320" w:hanging="360"/>
+      </w:pPr>
+      <w:rPr>
+        <w:rFonts w:ascii="Wingdings" w:hAnsi="Wingdings" w:hint="default"/>
+        <w:sz w:val="20"/>
+      </w:rPr>
+    </w:lvl>
+    <w:lvl w:ilvl="6" w:tentative="1">
+      <w:start w:val="1"/>
+      <w:numFmt w:val="bullet"/>
+      <w:lvlText w:val=""/>
+      <w:lvlJc w:val="left"/>
+      <w:pPr>
+        <w:tabs>
+          <w:tab w:val="num" w:pos="5040"/>
+        </w:tabs>
+        <w:ind w:left="5040" w:hanging="360"/>
+      </w:pPr>
+      <w:rPr>
+        <w:rFonts w:ascii="Wingdings" w:hAnsi="Wingdings" w:hint="default"/>
+        <w:sz w:val="20"/>
+      </w:rPr>
+    </w:lvl>
+    <w:lvl w:ilvl="7" w:tentative="1">
+      <w:start w:val="1"/>
+      <w:numFmt w:val="bullet"/>
+      <w:lvlText w:val=""/>
+      <w:lvlJc w:val="left"/>
+      <w:pPr>
+        <w:tabs>
+          <w:tab w:val="num" w:pos="5760"/>
+        </w:tabs>
+        <w:ind w:left="5760" w:hanging="360"/>
+      </w:pPr>
+      <w:rPr>
+        <w:rFonts w:ascii="Wingdings" w:hAnsi="Wingdings" w:hint="default"/>
+        <w:sz w:val="20"/>
+      </w:rPr>
+    </w:lvl>
+    <w:lvl w:ilvl="8" w:tentative="1">
+      <w:start w:val="1"/>
+      <w:numFmt w:val="bullet"/>
+      <w:lvlText w:val=""/>
+      <w:lvlJc w:val="left"/>
+      <w:pPr>
+        <w:tabs>
+          <w:tab w:val="num" w:pos="6480"/>
+        </w:tabs>
+        <w:ind w:left="6480" w:hanging="360"/>
+      </w:pPr>
+      <w:rPr>
+        <w:rFonts w:ascii="Wingdings" w:hAnsi="Wingdings" w:hint="default"/>
+        <w:sz w:val="20"/>
+      </w:rPr>
+    </w:lvl>
+  </w:abstractNum>
+  <w:abstractNum w:abstractNumId="6" w15:restartNumberingAfterBreak="0">
+    <w:nsid w:val="1B2761AC"/>
+    <w:multiLevelType w:val="multilevel"/>
+    <w:tmpl w:val="B60EAAB4"/>
+    <w:lvl w:ilvl="0">
+      <w:start w:val="1"/>
+      <w:numFmt w:val="bullet"/>
+      <w:lvlText w:val=""/>
+      <w:lvlJc w:val="left"/>
+      <w:pPr>
+        <w:tabs>
+          <w:tab w:val="num" w:pos="720"/>
+        </w:tabs>
+        <w:ind w:left="720" w:hanging="360"/>
+      </w:pPr>
+      <w:rPr>
+        <w:rFonts w:ascii="Symbol" w:hAnsi="Symbol" w:hint="default"/>
+        <w:sz w:val="20"/>
+      </w:rPr>
+    </w:lvl>
+    <w:lvl w:ilvl="1" w:tentative="1">
+      <w:start w:val="1"/>
+      <w:numFmt w:val="bullet"/>
+      <w:lvlText w:val="o"/>
+      <w:lvlJc w:val="left"/>
+      <w:pPr>
+        <w:tabs>
+          <w:tab w:val="num" w:pos="1440"/>
+        </w:tabs>
+        <w:ind w:left="1440" w:hanging="360"/>
+      </w:pPr>
+      <w:rPr>
+        <w:rFonts w:ascii="Courier New" w:hAnsi="Courier New" w:hint="default"/>
+        <w:sz w:val="20"/>
+      </w:rPr>
+    </w:lvl>
+    <w:lvl w:ilvl="2" w:tentative="1">
+      <w:start w:val="1"/>
+      <w:numFmt w:val="bullet"/>
+      <w:lvlText w:val=""/>
+      <w:lvlJc w:val="left"/>
+      <w:pPr>
+        <w:tabs>
+          <w:tab w:val="num" w:pos="2160"/>
+        </w:tabs>
+        <w:ind w:left="2160" w:hanging="360"/>
+      </w:pPr>
+      <w:rPr>
+        <w:rFonts w:ascii="Wingdings" w:hAnsi="Wingdings" w:hint="default"/>
+        <w:sz w:val="20"/>
+      </w:rPr>
+    </w:lvl>
+    <w:lvl w:ilvl="3" w:tentative="1">
+      <w:start w:val="1"/>
+      <w:numFmt w:val="bullet"/>
+      <w:lvlText w:val=""/>
+      <w:lvlJc w:val="left"/>
+      <w:pPr>
+        <w:tabs>
+          <w:tab w:val="num" w:pos="2880"/>
+        </w:tabs>
+        <w:ind w:left="2880" w:hanging="360"/>
+      </w:pPr>
+      <w:rPr>
+        <w:rFonts w:ascii="Wingdings" w:hAnsi="Wingdings" w:hint="default"/>
+        <w:sz w:val="20"/>
+      </w:rPr>
+    </w:lvl>
+    <w:lvl w:ilvl="4" w:tentative="1">
+      <w:start w:val="1"/>
+      <w:numFmt w:val="bullet"/>
+      <w:lvlText w:val=""/>
+      <w:lvlJc w:val="left"/>
+      <w:pPr>
+        <w:tabs>
+          <w:tab w:val="num" w:pos="3600"/>
+        </w:tabs>
+        <w:ind w:left="3600" w:hanging="360"/>
+      </w:pPr>
+      <w:rPr>
+        <w:rFonts w:ascii="Wingdings" w:hAnsi="Wingdings" w:hint="default"/>
+        <w:sz w:val="20"/>
+      </w:rPr>
+    </w:lvl>
+    <w:lvl w:ilvl="5" w:tentative="1">
+      <w:start w:val="1"/>
+      <w:numFmt w:val="bullet"/>
+      <w:lvlText w:val=""/>
+      <w:lvlJc w:val="left"/>
+      <w:pPr>
+        <w:tabs>
+          <w:tab w:val="num" w:pos="4320"/>
+        </w:tabs>
+        <w:ind w:left="4320" w:hanging="360"/>
+      </w:pPr>
+      <w:rPr>
+        <w:rFonts w:ascii="Wingdings" w:hAnsi="Wingdings" w:hint="default"/>
+        <w:sz w:val="20"/>
+      </w:rPr>
+    </w:lvl>
+    <w:lvl w:ilvl="6" w:tentative="1">
+      <w:start w:val="1"/>
+      <w:numFmt w:val="bullet"/>
+      <w:lvlText w:val=""/>
+      <w:lvlJc w:val="left"/>
+      <w:pPr>
+        <w:tabs>
+          <w:tab w:val="num" w:pos="5040"/>
+        </w:tabs>
+        <w:ind w:left="5040" w:hanging="360"/>
+      </w:pPr>
+      <w:rPr>
+        <w:rFonts w:ascii="Wingdings" w:hAnsi="Wingdings" w:hint="default"/>
+        <w:sz w:val="20"/>
+      </w:rPr>
+    </w:lvl>
+    <w:lvl w:ilvl="7" w:tentative="1">
+      <w:start w:val="1"/>
+      <w:numFmt w:val="bullet"/>
+      <w:lvlText w:val=""/>
+      <w:lvlJc w:val="left"/>
+      <w:pPr>
+        <w:tabs>
+          <w:tab w:val="num" w:pos="5760"/>
+        </w:tabs>
+        <w:ind w:left="5760" w:hanging="360"/>
+      </w:pPr>
+      <w:rPr>
+        <w:rFonts w:ascii="Wingdings" w:hAnsi="Wingdings" w:hint="default"/>
+        <w:sz w:val="20"/>
+      </w:rPr>
+    </w:lvl>
+    <w:lvl w:ilvl="8" w:tentative="1">
+      <w:start w:val="1"/>
+      <w:numFmt w:val="bullet"/>
+      <w:lvlText w:val=""/>
+      <w:lvlJc w:val="left"/>
+      <w:pPr>
+        <w:tabs>
+          <w:tab w:val="num" w:pos="6480"/>
+        </w:tabs>
+        <w:ind w:left="6480" w:hanging="360"/>
+      </w:pPr>
+      <w:rPr>
+        <w:rFonts w:ascii="Wingdings" w:hAnsi="Wingdings" w:hint="default"/>
+        <w:sz w:val="20"/>
+      </w:rPr>
+    </w:lvl>
+  </w:abstractNum>
+  <w:abstractNum w:abstractNumId="7" w15:restartNumberingAfterBreak="0">
     <w:nsid w:val="1B7E71BA"/>
     <w:multiLevelType w:val="hybridMultilevel"/>
     <w:tmpl w:val="8F122AA2"/>
@@ -2863,7 +5484,7 @@
       </w:rPr>
     </w:lvl>
   </w:abstractNum>
-  <w:abstractNum w:abstractNumId="4" w15:restartNumberingAfterBreak="0">
+  <w:abstractNum w:abstractNumId="8" w15:restartNumberingAfterBreak="0">
     <w:nsid w:val="1D08725B"/>
     <w:multiLevelType w:val="multilevel"/>
     <w:tmpl w:val="A4CEDEEE"/>
@@ -3012,7 +5633,7 @@
       </w:rPr>
     </w:lvl>
   </w:abstractNum>
-  <w:abstractNum w:abstractNumId="5" w15:restartNumberingAfterBreak="0">
+  <w:abstractNum w:abstractNumId="9" w15:restartNumberingAfterBreak="0">
     <w:nsid w:val="1F6C364C"/>
     <w:multiLevelType w:val="multilevel"/>
     <w:tmpl w:val="98AEC3E2"/>
@@ -3161,7 +5782,7 @@
       </w:rPr>
     </w:lvl>
   </w:abstractNum>
-  <w:abstractNum w:abstractNumId="6" w15:restartNumberingAfterBreak="0">
+  <w:abstractNum w:abstractNumId="10" w15:restartNumberingAfterBreak="0">
     <w:nsid w:val="201C0BF8"/>
     <w:multiLevelType w:val="hybridMultilevel"/>
     <w:tmpl w:val="98EE5FDA"/>
@@ -3247,7 +5868,603 @@
       </w:pPr>
     </w:lvl>
   </w:abstractNum>
-  <w:abstractNum w:abstractNumId="7" w15:restartNumberingAfterBreak="0">
+  <w:abstractNum w:abstractNumId="11" w15:restartNumberingAfterBreak="0">
+    <w:nsid w:val="2308193B"/>
+    <w:multiLevelType w:val="multilevel"/>
+    <w:tmpl w:val="2F74F55E"/>
+    <w:lvl w:ilvl="0">
+      <w:start w:val="1"/>
+      <w:numFmt w:val="bullet"/>
+      <w:lvlText w:val=""/>
+      <w:lvlJc w:val="left"/>
+      <w:pPr>
+        <w:tabs>
+          <w:tab w:val="num" w:pos="720"/>
+        </w:tabs>
+        <w:ind w:left="720" w:hanging="360"/>
+      </w:pPr>
+      <w:rPr>
+        <w:rFonts w:ascii="Symbol" w:hAnsi="Symbol" w:hint="default"/>
+        <w:sz w:val="20"/>
+      </w:rPr>
+    </w:lvl>
+    <w:lvl w:ilvl="1">
+      <w:start w:val="1"/>
+      <w:numFmt w:val="bullet"/>
+      <w:lvlText w:val="o"/>
+      <w:lvlJc w:val="left"/>
+      <w:pPr>
+        <w:tabs>
+          <w:tab w:val="num" w:pos="1440"/>
+        </w:tabs>
+        <w:ind w:left="1440" w:hanging="360"/>
+      </w:pPr>
+      <w:rPr>
+        <w:rFonts w:ascii="Courier New" w:hAnsi="Courier New" w:hint="default"/>
+        <w:sz w:val="20"/>
+      </w:rPr>
+    </w:lvl>
+    <w:lvl w:ilvl="2" w:tentative="1">
+      <w:start w:val="1"/>
+      <w:numFmt w:val="bullet"/>
+      <w:lvlText w:val=""/>
+      <w:lvlJc w:val="left"/>
+      <w:pPr>
+        <w:tabs>
+          <w:tab w:val="num" w:pos="2160"/>
+        </w:tabs>
+        <w:ind w:left="2160" w:hanging="360"/>
+      </w:pPr>
+      <w:rPr>
+        <w:rFonts w:ascii="Wingdings" w:hAnsi="Wingdings" w:hint="default"/>
+        <w:sz w:val="20"/>
+      </w:rPr>
+    </w:lvl>
+    <w:lvl w:ilvl="3" w:tentative="1">
+      <w:start w:val="1"/>
+      <w:numFmt w:val="bullet"/>
+      <w:lvlText w:val=""/>
+      <w:lvlJc w:val="left"/>
+      <w:pPr>
+        <w:tabs>
+          <w:tab w:val="num" w:pos="2880"/>
+        </w:tabs>
+        <w:ind w:left="2880" w:hanging="360"/>
+      </w:pPr>
+      <w:rPr>
+        <w:rFonts w:ascii="Wingdings" w:hAnsi="Wingdings" w:hint="default"/>
+        <w:sz w:val="20"/>
+      </w:rPr>
+    </w:lvl>
+    <w:lvl w:ilvl="4" w:tentative="1">
+      <w:start w:val="1"/>
+      <w:numFmt w:val="bullet"/>
+      <w:lvlText w:val=""/>
+      <w:lvlJc w:val="left"/>
+      <w:pPr>
+        <w:tabs>
+          <w:tab w:val="num" w:pos="3600"/>
+        </w:tabs>
+        <w:ind w:left="3600" w:hanging="360"/>
+      </w:pPr>
+      <w:rPr>
+        <w:rFonts w:ascii="Wingdings" w:hAnsi="Wingdings" w:hint="default"/>
+        <w:sz w:val="20"/>
+      </w:rPr>
+    </w:lvl>
+    <w:lvl w:ilvl="5" w:tentative="1">
+      <w:start w:val="1"/>
+      <w:numFmt w:val="bullet"/>
+      <w:lvlText w:val=""/>
+      <w:lvlJc w:val="left"/>
+      <w:pPr>
+        <w:tabs>
+          <w:tab w:val="num" w:pos="4320"/>
+        </w:tabs>
+        <w:ind w:left="4320" w:hanging="360"/>
+      </w:pPr>
+      <w:rPr>
+        <w:rFonts w:ascii="Wingdings" w:hAnsi="Wingdings" w:hint="default"/>
+        <w:sz w:val="20"/>
+      </w:rPr>
+    </w:lvl>
+    <w:lvl w:ilvl="6" w:tentative="1">
+      <w:start w:val="1"/>
+      <w:numFmt w:val="bullet"/>
+      <w:lvlText w:val=""/>
+      <w:lvlJc w:val="left"/>
+      <w:pPr>
+        <w:tabs>
+          <w:tab w:val="num" w:pos="5040"/>
+        </w:tabs>
+        <w:ind w:left="5040" w:hanging="360"/>
+      </w:pPr>
+      <w:rPr>
+        <w:rFonts w:ascii="Wingdings" w:hAnsi="Wingdings" w:hint="default"/>
+        <w:sz w:val="20"/>
+      </w:rPr>
+    </w:lvl>
+    <w:lvl w:ilvl="7" w:tentative="1">
+      <w:start w:val="1"/>
+      <w:numFmt w:val="bullet"/>
+      <w:lvlText w:val=""/>
+      <w:lvlJc w:val="left"/>
+      <w:pPr>
+        <w:tabs>
+          <w:tab w:val="num" w:pos="5760"/>
+        </w:tabs>
+        <w:ind w:left="5760" w:hanging="360"/>
+      </w:pPr>
+      <w:rPr>
+        <w:rFonts w:ascii="Wingdings" w:hAnsi="Wingdings" w:hint="default"/>
+        <w:sz w:val="20"/>
+      </w:rPr>
+    </w:lvl>
+    <w:lvl w:ilvl="8" w:tentative="1">
+      <w:start w:val="1"/>
+      <w:numFmt w:val="bullet"/>
+      <w:lvlText w:val=""/>
+      <w:lvlJc w:val="left"/>
+      <w:pPr>
+        <w:tabs>
+          <w:tab w:val="num" w:pos="6480"/>
+        </w:tabs>
+        <w:ind w:left="6480" w:hanging="360"/>
+      </w:pPr>
+      <w:rPr>
+        <w:rFonts w:ascii="Wingdings" w:hAnsi="Wingdings" w:hint="default"/>
+        <w:sz w:val="20"/>
+      </w:rPr>
+    </w:lvl>
+  </w:abstractNum>
+  <w:abstractNum w:abstractNumId="12" w15:restartNumberingAfterBreak="0">
+    <w:nsid w:val="24D36080"/>
+    <w:multiLevelType w:val="multilevel"/>
+    <w:tmpl w:val="A20C3418"/>
+    <w:lvl w:ilvl="0">
+      <w:start w:val="1"/>
+      <w:numFmt w:val="bullet"/>
+      <w:lvlText w:val=""/>
+      <w:lvlJc w:val="left"/>
+      <w:pPr>
+        <w:tabs>
+          <w:tab w:val="num" w:pos="720"/>
+        </w:tabs>
+        <w:ind w:left="720" w:hanging="360"/>
+      </w:pPr>
+      <w:rPr>
+        <w:rFonts w:ascii="Symbol" w:hAnsi="Symbol" w:hint="default"/>
+        <w:sz w:val="20"/>
+      </w:rPr>
+    </w:lvl>
+    <w:lvl w:ilvl="1" w:tentative="1">
+      <w:start w:val="1"/>
+      <w:numFmt w:val="bullet"/>
+      <w:lvlText w:val="o"/>
+      <w:lvlJc w:val="left"/>
+      <w:pPr>
+        <w:tabs>
+          <w:tab w:val="num" w:pos="1440"/>
+        </w:tabs>
+        <w:ind w:left="1440" w:hanging="360"/>
+      </w:pPr>
+      <w:rPr>
+        <w:rFonts w:ascii="Courier New" w:hAnsi="Courier New" w:hint="default"/>
+        <w:sz w:val="20"/>
+      </w:rPr>
+    </w:lvl>
+    <w:lvl w:ilvl="2" w:tentative="1">
+      <w:start w:val="1"/>
+      <w:numFmt w:val="bullet"/>
+      <w:lvlText w:val=""/>
+      <w:lvlJc w:val="left"/>
+      <w:pPr>
+        <w:tabs>
+          <w:tab w:val="num" w:pos="2160"/>
+        </w:tabs>
+        <w:ind w:left="2160" w:hanging="360"/>
+      </w:pPr>
+      <w:rPr>
+        <w:rFonts w:ascii="Wingdings" w:hAnsi="Wingdings" w:hint="default"/>
+        <w:sz w:val="20"/>
+      </w:rPr>
+    </w:lvl>
+    <w:lvl w:ilvl="3" w:tentative="1">
+      <w:start w:val="1"/>
+      <w:numFmt w:val="bullet"/>
+      <w:lvlText w:val=""/>
+      <w:lvlJc w:val="left"/>
+      <w:pPr>
+        <w:tabs>
+          <w:tab w:val="num" w:pos="2880"/>
+        </w:tabs>
+        <w:ind w:left="2880" w:hanging="360"/>
+      </w:pPr>
+      <w:rPr>
+        <w:rFonts w:ascii="Wingdings" w:hAnsi="Wingdings" w:hint="default"/>
+        <w:sz w:val="20"/>
+      </w:rPr>
+    </w:lvl>
+    <w:lvl w:ilvl="4" w:tentative="1">
+      <w:start w:val="1"/>
+      <w:numFmt w:val="bullet"/>
+      <w:lvlText w:val=""/>
+      <w:lvlJc w:val="left"/>
+      <w:pPr>
+        <w:tabs>
+          <w:tab w:val="num" w:pos="3600"/>
+        </w:tabs>
+        <w:ind w:left="3600" w:hanging="360"/>
+      </w:pPr>
+      <w:rPr>
+        <w:rFonts w:ascii="Wingdings" w:hAnsi="Wingdings" w:hint="default"/>
+        <w:sz w:val="20"/>
+      </w:rPr>
+    </w:lvl>
+    <w:lvl w:ilvl="5" w:tentative="1">
+      <w:start w:val="1"/>
+      <w:numFmt w:val="bullet"/>
+      <w:lvlText w:val=""/>
+      <w:lvlJc w:val="left"/>
+      <w:pPr>
+        <w:tabs>
+          <w:tab w:val="num" w:pos="4320"/>
+        </w:tabs>
+        <w:ind w:left="4320" w:hanging="360"/>
+      </w:pPr>
+      <w:rPr>
+        <w:rFonts w:ascii="Wingdings" w:hAnsi="Wingdings" w:hint="default"/>
+        <w:sz w:val="20"/>
+      </w:rPr>
+    </w:lvl>
+    <w:lvl w:ilvl="6" w:tentative="1">
+      <w:start w:val="1"/>
+      <w:numFmt w:val="bullet"/>
+      <w:lvlText w:val=""/>
+      <w:lvlJc w:val="left"/>
+      <w:pPr>
+        <w:tabs>
+          <w:tab w:val="num" w:pos="5040"/>
+        </w:tabs>
+        <w:ind w:left="5040" w:hanging="360"/>
+      </w:pPr>
+      <w:rPr>
+        <w:rFonts w:ascii="Wingdings" w:hAnsi="Wingdings" w:hint="default"/>
+        <w:sz w:val="20"/>
+      </w:rPr>
+    </w:lvl>
+    <w:lvl w:ilvl="7" w:tentative="1">
+      <w:start w:val="1"/>
+      <w:numFmt w:val="bullet"/>
+      <w:lvlText w:val=""/>
+      <w:lvlJc w:val="left"/>
+      <w:pPr>
+        <w:tabs>
+          <w:tab w:val="num" w:pos="5760"/>
+        </w:tabs>
+        <w:ind w:left="5760" w:hanging="360"/>
+      </w:pPr>
+      <w:rPr>
+        <w:rFonts w:ascii="Wingdings" w:hAnsi="Wingdings" w:hint="default"/>
+        <w:sz w:val="20"/>
+      </w:rPr>
+    </w:lvl>
+    <w:lvl w:ilvl="8" w:tentative="1">
+      <w:start w:val="1"/>
+      <w:numFmt w:val="bullet"/>
+      <w:lvlText w:val=""/>
+      <w:lvlJc w:val="left"/>
+      <w:pPr>
+        <w:tabs>
+          <w:tab w:val="num" w:pos="6480"/>
+        </w:tabs>
+        <w:ind w:left="6480" w:hanging="360"/>
+      </w:pPr>
+      <w:rPr>
+        <w:rFonts w:ascii="Wingdings" w:hAnsi="Wingdings" w:hint="default"/>
+        <w:sz w:val="20"/>
+      </w:rPr>
+    </w:lvl>
+  </w:abstractNum>
+  <w:abstractNum w:abstractNumId="13" w15:restartNumberingAfterBreak="0">
+    <w:nsid w:val="250F58A4"/>
+    <w:multiLevelType w:val="multilevel"/>
+    <w:tmpl w:val="8E165D9C"/>
+    <w:lvl w:ilvl="0">
+      <w:start w:val="1"/>
+      <w:numFmt w:val="bullet"/>
+      <w:lvlText w:val=""/>
+      <w:lvlJc w:val="left"/>
+      <w:pPr>
+        <w:tabs>
+          <w:tab w:val="num" w:pos="720"/>
+        </w:tabs>
+        <w:ind w:left="720" w:hanging="360"/>
+      </w:pPr>
+      <w:rPr>
+        <w:rFonts w:ascii="Symbol" w:hAnsi="Symbol" w:hint="default"/>
+        <w:sz w:val="20"/>
+      </w:rPr>
+    </w:lvl>
+    <w:lvl w:ilvl="1">
+      <w:start w:val="1"/>
+      <w:numFmt w:val="bullet"/>
+      <w:lvlText w:val="o"/>
+      <w:lvlJc w:val="left"/>
+      <w:pPr>
+        <w:tabs>
+          <w:tab w:val="num" w:pos="1440"/>
+        </w:tabs>
+        <w:ind w:left="1440" w:hanging="360"/>
+      </w:pPr>
+      <w:rPr>
+        <w:rFonts w:ascii="Courier New" w:hAnsi="Courier New" w:hint="default"/>
+        <w:sz w:val="20"/>
+      </w:rPr>
+    </w:lvl>
+    <w:lvl w:ilvl="2" w:tentative="1">
+      <w:start w:val="1"/>
+      <w:numFmt w:val="bullet"/>
+      <w:lvlText w:val=""/>
+      <w:lvlJc w:val="left"/>
+      <w:pPr>
+        <w:tabs>
+          <w:tab w:val="num" w:pos="2160"/>
+        </w:tabs>
+        <w:ind w:left="2160" w:hanging="360"/>
+      </w:pPr>
+      <w:rPr>
+        <w:rFonts w:ascii="Wingdings" w:hAnsi="Wingdings" w:hint="default"/>
+        <w:sz w:val="20"/>
+      </w:rPr>
+    </w:lvl>
+    <w:lvl w:ilvl="3" w:tentative="1">
+      <w:start w:val="1"/>
+      <w:numFmt w:val="bullet"/>
+      <w:lvlText w:val=""/>
+      <w:lvlJc w:val="left"/>
+      <w:pPr>
+        <w:tabs>
+          <w:tab w:val="num" w:pos="2880"/>
+        </w:tabs>
+        <w:ind w:left="2880" w:hanging="360"/>
+      </w:pPr>
+      <w:rPr>
+        <w:rFonts w:ascii="Wingdings" w:hAnsi="Wingdings" w:hint="default"/>
+        <w:sz w:val="20"/>
+      </w:rPr>
+    </w:lvl>
+    <w:lvl w:ilvl="4" w:tentative="1">
+      <w:start w:val="1"/>
+      <w:numFmt w:val="bullet"/>
+      <w:lvlText w:val=""/>
+      <w:lvlJc w:val="left"/>
+      <w:pPr>
+        <w:tabs>
+          <w:tab w:val="num" w:pos="3600"/>
+        </w:tabs>
+        <w:ind w:left="3600" w:hanging="360"/>
+      </w:pPr>
+      <w:rPr>
+        <w:rFonts w:ascii="Wingdings" w:hAnsi="Wingdings" w:hint="default"/>
+        <w:sz w:val="20"/>
+      </w:rPr>
+    </w:lvl>
+    <w:lvl w:ilvl="5" w:tentative="1">
+      <w:start w:val="1"/>
+      <w:numFmt w:val="bullet"/>
+      <w:lvlText w:val=""/>
+      <w:lvlJc w:val="left"/>
+      <w:pPr>
+        <w:tabs>
+          <w:tab w:val="num" w:pos="4320"/>
+        </w:tabs>
+        <w:ind w:left="4320" w:hanging="360"/>
+      </w:pPr>
+      <w:rPr>
+        <w:rFonts w:ascii="Wingdings" w:hAnsi="Wingdings" w:hint="default"/>
+        <w:sz w:val="20"/>
+      </w:rPr>
+    </w:lvl>
+    <w:lvl w:ilvl="6" w:tentative="1">
+      <w:start w:val="1"/>
+      <w:numFmt w:val="bullet"/>
+      <w:lvlText w:val=""/>
+      <w:lvlJc w:val="left"/>
+      <w:pPr>
+        <w:tabs>
+          <w:tab w:val="num" w:pos="5040"/>
+        </w:tabs>
+        <w:ind w:left="5040" w:hanging="360"/>
+      </w:pPr>
+      <w:rPr>
+        <w:rFonts w:ascii="Wingdings" w:hAnsi="Wingdings" w:hint="default"/>
+        <w:sz w:val="20"/>
+      </w:rPr>
+    </w:lvl>
+    <w:lvl w:ilvl="7" w:tentative="1">
+      <w:start w:val="1"/>
+      <w:numFmt w:val="bullet"/>
+      <w:lvlText w:val=""/>
+      <w:lvlJc w:val="left"/>
+      <w:pPr>
+        <w:tabs>
+          <w:tab w:val="num" w:pos="5760"/>
+        </w:tabs>
+        <w:ind w:left="5760" w:hanging="360"/>
+      </w:pPr>
+      <w:rPr>
+        <w:rFonts w:ascii="Wingdings" w:hAnsi="Wingdings" w:hint="default"/>
+        <w:sz w:val="20"/>
+      </w:rPr>
+    </w:lvl>
+    <w:lvl w:ilvl="8" w:tentative="1">
+      <w:start w:val="1"/>
+      <w:numFmt w:val="bullet"/>
+      <w:lvlText w:val=""/>
+      <w:lvlJc w:val="left"/>
+      <w:pPr>
+        <w:tabs>
+          <w:tab w:val="num" w:pos="6480"/>
+        </w:tabs>
+        <w:ind w:left="6480" w:hanging="360"/>
+      </w:pPr>
+      <w:rPr>
+        <w:rFonts w:ascii="Wingdings" w:hAnsi="Wingdings" w:hint="default"/>
+        <w:sz w:val="20"/>
+      </w:rPr>
+    </w:lvl>
+  </w:abstractNum>
+  <w:abstractNum w:abstractNumId="14" w15:restartNumberingAfterBreak="0">
+    <w:nsid w:val="293E5E37"/>
+    <w:multiLevelType w:val="multilevel"/>
+    <w:tmpl w:val="4C0E12FC"/>
+    <w:lvl w:ilvl="0">
+      <w:start w:val="1"/>
+      <w:numFmt w:val="bullet"/>
+      <w:lvlText w:val=""/>
+      <w:lvlJc w:val="left"/>
+      <w:pPr>
+        <w:tabs>
+          <w:tab w:val="num" w:pos="720"/>
+        </w:tabs>
+        <w:ind w:left="720" w:hanging="360"/>
+      </w:pPr>
+      <w:rPr>
+        <w:rFonts w:ascii="Symbol" w:hAnsi="Symbol" w:hint="default"/>
+        <w:sz w:val="20"/>
+      </w:rPr>
+    </w:lvl>
+    <w:lvl w:ilvl="1">
+      <w:start w:val="1"/>
+      <w:numFmt w:val="bullet"/>
+      <w:lvlText w:val="o"/>
+      <w:lvlJc w:val="left"/>
+      <w:pPr>
+        <w:tabs>
+          <w:tab w:val="num" w:pos="1440"/>
+        </w:tabs>
+        <w:ind w:left="1440" w:hanging="360"/>
+      </w:pPr>
+      <w:rPr>
+        <w:rFonts w:ascii="Courier New" w:hAnsi="Courier New" w:hint="default"/>
+        <w:sz w:val="20"/>
+      </w:rPr>
+    </w:lvl>
+    <w:lvl w:ilvl="2" w:tentative="1">
+      <w:start w:val="1"/>
+      <w:numFmt w:val="bullet"/>
+      <w:lvlText w:val=""/>
+      <w:lvlJc w:val="left"/>
+      <w:pPr>
+        <w:tabs>
+          <w:tab w:val="num" w:pos="2160"/>
+        </w:tabs>
+        <w:ind w:left="2160" w:hanging="360"/>
+      </w:pPr>
+      <w:rPr>
+        <w:rFonts w:ascii="Wingdings" w:hAnsi="Wingdings" w:hint="default"/>
+        <w:sz w:val="20"/>
+      </w:rPr>
+    </w:lvl>
+    <w:lvl w:ilvl="3" w:tentative="1">
+      <w:start w:val="1"/>
+      <w:numFmt w:val="bullet"/>
+      <w:lvlText w:val=""/>
+      <w:lvlJc w:val="left"/>
+      <w:pPr>
+        <w:tabs>
+          <w:tab w:val="num" w:pos="2880"/>
+        </w:tabs>
+        <w:ind w:left="2880" w:hanging="360"/>
+      </w:pPr>
+      <w:rPr>
+        <w:rFonts w:ascii="Wingdings" w:hAnsi="Wingdings" w:hint="default"/>
+        <w:sz w:val="20"/>
+      </w:rPr>
+    </w:lvl>
+    <w:lvl w:ilvl="4" w:tentative="1">
+      <w:start w:val="1"/>
+      <w:numFmt w:val="bullet"/>
+      <w:lvlText w:val=""/>
+      <w:lvlJc w:val="left"/>
+      <w:pPr>
+        <w:tabs>
+          <w:tab w:val="num" w:pos="3600"/>
+        </w:tabs>
+        <w:ind w:left="3600" w:hanging="360"/>
+      </w:pPr>
+      <w:rPr>
+        <w:rFonts w:ascii="Wingdings" w:hAnsi="Wingdings" w:hint="default"/>
+        <w:sz w:val="20"/>
+      </w:rPr>
+    </w:lvl>
+    <w:lvl w:ilvl="5" w:tentative="1">
+      <w:start w:val="1"/>
+      <w:numFmt w:val="bullet"/>
+      <w:lvlText w:val=""/>
+      <w:lvlJc w:val="left"/>
+      <w:pPr>
+        <w:tabs>
+          <w:tab w:val="num" w:pos="4320"/>
+        </w:tabs>
+        <w:ind w:left="4320" w:hanging="360"/>
+      </w:pPr>
+      <w:rPr>
+        <w:rFonts w:ascii="Wingdings" w:hAnsi="Wingdings" w:hint="default"/>
+        <w:sz w:val="20"/>
+      </w:rPr>
+    </w:lvl>
+    <w:lvl w:ilvl="6" w:tentative="1">
+      <w:start w:val="1"/>
+      <w:numFmt w:val="bullet"/>
+      <w:lvlText w:val=""/>
+      <w:lvlJc w:val="left"/>
+      <w:pPr>
+        <w:tabs>
+          <w:tab w:val="num" w:pos="5040"/>
+        </w:tabs>
+        <w:ind w:left="5040" w:hanging="360"/>
+      </w:pPr>
+      <w:rPr>
+        <w:rFonts w:ascii="Wingdings" w:hAnsi="Wingdings" w:hint="default"/>
+        <w:sz w:val="20"/>
+      </w:rPr>
+    </w:lvl>
+    <w:lvl w:ilvl="7" w:tentative="1">
+      <w:start w:val="1"/>
+      <w:numFmt w:val="bullet"/>
+      <w:lvlText w:val=""/>
+      <w:lvlJc w:val="left"/>
+      <w:pPr>
+        <w:tabs>
+          <w:tab w:val="num" w:pos="5760"/>
+        </w:tabs>
+        <w:ind w:left="5760" w:hanging="360"/>
+      </w:pPr>
+      <w:rPr>
+        <w:rFonts w:ascii="Wingdings" w:hAnsi="Wingdings" w:hint="default"/>
+        <w:sz w:val="20"/>
+      </w:rPr>
+    </w:lvl>
+    <w:lvl w:ilvl="8" w:tentative="1">
+      <w:start w:val="1"/>
+      <w:numFmt w:val="bullet"/>
+      <w:lvlText w:val=""/>
+      <w:lvlJc w:val="left"/>
+      <w:pPr>
+        <w:tabs>
+          <w:tab w:val="num" w:pos="6480"/>
+        </w:tabs>
+        <w:ind w:left="6480" w:hanging="360"/>
+      </w:pPr>
+      <w:rPr>
+        <w:rFonts w:ascii="Wingdings" w:hAnsi="Wingdings" w:hint="default"/>
+        <w:sz w:val="20"/>
+      </w:rPr>
+    </w:lvl>
+  </w:abstractNum>
+  <w:abstractNum w:abstractNumId="15" w15:restartNumberingAfterBreak="0">
     <w:nsid w:val="29E32C8E"/>
     <w:multiLevelType w:val="hybridMultilevel"/>
     <w:tmpl w:val="13A4DE2A"/>
@@ -3360,7 +6577,305 @@
       </w:rPr>
     </w:lvl>
   </w:abstractNum>
-  <w:abstractNum w:abstractNumId="8" w15:restartNumberingAfterBreak="0">
+  <w:abstractNum w:abstractNumId="16" w15:restartNumberingAfterBreak="0">
+    <w:nsid w:val="2BC56E5A"/>
+    <w:multiLevelType w:val="multilevel"/>
+    <w:tmpl w:val="9C027E84"/>
+    <w:lvl w:ilvl="0">
+      <w:start w:val="1"/>
+      <w:numFmt w:val="bullet"/>
+      <w:lvlText w:val=""/>
+      <w:lvlJc w:val="left"/>
+      <w:pPr>
+        <w:tabs>
+          <w:tab w:val="num" w:pos="720"/>
+        </w:tabs>
+        <w:ind w:left="720" w:hanging="360"/>
+      </w:pPr>
+      <w:rPr>
+        <w:rFonts w:ascii="Symbol" w:hAnsi="Symbol" w:hint="default"/>
+        <w:sz w:val="20"/>
+      </w:rPr>
+    </w:lvl>
+    <w:lvl w:ilvl="1">
+      <w:start w:val="1"/>
+      <w:numFmt w:val="bullet"/>
+      <w:lvlText w:val="o"/>
+      <w:lvlJc w:val="left"/>
+      <w:pPr>
+        <w:tabs>
+          <w:tab w:val="num" w:pos="1440"/>
+        </w:tabs>
+        <w:ind w:left="1440" w:hanging="360"/>
+      </w:pPr>
+      <w:rPr>
+        <w:rFonts w:ascii="Courier New" w:hAnsi="Courier New" w:hint="default"/>
+        <w:sz w:val="20"/>
+      </w:rPr>
+    </w:lvl>
+    <w:lvl w:ilvl="2" w:tentative="1">
+      <w:start w:val="1"/>
+      <w:numFmt w:val="bullet"/>
+      <w:lvlText w:val=""/>
+      <w:lvlJc w:val="left"/>
+      <w:pPr>
+        <w:tabs>
+          <w:tab w:val="num" w:pos="2160"/>
+        </w:tabs>
+        <w:ind w:left="2160" w:hanging="360"/>
+      </w:pPr>
+      <w:rPr>
+        <w:rFonts w:ascii="Wingdings" w:hAnsi="Wingdings" w:hint="default"/>
+        <w:sz w:val="20"/>
+      </w:rPr>
+    </w:lvl>
+    <w:lvl w:ilvl="3" w:tentative="1">
+      <w:start w:val="1"/>
+      <w:numFmt w:val="bullet"/>
+      <w:lvlText w:val=""/>
+      <w:lvlJc w:val="left"/>
+      <w:pPr>
+        <w:tabs>
+          <w:tab w:val="num" w:pos="2880"/>
+        </w:tabs>
+        <w:ind w:left="2880" w:hanging="360"/>
+      </w:pPr>
+      <w:rPr>
+        <w:rFonts w:ascii="Wingdings" w:hAnsi="Wingdings" w:hint="default"/>
+        <w:sz w:val="20"/>
+      </w:rPr>
+    </w:lvl>
+    <w:lvl w:ilvl="4" w:tentative="1">
+      <w:start w:val="1"/>
+      <w:numFmt w:val="bullet"/>
+      <w:lvlText w:val=""/>
+      <w:lvlJc w:val="left"/>
+      <w:pPr>
+        <w:tabs>
+          <w:tab w:val="num" w:pos="3600"/>
+        </w:tabs>
+        <w:ind w:left="3600" w:hanging="360"/>
+      </w:pPr>
+      <w:rPr>
+        <w:rFonts w:ascii="Wingdings" w:hAnsi="Wingdings" w:hint="default"/>
+        <w:sz w:val="20"/>
+      </w:rPr>
+    </w:lvl>
+    <w:lvl w:ilvl="5" w:tentative="1">
+      <w:start w:val="1"/>
+      <w:numFmt w:val="bullet"/>
+      <w:lvlText w:val=""/>
+      <w:lvlJc w:val="left"/>
+      <w:pPr>
+        <w:tabs>
+          <w:tab w:val="num" w:pos="4320"/>
+        </w:tabs>
+        <w:ind w:left="4320" w:hanging="360"/>
+      </w:pPr>
+      <w:rPr>
+        <w:rFonts w:ascii="Wingdings" w:hAnsi="Wingdings" w:hint="default"/>
+        <w:sz w:val="20"/>
+      </w:rPr>
+    </w:lvl>
+    <w:lvl w:ilvl="6" w:tentative="1">
+      <w:start w:val="1"/>
+      <w:numFmt w:val="bullet"/>
+      <w:lvlText w:val=""/>
+      <w:lvlJc w:val="left"/>
+      <w:pPr>
+        <w:tabs>
+          <w:tab w:val="num" w:pos="5040"/>
+        </w:tabs>
+        <w:ind w:left="5040" w:hanging="360"/>
+      </w:pPr>
+      <w:rPr>
+        <w:rFonts w:ascii="Wingdings" w:hAnsi="Wingdings" w:hint="default"/>
+        <w:sz w:val="20"/>
+      </w:rPr>
+    </w:lvl>
+    <w:lvl w:ilvl="7" w:tentative="1">
+      <w:start w:val="1"/>
+      <w:numFmt w:val="bullet"/>
+      <w:lvlText w:val=""/>
+      <w:lvlJc w:val="left"/>
+      <w:pPr>
+        <w:tabs>
+          <w:tab w:val="num" w:pos="5760"/>
+        </w:tabs>
+        <w:ind w:left="5760" w:hanging="360"/>
+      </w:pPr>
+      <w:rPr>
+        <w:rFonts w:ascii="Wingdings" w:hAnsi="Wingdings" w:hint="default"/>
+        <w:sz w:val="20"/>
+      </w:rPr>
+    </w:lvl>
+    <w:lvl w:ilvl="8" w:tentative="1">
+      <w:start w:val="1"/>
+      <w:numFmt w:val="bullet"/>
+      <w:lvlText w:val=""/>
+      <w:lvlJc w:val="left"/>
+      <w:pPr>
+        <w:tabs>
+          <w:tab w:val="num" w:pos="6480"/>
+        </w:tabs>
+        <w:ind w:left="6480" w:hanging="360"/>
+      </w:pPr>
+      <w:rPr>
+        <w:rFonts w:ascii="Wingdings" w:hAnsi="Wingdings" w:hint="default"/>
+        <w:sz w:val="20"/>
+      </w:rPr>
+    </w:lvl>
+  </w:abstractNum>
+  <w:abstractNum w:abstractNumId="17" w15:restartNumberingAfterBreak="0">
+    <w:nsid w:val="30A266E6"/>
+    <w:multiLevelType w:val="multilevel"/>
+    <w:tmpl w:val="BA888BFE"/>
+    <w:lvl w:ilvl="0">
+      <w:start w:val="1"/>
+      <w:numFmt w:val="bullet"/>
+      <w:lvlText w:val=""/>
+      <w:lvlJc w:val="left"/>
+      <w:pPr>
+        <w:tabs>
+          <w:tab w:val="num" w:pos="720"/>
+        </w:tabs>
+        <w:ind w:left="720" w:hanging="360"/>
+      </w:pPr>
+      <w:rPr>
+        <w:rFonts w:ascii="Symbol" w:hAnsi="Symbol" w:hint="default"/>
+        <w:sz w:val="20"/>
+      </w:rPr>
+    </w:lvl>
+    <w:lvl w:ilvl="1">
+      <w:start w:val="1"/>
+      <w:numFmt w:val="bullet"/>
+      <w:lvlText w:val="o"/>
+      <w:lvlJc w:val="left"/>
+      <w:pPr>
+        <w:tabs>
+          <w:tab w:val="num" w:pos="1440"/>
+        </w:tabs>
+        <w:ind w:left="1440" w:hanging="360"/>
+      </w:pPr>
+      <w:rPr>
+        <w:rFonts w:ascii="Courier New" w:hAnsi="Courier New" w:hint="default"/>
+        <w:sz w:val="20"/>
+      </w:rPr>
+    </w:lvl>
+    <w:lvl w:ilvl="2" w:tentative="1">
+      <w:start w:val="1"/>
+      <w:numFmt w:val="bullet"/>
+      <w:lvlText w:val=""/>
+      <w:lvlJc w:val="left"/>
+      <w:pPr>
+        <w:tabs>
+          <w:tab w:val="num" w:pos="2160"/>
+        </w:tabs>
+        <w:ind w:left="2160" w:hanging="360"/>
+      </w:pPr>
+      <w:rPr>
+        <w:rFonts w:ascii="Wingdings" w:hAnsi="Wingdings" w:hint="default"/>
+        <w:sz w:val="20"/>
+      </w:rPr>
+    </w:lvl>
+    <w:lvl w:ilvl="3" w:tentative="1">
+      <w:start w:val="1"/>
+      <w:numFmt w:val="bullet"/>
+      <w:lvlText w:val=""/>
+      <w:lvlJc w:val="left"/>
+      <w:pPr>
+        <w:tabs>
+          <w:tab w:val="num" w:pos="2880"/>
+        </w:tabs>
+        <w:ind w:left="2880" w:hanging="360"/>
+      </w:pPr>
+      <w:rPr>
+        <w:rFonts w:ascii="Wingdings" w:hAnsi="Wingdings" w:hint="default"/>
+        <w:sz w:val="20"/>
+      </w:rPr>
+    </w:lvl>
+    <w:lvl w:ilvl="4" w:tentative="1">
+      <w:start w:val="1"/>
+      <w:numFmt w:val="bullet"/>
+      <w:lvlText w:val=""/>
+      <w:lvlJc w:val="left"/>
+      <w:pPr>
+        <w:tabs>
+          <w:tab w:val="num" w:pos="3600"/>
+        </w:tabs>
+        <w:ind w:left="3600" w:hanging="360"/>
+      </w:pPr>
+      <w:rPr>
+        <w:rFonts w:ascii="Wingdings" w:hAnsi="Wingdings" w:hint="default"/>
+        <w:sz w:val="20"/>
+      </w:rPr>
+    </w:lvl>
+    <w:lvl w:ilvl="5" w:tentative="1">
+      <w:start w:val="1"/>
+      <w:numFmt w:val="bullet"/>
+      <w:lvlText w:val=""/>
+      <w:lvlJc w:val="left"/>
+      <w:pPr>
+        <w:tabs>
+          <w:tab w:val="num" w:pos="4320"/>
+        </w:tabs>
+        <w:ind w:left="4320" w:hanging="360"/>
+      </w:pPr>
+      <w:rPr>
+        <w:rFonts w:ascii="Wingdings" w:hAnsi="Wingdings" w:hint="default"/>
+        <w:sz w:val="20"/>
+      </w:rPr>
+    </w:lvl>
+    <w:lvl w:ilvl="6" w:tentative="1">
+      <w:start w:val="1"/>
+      <w:numFmt w:val="bullet"/>
+      <w:lvlText w:val=""/>
+      <w:lvlJc w:val="left"/>
+      <w:pPr>
+        <w:tabs>
+          <w:tab w:val="num" w:pos="5040"/>
+        </w:tabs>
+        <w:ind w:left="5040" w:hanging="360"/>
+      </w:pPr>
+      <w:rPr>
+        <w:rFonts w:ascii="Wingdings" w:hAnsi="Wingdings" w:hint="default"/>
+        <w:sz w:val="20"/>
+      </w:rPr>
+    </w:lvl>
+    <w:lvl w:ilvl="7" w:tentative="1">
+      <w:start w:val="1"/>
+      <w:numFmt w:val="bullet"/>
+      <w:lvlText w:val=""/>
+      <w:lvlJc w:val="left"/>
+      <w:pPr>
+        <w:tabs>
+          <w:tab w:val="num" w:pos="5760"/>
+        </w:tabs>
+        <w:ind w:left="5760" w:hanging="360"/>
+      </w:pPr>
+      <w:rPr>
+        <w:rFonts w:ascii="Wingdings" w:hAnsi="Wingdings" w:hint="default"/>
+        <w:sz w:val="20"/>
+      </w:rPr>
+    </w:lvl>
+    <w:lvl w:ilvl="8" w:tentative="1">
+      <w:start w:val="1"/>
+      <w:numFmt w:val="bullet"/>
+      <w:lvlText w:val=""/>
+      <w:lvlJc w:val="left"/>
+      <w:pPr>
+        <w:tabs>
+          <w:tab w:val="num" w:pos="6480"/>
+        </w:tabs>
+        <w:ind w:left="6480" w:hanging="360"/>
+      </w:pPr>
+      <w:rPr>
+        <w:rFonts w:ascii="Wingdings" w:hAnsi="Wingdings" w:hint="default"/>
+        <w:sz w:val="20"/>
+      </w:rPr>
+    </w:lvl>
+  </w:abstractNum>
+  <w:abstractNum w:abstractNumId="18" w15:restartNumberingAfterBreak="0">
     <w:nsid w:val="30EC7B69"/>
     <w:multiLevelType w:val="multilevel"/>
     <w:tmpl w:val="584CAD4C"/>
@@ -3509,7 +7024,7 @@
       </w:rPr>
     </w:lvl>
   </w:abstractNum>
-  <w:abstractNum w:abstractNumId="9" w15:restartNumberingAfterBreak="0">
+  <w:abstractNum w:abstractNumId="19" w15:restartNumberingAfterBreak="0">
     <w:nsid w:val="314010CF"/>
     <w:multiLevelType w:val="hybridMultilevel"/>
     <w:tmpl w:val="FE0A71AA"/>
@@ -3622,7 +7137,7 @@
       </w:rPr>
     </w:lvl>
   </w:abstractNum>
-  <w:abstractNum w:abstractNumId="10" w15:restartNumberingAfterBreak="0">
+  <w:abstractNum w:abstractNumId="20" w15:restartNumberingAfterBreak="0">
     <w:nsid w:val="39F64371"/>
     <w:multiLevelType w:val="hybridMultilevel"/>
     <w:tmpl w:val="29DC2F5E"/>
@@ -3735,7 +7250,305 @@
       </w:rPr>
     </w:lvl>
   </w:abstractNum>
-  <w:abstractNum w:abstractNumId="11" w15:restartNumberingAfterBreak="0">
+  <w:abstractNum w:abstractNumId="21" w15:restartNumberingAfterBreak="0">
+    <w:nsid w:val="4052384B"/>
+    <w:multiLevelType w:val="multilevel"/>
+    <w:tmpl w:val="B72E03E6"/>
+    <w:lvl w:ilvl="0">
+      <w:start w:val="1"/>
+      <w:numFmt w:val="bullet"/>
+      <w:lvlText w:val=""/>
+      <w:lvlJc w:val="left"/>
+      <w:pPr>
+        <w:tabs>
+          <w:tab w:val="num" w:pos="720"/>
+        </w:tabs>
+        <w:ind w:left="720" w:hanging="360"/>
+      </w:pPr>
+      <w:rPr>
+        <w:rFonts w:ascii="Symbol" w:hAnsi="Symbol" w:hint="default"/>
+        <w:sz w:val="20"/>
+      </w:rPr>
+    </w:lvl>
+    <w:lvl w:ilvl="1" w:tentative="1">
+      <w:start w:val="1"/>
+      <w:numFmt w:val="bullet"/>
+      <w:lvlText w:val="o"/>
+      <w:lvlJc w:val="left"/>
+      <w:pPr>
+        <w:tabs>
+          <w:tab w:val="num" w:pos="1440"/>
+        </w:tabs>
+        <w:ind w:left="1440" w:hanging="360"/>
+      </w:pPr>
+      <w:rPr>
+        <w:rFonts w:ascii="Courier New" w:hAnsi="Courier New" w:hint="default"/>
+        <w:sz w:val="20"/>
+      </w:rPr>
+    </w:lvl>
+    <w:lvl w:ilvl="2" w:tentative="1">
+      <w:start w:val="1"/>
+      <w:numFmt w:val="bullet"/>
+      <w:lvlText w:val=""/>
+      <w:lvlJc w:val="left"/>
+      <w:pPr>
+        <w:tabs>
+          <w:tab w:val="num" w:pos="2160"/>
+        </w:tabs>
+        <w:ind w:left="2160" w:hanging="360"/>
+      </w:pPr>
+      <w:rPr>
+        <w:rFonts w:ascii="Wingdings" w:hAnsi="Wingdings" w:hint="default"/>
+        <w:sz w:val="20"/>
+      </w:rPr>
+    </w:lvl>
+    <w:lvl w:ilvl="3" w:tentative="1">
+      <w:start w:val="1"/>
+      <w:numFmt w:val="bullet"/>
+      <w:lvlText w:val=""/>
+      <w:lvlJc w:val="left"/>
+      <w:pPr>
+        <w:tabs>
+          <w:tab w:val="num" w:pos="2880"/>
+        </w:tabs>
+        <w:ind w:left="2880" w:hanging="360"/>
+      </w:pPr>
+      <w:rPr>
+        <w:rFonts w:ascii="Wingdings" w:hAnsi="Wingdings" w:hint="default"/>
+        <w:sz w:val="20"/>
+      </w:rPr>
+    </w:lvl>
+    <w:lvl w:ilvl="4" w:tentative="1">
+      <w:start w:val="1"/>
+      <w:numFmt w:val="bullet"/>
+      <w:lvlText w:val=""/>
+      <w:lvlJc w:val="left"/>
+      <w:pPr>
+        <w:tabs>
+          <w:tab w:val="num" w:pos="3600"/>
+        </w:tabs>
+        <w:ind w:left="3600" w:hanging="360"/>
+      </w:pPr>
+      <w:rPr>
+        <w:rFonts w:ascii="Wingdings" w:hAnsi="Wingdings" w:hint="default"/>
+        <w:sz w:val="20"/>
+      </w:rPr>
+    </w:lvl>
+    <w:lvl w:ilvl="5" w:tentative="1">
+      <w:start w:val="1"/>
+      <w:numFmt w:val="bullet"/>
+      <w:lvlText w:val=""/>
+      <w:lvlJc w:val="left"/>
+      <w:pPr>
+        <w:tabs>
+          <w:tab w:val="num" w:pos="4320"/>
+        </w:tabs>
+        <w:ind w:left="4320" w:hanging="360"/>
+      </w:pPr>
+      <w:rPr>
+        <w:rFonts w:ascii="Wingdings" w:hAnsi="Wingdings" w:hint="default"/>
+        <w:sz w:val="20"/>
+      </w:rPr>
+    </w:lvl>
+    <w:lvl w:ilvl="6" w:tentative="1">
+      <w:start w:val="1"/>
+      <w:numFmt w:val="bullet"/>
+      <w:lvlText w:val=""/>
+      <w:lvlJc w:val="left"/>
+      <w:pPr>
+        <w:tabs>
+          <w:tab w:val="num" w:pos="5040"/>
+        </w:tabs>
+        <w:ind w:left="5040" w:hanging="360"/>
+      </w:pPr>
+      <w:rPr>
+        <w:rFonts w:ascii="Wingdings" w:hAnsi="Wingdings" w:hint="default"/>
+        <w:sz w:val="20"/>
+      </w:rPr>
+    </w:lvl>
+    <w:lvl w:ilvl="7" w:tentative="1">
+      <w:start w:val="1"/>
+      <w:numFmt w:val="bullet"/>
+      <w:lvlText w:val=""/>
+      <w:lvlJc w:val="left"/>
+      <w:pPr>
+        <w:tabs>
+          <w:tab w:val="num" w:pos="5760"/>
+        </w:tabs>
+        <w:ind w:left="5760" w:hanging="360"/>
+      </w:pPr>
+      <w:rPr>
+        <w:rFonts w:ascii="Wingdings" w:hAnsi="Wingdings" w:hint="default"/>
+        <w:sz w:val="20"/>
+      </w:rPr>
+    </w:lvl>
+    <w:lvl w:ilvl="8" w:tentative="1">
+      <w:start w:val="1"/>
+      <w:numFmt w:val="bullet"/>
+      <w:lvlText w:val=""/>
+      <w:lvlJc w:val="left"/>
+      <w:pPr>
+        <w:tabs>
+          <w:tab w:val="num" w:pos="6480"/>
+        </w:tabs>
+        <w:ind w:left="6480" w:hanging="360"/>
+      </w:pPr>
+      <w:rPr>
+        <w:rFonts w:ascii="Wingdings" w:hAnsi="Wingdings" w:hint="default"/>
+        <w:sz w:val="20"/>
+      </w:rPr>
+    </w:lvl>
+  </w:abstractNum>
+  <w:abstractNum w:abstractNumId="22" w15:restartNumberingAfterBreak="0">
+    <w:nsid w:val="41D375FF"/>
+    <w:multiLevelType w:val="multilevel"/>
+    <w:tmpl w:val="B72E03E6"/>
+    <w:lvl w:ilvl="0">
+      <w:start w:val="1"/>
+      <w:numFmt w:val="bullet"/>
+      <w:lvlText w:val=""/>
+      <w:lvlJc w:val="left"/>
+      <w:pPr>
+        <w:tabs>
+          <w:tab w:val="num" w:pos="720"/>
+        </w:tabs>
+        <w:ind w:left="720" w:hanging="360"/>
+      </w:pPr>
+      <w:rPr>
+        <w:rFonts w:ascii="Symbol" w:hAnsi="Symbol" w:hint="default"/>
+        <w:sz w:val="20"/>
+      </w:rPr>
+    </w:lvl>
+    <w:lvl w:ilvl="1" w:tentative="1">
+      <w:start w:val="1"/>
+      <w:numFmt w:val="bullet"/>
+      <w:lvlText w:val="o"/>
+      <w:lvlJc w:val="left"/>
+      <w:pPr>
+        <w:tabs>
+          <w:tab w:val="num" w:pos="1440"/>
+        </w:tabs>
+        <w:ind w:left="1440" w:hanging="360"/>
+      </w:pPr>
+      <w:rPr>
+        <w:rFonts w:ascii="Courier New" w:hAnsi="Courier New" w:hint="default"/>
+        <w:sz w:val="20"/>
+      </w:rPr>
+    </w:lvl>
+    <w:lvl w:ilvl="2" w:tentative="1">
+      <w:start w:val="1"/>
+      <w:numFmt w:val="bullet"/>
+      <w:lvlText w:val=""/>
+      <w:lvlJc w:val="left"/>
+      <w:pPr>
+        <w:tabs>
+          <w:tab w:val="num" w:pos="2160"/>
+        </w:tabs>
+        <w:ind w:left="2160" w:hanging="360"/>
+      </w:pPr>
+      <w:rPr>
+        <w:rFonts w:ascii="Wingdings" w:hAnsi="Wingdings" w:hint="default"/>
+        <w:sz w:val="20"/>
+      </w:rPr>
+    </w:lvl>
+    <w:lvl w:ilvl="3" w:tentative="1">
+      <w:start w:val="1"/>
+      <w:numFmt w:val="bullet"/>
+      <w:lvlText w:val=""/>
+      <w:lvlJc w:val="left"/>
+      <w:pPr>
+        <w:tabs>
+          <w:tab w:val="num" w:pos="2880"/>
+        </w:tabs>
+        <w:ind w:left="2880" w:hanging="360"/>
+      </w:pPr>
+      <w:rPr>
+        <w:rFonts w:ascii="Wingdings" w:hAnsi="Wingdings" w:hint="default"/>
+        <w:sz w:val="20"/>
+      </w:rPr>
+    </w:lvl>
+    <w:lvl w:ilvl="4" w:tentative="1">
+      <w:start w:val="1"/>
+      <w:numFmt w:val="bullet"/>
+      <w:lvlText w:val=""/>
+      <w:lvlJc w:val="left"/>
+      <w:pPr>
+        <w:tabs>
+          <w:tab w:val="num" w:pos="3600"/>
+        </w:tabs>
+        <w:ind w:left="3600" w:hanging="360"/>
+      </w:pPr>
+      <w:rPr>
+        <w:rFonts w:ascii="Wingdings" w:hAnsi="Wingdings" w:hint="default"/>
+        <w:sz w:val="20"/>
+      </w:rPr>
+    </w:lvl>
+    <w:lvl w:ilvl="5" w:tentative="1">
+      <w:start w:val="1"/>
+      <w:numFmt w:val="bullet"/>
+      <w:lvlText w:val=""/>
+      <w:lvlJc w:val="left"/>
+      <w:pPr>
+        <w:tabs>
+          <w:tab w:val="num" w:pos="4320"/>
+        </w:tabs>
+        <w:ind w:left="4320" w:hanging="360"/>
+      </w:pPr>
+      <w:rPr>
+        <w:rFonts w:ascii="Wingdings" w:hAnsi="Wingdings" w:hint="default"/>
+        <w:sz w:val="20"/>
+      </w:rPr>
+    </w:lvl>
+    <w:lvl w:ilvl="6" w:tentative="1">
+      <w:start w:val="1"/>
+      <w:numFmt w:val="bullet"/>
+      <w:lvlText w:val=""/>
+      <w:lvlJc w:val="left"/>
+      <w:pPr>
+        <w:tabs>
+          <w:tab w:val="num" w:pos="5040"/>
+        </w:tabs>
+        <w:ind w:left="5040" w:hanging="360"/>
+      </w:pPr>
+      <w:rPr>
+        <w:rFonts w:ascii="Wingdings" w:hAnsi="Wingdings" w:hint="default"/>
+        <w:sz w:val="20"/>
+      </w:rPr>
+    </w:lvl>
+    <w:lvl w:ilvl="7" w:tentative="1">
+      <w:start w:val="1"/>
+      <w:numFmt w:val="bullet"/>
+      <w:lvlText w:val=""/>
+      <w:lvlJc w:val="left"/>
+      <w:pPr>
+        <w:tabs>
+          <w:tab w:val="num" w:pos="5760"/>
+        </w:tabs>
+        <w:ind w:left="5760" w:hanging="360"/>
+      </w:pPr>
+      <w:rPr>
+        <w:rFonts w:ascii="Wingdings" w:hAnsi="Wingdings" w:hint="default"/>
+        <w:sz w:val="20"/>
+      </w:rPr>
+    </w:lvl>
+    <w:lvl w:ilvl="8" w:tentative="1">
+      <w:start w:val="1"/>
+      <w:numFmt w:val="bullet"/>
+      <w:lvlText w:val=""/>
+      <w:lvlJc w:val="left"/>
+      <w:pPr>
+        <w:tabs>
+          <w:tab w:val="num" w:pos="6480"/>
+        </w:tabs>
+        <w:ind w:left="6480" w:hanging="360"/>
+      </w:pPr>
+      <w:rPr>
+        <w:rFonts w:ascii="Wingdings" w:hAnsi="Wingdings" w:hint="default"/>
+        <w:sz w:val="20"/>
+      </w:rPr>
+    </w:lvl>
+  </w:abstractNum>
+  <w:abstractNum w:abstractNumId="23" w15:restartNumberingAfterBreak="0">
     <w:nsid w:val="48FD54AB"/>
     <w:multiLevelType w:val="multilevel"/>
     <w:tmpl w:val="B5F06A8C"/>
@@ -3884,7 +7697,7 @@
       </w:rPr>
     </w:lvl>
   </w:abstractNum>
-  <w:abstractNum w:abstractNumId="12" w15:restartNumberingAfterBreak="0">
+  <w:abstractNum w:abstractNumId="24" w15:restartNumberingAfterBreak="0">
     <w:nsid w:val="4ED75CC0"/>
     <w:multiLevelType w:val="multilevel"/>
     <w:tmpl w:val="EE3C3122"/>
@@ -4033,7 +7846,156 @@
       </w:rPr>
     </w:lvl>
   </w:abstractNum>
-  <w:abstractNum w:abstractNumId="13" w15:restartNumberingAfterBreak="0">
+  <w:abstractNum w:abstractNumId="25" w15:restartNumberingAfterBreak="0">
+    <w:nsid w:val="56387668"/>
+    <w:multiLevelType w:val="multilevel"/>
+    <w:tmpl w:val="B72E03E6"/>
+    <w:lvl w:ilvl="0">
+      <w:start w:val="1"/>
+      <w:numFmt w:val="bullet"/>
+      <w:lvlText w:val=""/>
+      <w:lvlJc w:val="left"/>
+      <w:pPr>
+        <w:tabs>
+          <w:tab w:val="num" w:pos="720"/>
+        </w:tabs>
+        <w:ind w:left="720" w:hanging="360"/>
+      </w:pPr>
+      <w:rPr>
+        <w:rFonts w:ascii="Symbol" w:hAnsi="Symbol" w:hint="default"/>
+        <w:sz w:val="20"/>
+      </w:rPr>
+    </w:lvl>
+    <w:lvl w:ilvl="1" w:tentative="1">
+      <w:start w:val="1"/>
+      <w:numFmt w:val="bullet"/>
+      <w:lvlText w:val="o"/>
+      <w:lvlJc w:val="left"/>
+      <w:pPr>
+        <w:tabs>
+          <w:tab w:val="num" w:pos="1440"/>
+        </w:tabs>
+        <w:ind w:left="1440" w:hanging="360"/>
+      </w:pPr>
+      <w:rPr>
+        <w:rFonts w:ascii="Courier New" w:hAnsi="Courier New" w:hint="default"/>
+        <w:sz w:val="20"/>
+      </w:rPr>
+    </w:lvl>
+    <w:lvl w:ilvl="2" w:tentative="1">
+      <w:start w:val="1"/>
+      <w:numFmt w:val="bullet"/>
+      <w:lvlText w:val=""/>
+      <w:lvlJc w:val="left"/>
+      <w:pPr>
+        <w:tabs>
+          <w:tab w:val="num" w:pos="2160"/>
+        </w:tabs>
+        <w:ind w:left="2160" w:hanging="360"/>
+      </w:pPr>
+      <w:rPr>
+        <w:rFonts w:ascii="Wingdings" w:hAnsi="Wingdings" w:hint="default"/>
+        <w:sz w:val="20"/>
+      </w:rPr>
+    </w:lvl>
+    <w:lvl w:ilvl="3" w:tentative="1">
+      <w:start w:val="1"/>
+      <w:numFmt w:val="bullet"/>
+      <w:lvlText w:val=""/>
+      <w:lvlJc w:val="left"/>
+      <w:pPr>
+        <w:tabs>
+          <w:tab w:val="num" w:pos="2880"/>
+        </w:tabs>
+        <w:ind w:left="2880" w:hanging="360"/>
+      </w:pPr>
+      <w:rPr>
+        <w:rFonts w:ascii="Wingdings" w:hAnsi="Wingdings" w:hint="default"/>
+        <w:sz w:val="20"/>
+      </w:rPr>
+    </w:lvl>
+    <w:lvl w:ilvl="4" w:tentative="1">
+      <w:start w:val="1"/>
+      <w:numFmt w:val="bullet"/>
+      <w:lvlText w:val=""/>
+      <w:lvlJc w:val="left"/>
+      <w:pPr>
+        <w:tabs>
+          <w:tab w:val="num" w:pos="3600"/>
+        </w:tabs>
+        <w:ind w:left="3600" w:hanging="360"/>
+      </w:pPr>
+      <w:rPr>
+        <w:rFonts w:ascii="Wingdings" w:hAnsi="Wingdings" w:hint="default"/>
+        <w:sz w:val="20"/>
+      </w:rPr>
+    </w:lvl>
+    <w:lvl w:ilvl="5" w:tentative="1">
+      <w:start w:val="1"/>
+      <w:numFmt w:val="bullet"/>
+      <w:lvlText w:val=""/>
+      <w:lvlJc w:val="left"/>
+      <w:pPr>
+        <w:tabs>
+          <w:tab w:val="num" w:pos="4320"/>
+        </w:tabs>
+        <w:ind w:left="4320" w:hanging="360"/>
+      </w:pPr>
+      <w:rPr>
+        <w:rFonts w:ascii="Wingdings" w:hAnsi="Wingdings" w:hint="default"/>
+        <w:sz w:val="20"/>
+      </w:rPr>
+    </w:lvl>
+    <w:lvl w:ilvl="6" w:tentative="1">
+      <w:start w:val="1"/>
+      <w:numFmt w:val="bullet"/>
+      <w:lvlText w:val=""/>
+      <w:lvlJc w:val="left"/>
+      <w:pPr>
+        <w:tabs>
+          <w:tab w:val="num" w:pos="5040"/>
+        </w:tabs>
+        <w:ind w:left="5040" w:hanging="360"/>
+      </w:pPr>
+      <w:rPr>
+        <w:rFonts w:ascii="Wingdings" w:hAnsi="Wingdings" w:hint="default"/>
+        <w:sz w:val="20"/>
+      </w:rPr>
+    </w:lvl>
+    <w:lvl w:ilvl="7" w:tentative="1">
+      <w:start w:val="1"/>
+      <w:numFmt w:val="bullet"/>
+      <w:lvlText w:val=""/>
+      <w:lvlJc w:val="left"/>
+      <w:pPr>
+        <w:tabs>
+          <w:tab w:val="num" w:pos="5760"/>
+        </w:tabs>
+        <w:ind w:left="5760" w:hanging="360"/>
+      </w:pPr>
+      <w:rPr>
+        <w:rFonts w:ascii="Wingdings" w:hAnsi="Wingdings" w:hint="default"/>
+        <w:sz w:val="20"/>
+      </w:rPr>
+    </w:lvl>
+    <w:lvl w:ilvl="8" w:tentative="1">
+      <w:start w:val="1"/>
+      <w:numFmt w:val="bullet"/>
+      <w:lvlText w:val=""/>
+      <w:lvlJc w:val="left"/>
+      <w:pPr>
+        <w:tabs>
+          <w:tab w:val="num" w:pos="6480"/>
+        </w:tabs>
+        <w:ind w:left="6480" w:hanging="360"/>
+      </w:pPr>
+      <w:rPr>
+        <w:rFonts w:ascii="Wingdings" w:hAnsi="Wingdings" w:hint="default"/>
+        <w:sz w:val="20"/>
+      </w:rPr>
+    </w:lvl>
+  </w:abstractNum>
+  <w:abstractNum w:abstractNumId="26" w15:restartNumberingAfterBreak="0">
     <w:nsid w:val="5A257B80"/>
     <w:multiLevelType w:val="multilevel"/>
     <w:tmpl w:val="49965C20"/>
@@ -4182,7 +8144,156 @@
       </w:rPr>
     </w:lvl>
   </w:abstractNum>
-  <w:abstractNum w:abstractNumId="14" w15:restartNumberingAfterBreak="0">
+  <w:abstractNum w:abstractNumId="27" w15:restartNumberingAfterBreak="0">
+    <w:nsid w:val="5A5118CE"/>
+    <w:multiLevelType w:val="multilevel"/>
+    <w:tmpl w:val="B72E03E6"/>
+    <w:lvl w:ilvl="0">
+      <w:start w:val="1"/>
+      <w:numFmt w:val="bullet"/>
+      <w:lvlText w:val=""/>
+      <w:lvlJc w:val="left"/>
+      <w:pPr>
+        <w:tabs>
+          <w:tab w:val="num" w:pos="720"/>
+        </w:tabs>
+        <w:ind w:left="720" w:hanging="360"/>
+      </w:pPr>
+      <w:rPr>
+        <w:rFonts w:ascii="Symbol" w:hAnsi="Symbol" w:hint="default"/>
+        <w:sz w:val="20"/>
+      </w:rPr>
+    </w:lvl>
+    <w:lvl w:ilvl="1" w:tentative="1">
+      <w:start w:val="1"/>
+      <w:numFmt w:val="bullet"/>
+      <w:lvlText w:val="o"/>
+      <w:lvlJc w:val="left"/>
+      <w:pPr>
+        <w:tabs>
+          <w:tab w:val="num" w:pos="1440"/>
+        </w:tabs>
+        <w:ind w:left="1440" w:hanging="360"/>
+      </w:pPr>
+      <w:rPr>
+        <w:rFonts w:ascii="Courier New" w:hAnsi="Courier New" w:hint="default"/>
+        <w:sz w:val="20"/>
+      </w:rPr>
+    </w:lvl>
+    <w:lvl w:ilvl="2" w:tentative="1">
+      <w:start w:val="1"/>
+      <w:numFmt w:val="bullet"/>
+      <w:lvlText w:val=""/>
+      <w:lvlJc w:val="left"/>
+      <w:pPr>
+        <w:tabs>
+          <w:tab w:val="num" w:pos="2160"/>
+        </w:tabs>
+        <w:ind w:left="2160" w:hanging="360"/>
+      </w:pPr>
+      <w:rPr>
+        <w:rFonts w:ascii="Wingdings" w:hAnsi="Wingdings" w:hint="default"/>
+        <w:sz w:val="20"/>
+      </w:rPr>
+    </w:lvl>
+    <w:lvl w:ilvl="3" w:tentative="1">
+      <w:start w:val="1"/>
+      <w:numFmt w:val="bullet"/>
+      <w:lvlText w:val=""/>
+      <w:lvlJc w:val="left"/>
+      <w:pPr>
+        <w:tabs>
+          <w:tab w:val="num" w:pos="2880"/>
+        </w:tabs>
+        <w:ind w:left="2880" w:hanging="360"/>
+      </w:pPr>
+      <w:rPr>
+        <w:rFonts w:ascii="Wingdings" w:hAnsi="Wingdings" w:hint="default"/>
+        <w:sz w:val="20"/>
+      </w:rPr>
+    </w:lvl>
+    <w:lvl w:ilvl="4" w:tentative="1">
+      <w:start w:val="1"/>
+      <w:numFmt w:val="bullet"/>
+      <w:lvlText w:val=""/>
+      <w:lvlJc w:val="left"/>
+      <w:pPr>
+        <w:tabs>
+          <w:tab w:val="num" w:pos="3600"/>
+        </w:tabs>
+        <w:ind w:left="3600" w:hanging="360"/>
+      </w:pPr>
+      <w:rPr>
+        <w:rFonts w:ascii="Wingdings" w:hAnsi="Wingdings" w:hint="default"/>
+        <w:sz w:val="20"/>
+      </w:rPr>
+    </w:lvl>
+    <w:lvl w:ilvl="5" w:tentative="1">
+      <w:start w:val="1"/>
+      <w:numFmt w:val="bullet"/>
+      <w:lvlText w:val=""/>
+      <w:lvlJc w:val="left"/>
+      <w:pPr>
+        <w:tabs>
+          <w:tab w:val="num" w:pos="4320"/>
+        </w:tabs>
+        <w:ind w:left="4320" w:hanging="360"/>
+      </w:pPr>
+      <w:rPr>
+        <w:rFonts w:ascii="Wingdings" w:hAnsi="Wingdings" w:hint="default"/>
+        <w:sz w:val="20"/>
+      </w:rPr>
+    </w:lvl>
+    <w:lvl w:ilvl="6" w:tentative="1">
+      <w:start w:val="1"/>
+      <w:numFmt w:val="bullet"/>
+      <w:lvlText w:val=""/>
+      <w:lvlJc w:val="left"/>
+      <w:pPr>
+        <w:tabs>
+          <w:tab w:val="num" w:pos="5040"/>
+        </w:tabs>
+        <w:ind w:left="5040" w:hanging="360"/>
+      </w:pPr>
+      <w:rPr>
+        <w:rFonts w:ascii="Wingdings" w:hAnsi="Wingdings" w:hint="default"/>
+        <w:sz w:val="20"/>
+      </w:rPr>
+    </w:lvl>
+    <w:lvl w:ilvl="7" w:tentative="1">
+      <w:start w:val="1"/>
+      <w:numFmt w:val="bullet"/>
+      <w:lvlText w:val=""/>
+      <w:lvlJc w:val="left"/>
+      <w:pPr>
+        <w:tabs>
+          <w:tab w:val="num" w:pos="5760"/>
+        </w:tabs>
+        <w:ind w:left="5760" w:hanging="360"/>
+      </w:pPr>
+      <w:rPr>
+        <w:rFonts w:ascii="Wingdings" w:hAnsi="Wingdings" w:hint="default"/>
+        <w:sz w:val="20"/>
+      </w:rPr>
+    </w:lvl>
+    <w:lvl w:ilvl="8" w:tentative="1">
+      <w:start w:val="1"/>
+      <w:numFmt w:val="bullet"/>
+      <w:lvlText w:val=""/>
+      <w:lvlJc w:val="left"/>
+      <w:pPr>
+        <w:tabs>
+          <w:tab w:val="num" w:pos="6480"/>
+        </w:tabs>
+        <w:ind w:left="6480" w:hanging="360"/>
+      </w:pPr>
+      <w:rPr>
+        <w:rFonts w:ascii="Wingdings" w:hAnsi="Wingdings" w:hint="default"/>
+        <w:sz w:val="20"/>
+      </w:rPr>
+    </w:lvl>
+  </w:abstractNum>
+  <w:abstractNum w:abstractNumId="28" w15:restartNumberingAfterBreak="0">
     <w:nsid w:val="647413AF"/>
     <w:multiLevelType w:val="multilevel"/>
     <w:tmpl w:val="A038EE24"/>
@@ -4331,7 +8442,603 @@
       </w:rPr>
     </w:lvl>
   </w:abstractNum>
-  <w:abstractNum w:abstractNumId="15" w15:restartNumberingAfterBreak="0">
+  <w:abstractNum w:abstractNumId="29" w15:restartNumberingAfterBreak="0">
+    <w:nsid w:val="6AF8023C"/>
+    <w:multiLevelType w:val="multilevel"/>
+    <w:tmpl w:val="AD08BA36"/>
+    <w:lvl w:ilvl="0">
+      <w:start w:val="1"/>
+      <w:numFmt w:val="bullet"/>
+      <w:lvlText w:val=""/>
+      <w:lvlJc w:val="left"/>
+      <w:pPr>
+        <w:tabs>
+          <w:tab w:val="num" w:pos="720"/>
+        </w:tabs>
+        <w:ind w:left="720" w:hanging="360"/>
+      </w:pPr>
+      <w:rPr>
+        <w:rFonts w:ascii="Symbol" w:hAnsi="Symbol" w:hint="default"/>
+        <w:sz w:val="20"/>
+      </w:rPr>
+    </w:lvl>
+    <w:lvl w:ilvl="1" w:tentative="1">
+      <w:start w:val="1"/>
+      <w:numFmt w:val="bullet"/>
+      <w:lvlText w:val="o"/>
+      <w:lvlJc w:val="left"/>
+      <w:pPr>
+        <w:tabs>
+          <w:tab w:val="num" w:pos="1440"/>
+        </w:tabs>
+        <w:ind w:left="1440" w:hanging="360"/>
+      </w:pPr>
+      <w:rPr>
+        <w:rFonts w:ascii="Courier New" w:hAnsi="Courier New" w:hint="default"/>
+        <w:sz w:val="20"/>
+      </w:rPr>
+    </w:lvl>
+    <w:lvl w:ilvl="2" w:tentative="1">
+      <w:start w:val="1"/>
+      <w:numFmt w:val="bullet"/>
+      <w:lvlText w:val=""/>
+      <w:lvlJc w:val="left"/>
+      <w:pPr>
+        <w:tabs>
+          <w:tab w:val="num" w:pos="2160"/>
+        </w:tabs>
+        <w:ind w:left="2160" w:hanging="360"/>
+      </w:pPr>
+      <w:rPr>
+        <w:rFonts w:ascii="Wingdings" w:hAnsi="Wingdings" w:hint="default"/>
+        <w:sz w:val="20"/>
+      </w:rPr>
+    </w:lvl>
+    <w:lvl w:ilvl="3" w:tentative="1">
+      <w:start w:val="1"/>
+      <w:numFmt w:val="bullet"/>
+      <w:lvlText w:val=""/>
+      <w:lvlJc w:val="left"/>
+      <w:pPr>
+        <w:tabs>
+          <w:tab w:val="num" w:pos="2880"/>
+        </w:tabs>
+        <w:ind w:left="2880" w:hanging="360"/>
+      </w:pPr>
+      <w:rPr>
+        <w:rFonts w:ascii="Wingdings" w:hAnsi="Wingdings" w:hint="default"/>
+        <w:sz w:val="20"/>
+      </w:rPr>
+    </w:lvl>
+    <w:lvl w:ilvl="4" w:tentative="1">
+      <w:start w:val="1"/>
+      <w:numFmt w:val="bullet"/>
+      <w:lvlText w:val=""/>
+      <w:lvlJc w:val="left"/>
+      <w:pPr>
+        <w:tabs>
+          <w:tab w:val="num" w:pos="3600"/>
+        </w:tabs>
+        <w:ind w:left="3600" w:hanging="360"/>
+      </w:pPr>
+      <w:rPr>
+        <w:rFonts w:ascii="Wingdings" w:hAnsi="Wingdings" w:hint="default"/>
+        <w:sz w:val="20"/>
+      </w:rPr>
+    </w:lvl>
+    <w:lvl w:ilvl="5" w:tentative="1">
+      <w:start w:val="1"/>
+      <w:numFmt w:val="bullet"/>
+      <w:lvlText w:val=""/>
+      <w:lvlJc w:val="left"/>
+      <w:pPr>
+        <w:tabs>
+          <w:tab w:val="num" w:pos="4320"/>
+        </w:tabs>
+        <w:ind w:left="4320" w:hanging="360"/>
+      </w:pPr>
+      <w:rPr>
+        <w:rFonts w:ascii="Wingdings" w:hAnsi="Wingdings" w:hint="default"/>
+        <w:sz w:val="20"/>
+      </w:rPr>
+    </w:lvl>
+    <w:lvl w:ilvl="6" w:tentative="1">
+      <w:start w:val="1"/>
+      <w:numFmt w:val="bullet"/>
+      <w:lvlText w:val=""/>
+      <w:lvlJc w:val="left"/>
+      <w:pPr>
+        <w:tabs>
+          <w:tab w:val="num" w:pos="5040"/>
+        </w:tabs>
+        <w:ind w:left="5040" w:hanging="360"/>
+      </w:pPr>
+      <w:rPr>
+        <w:rFonts w:ascii="Wingdings" w:hAnsi="Wingdings" w:hint="default"/>
+        <w:sz w:val="20"/>
+      </w:rPr>
+    </w:lvl>
+    <w:lvl w:ilvl="7" w:tentative="1">
+      <w:start w:val="1"/>
+      <w:numFmt w:val="bullet"/>
+      <w:lvlText w:val=""/>
+      <w:lvlJc w:val="left"/>
+      <w:pPr>
+        <w:tabs>
+          <w:tab w:val="num" w:pos="5760"/>
+        </w:tabs>
+        <w:ind w:left="5760" w:hanging="360"/>
+      </w:pPr>
+      <w:rPr>
+        <w:rFonts w:ascii="Wingdings" w:hAnsi="Wingdings" w:hint="default"/>
+        <w:sz w:val="20"/>
+      </w:rPr>
+    </w:lvl>
+    <w:lvl w:ilvl="8" w:tentative="1">
+      <w:start w:val="1"/>
+      <w:numFmt w:val="bullet"/>
+      <w:lvlText w:val=""/>
+      <w:lvlJc w:val="left"/>
+      <w:pPr>
+        <w:tabs>
+          <w:tab w:val="num" w:pos="6480"/>
+        </w:tabs>
+        <w:ind w:left="6480" w:hanging="360"/>
+      </w:pPr>
+      <w:rPr>
+        <w:rFonts w:ascii="Wingdings" w:hAnsi="Wingdings" w:hint="default"/>
+        <w:sz w:val="20"/>
+      </w:rPr>
+    </w:lvl>
+  </w:abstractNum>
+  <w:abstractNum w:abstractNumId="30" w15:restartNumberingAfterBreak="0">
+    <w:nsid w:val="6B50230B"/>
+    <w:multiLevelType w:val="multilevel"/>
+    <w:tmpl w:val="4DF06FD6"/>
+    <w:lvl w:ilvl="0">
+      <w:start w:val="1"/>
+      <w:numFmt w:val="bullet"/>
+      <w:lvlText w:val=""/>
+      <w:lvlJc w:val="left"/>
+      <w:pPr>
+        <w:tabs>
+          <w:tab w:val="num" w:pos="720"/>
+        </w:tabs>
+        <w:ind w:left="720" w:hanging="360"/>
+      </w:pPr>
+      <w:rPr>
+        <w:rFonts w:ascii="Symbol" w:hAnsi="Symbol" w:hint="default"/>
+        <w:sz w:val="20"/>
+      </w:rPr>
+    </w:lvl>
+    <w:lvl w:ilvl="1">
+      <w:start w:val="1"/>
+      <w:numFmt w:val="bullet"/>
+      <w:lvlText w:val="o"/>
+      <w:lvlJc w:val="left"/>
+      <w:pPr>
+        <w:tabs>
+          <w:tab w:val="num" w:pos="1440"/>
+        </w:tabs>
+        <w:ind w:left="1440" w:hanging="360"/>
+      </w:pPr>
+      <w:rPr>
+        <w:rFonts w:ascii="Courier New" w:hAnsi="Courier New" w:hint="default"/>
+        <w:sz w:val="20"/>
+      </w:rPr>
+    </w:lvl>
+    <w:lvl w:ilvl="2" w:tentative="1">
+      <w:start w:val="1"/>
+      <w:numFmt w:val="bullet"/>
+      <w:lvlText w:val=""/>
+      <w:lvlJc w:val="left"/>
+      <w:pPr>
+        <w:tabs>
+          <w:tab w:val="num" w:pos="2160"/>
+        </w:tabs>
+        <w:ind w:left="2160" w:hanging="360"/>
+      </w:pPr>
+      <w:rPr>
+        <w:rFonts w:ascii="Wingdings" w:hAnsi="Wingdings" w:hint="default"/>
+        <w:sz w:val="20"/>
+      </w:rPr>
+    </w:lvl>
+    <w:lvl w:ilvl="3" w:tentative="1">
+      <w:start w:val="1"/>
+      <w:numFmt w:val="bullet"/>
+      <w:lvlText w:val=""/>
+      <w:lvlJc w:val="left"/>
+      <w:pPr>
+        <w:tabs>
+          <w:tab w:val="num" w:pos="2880"/>
+        </w:tabs>
+        <w:ind w:left="2880" w:hanging="360"/>
+      </w:pPr>
+      <w:rPr>
+        <w:rFonts w:ascii="Wingdings" w:hAnsi="Wingdings" w:hint="default"/>
+        <w:sz w:val="20"/>
+      </w:rPr>
+    </w:lvl>
+    <w:lvl w:ilvl="4" w:tentative="1">
+      <w:start w:val="1"/>
+      <w:numFmt w:val="bullet"/>
+      <w:lvlText w:val=""/>
+      <w:lvlJc w:val="left"/>
+      <w:pPr>
+        <w:tabs>
+          <w:tab w:val="num" w:pos="3600"/>
+        </w:tabs>
+        <w:ind w:left="3600" w:hanging="360"/>
+      </w:pPr>
+      <w:rPr>
+        <w:rFonts w:ascii="Wingdings" w:hAnsi="Wingdings" w:hint="default"/>
+        <w:sz w:val="20"/>
+      </w:rPr>
+    </w:lvl>
+    <w:lvl w:ilvl="5" w:tentative="1">
+      <w:start w:val="1"/>
+      <w:numFmt w:val="bullet"/>
+      <w:lvlText w:val=""/>
+      <w:lvlJc w:val="left"/>
+      <w:pPr>
+        <w:tabs>
+          <w:tab w:val="num" w:pos="4320"/>
+        </w:tabs>
+        <w:ind w:left="4320" w:hanging="360"/>
+      </w:pPr>
+      <w:rPr>
+        <w:rFonts w:ascii="Wingdings" w:hAnsi="Wingdings" w:hint="default"/>
+        <w:sz w:val="20"/>
+      </w:rPr>
+    </w:lvl>
+    <w:lvl w:ilvl="6" w:tentative="1">
+      <w:start w:val="1"/>
+      <w:numFmt w:val="bullet"/>
+      <w:lvlText w:val=""/>
+      <w:lvlJc w:val="left"/>
+      <w:pPr>
+        <w:tabs>
+          <w:tab w:val="num" w:pos="5040"/>
+        </w:tabs>
+        <w:ind w:left="5040" w:hanging="360"/>
+      </w:pPr>
+      <w:rPr>
+        <w:rFonts w:ascii="Wingdings" w:hAnsi="Wingdings" w:hint="default"/>
+        <w:sz w:val="20"/>
+      </w:rPr>
+    </w:lvl>
+    <w:lvl w:ilvl="7" w:tentative="1">
+      <w:start w:val="1"/>
+      <w:numFmt w:val="bullet"/>
+      <w:lvlText w:val=""/>
+      <w:lvlJc w:val="left"/>
+      <w:pPr>
+        <w:tabs>
+          <w:tab w:val="num" w:pos="5760"/>
+        </w:tabs>
+        <w:ind w:left="5760" w:hanging="360"/>
+      </w:pPr>
+      <w:rPr>
+        <w:rFonts w:ascii="Wingdings" w:hAnsi="Wingdings" w:hint="default"/>
+        <w:sz w:val="20"/>
+      </w:rPr>
+    </w:lvl>
+    <w:lvl w:ilvl="8" w:tentative="1">
+      <w:start w:val="1"/>
+      <w:numFmt w:val="bullet"/>
+      <w:lvlText w:val=""/>
+      <w:lvlJc w:val="left"/>
+      <w:pPr>
+        <w:tabs>
+          <w:tab w:val="num" w:pos="6480"/>
+        </w:tabs>
+        <w:ind w:left="6480" w:hanging="360"/>
+      </w:pPr>
+      <w:rPr>
+        <w:rFonts w:ascii="Wingdings" w:hAnsi="Wingdings" w:hint="default"/>
+        <w:sz w:val="20"/>
+      </w:rPr>
+    </w:lvl>
+  </w:abstractNum>
+  <w:abstractNum w:abstractNumId="31" w15:restartNumberingAfterBreak="0">
+    <w:nsid w:val="716C1AF6"/>
+    <w:multiLevelType w:val="multilevel"/>
+    <w:tmpl w:val="1A323DFE"/>
+    <w:lvl w:ilvl="0">
+      <w:start w:val="1"/>
+      <w:numFmt w:val="bullet"/>
+      <w:lvlText w:val=""/>
+      <w:lvlJc w:val="left"/>
+      <w:pPr>
+        <w:tabs>
+          <w:tab w:val="num" w:pos="720"/>
+        </w:tabs>
+        <w:ind w:left="720" w:hanging="360"/>
+      </w:pPr>
+      <w:rPr>
+        <w:rFonts w:ascii="Symbol" w:hAnsi="Symbol" w:hint="default"/>
+        <w:sz w:val="20"/>
+      </w:rPr>
+    </w:lvl>
+    <w:lvl w:ilvl="1">
+      <w:start w:val="1"/>
+      <w:numFmt w:val="bullet"/>
+      <w:lvlText w:val="o"/>
+      <w:lvlJc w:val="left"/>
+      <w:pPr>
+        <w:tabs>
+          <w:tab w:val="num" w:pos="1440"/>
+        </w:tabs>
+        <w:ind w:left="1440" w:hanging="360"/>
+      </w:pPr>
+      <w:rPr>
+        <w:rFonts w:ascii="Courier New" w:hAnsi="Courier New" w:hint="default"/>
+        <w:sz w:val="20"/>
+      </w:rPr>
+    </w:lvl>
+    <w:lvl w:ilvl="2" w:tentative="1">
+      <w:start w:val="1"/>
+      <w:numFmt w:val="bullet"/>
+      <w:lvlText w:val=""/>
+      <w:lvlJc w:val="left"/>
+      <w:pPr>
+        <w:tabs>
+          <w:tab w:val="num" w:pos="2160"/>
+        </w:tabs>
+        <w:ind w:left="2160" w:hanging="360"/>
+      </w:pPr>
+      <w:rPr>
+        <w:rFonts w:ascii="Wingdings" w:hAnsi="Wingdings" w:hint="default"/>
+        <w:sz w:val="20"/>
+      </w:rPr>
+    </w:lvl>
+    <w:lvl w:ilvl="3" w:tentative="1">
+      <w:start w:val="1"/>
+      <w:numFmt w:val="bullet"/>
+      <w:lvlText w:val=""/>
+      <w:lvlJc w:val="left"/>
+      <w:pPr>
+        <w:tabs>
+          <w:tab w:val="num" w:pos="2880"/>
+        </w:tabs>
+        <w:ind w:left="2880" w:hanging="360"/>
+      </w:pPr>
+      <w:rPr>
+        <w:rFonts w:ascii="Wingdings" w:hAnsi="Wingdings" w:hint="default"/>
+        <w:sz w:val="20"/>
+      </w:rPr>
+    </w:lvl>
+    <w:lvl w:ilvl="4" w:tentative="1">
+      <w:start w:val="1"/>
+      <w:numFmt w:val="bullet"/>
+      <w:lvlText w:val=""/>
+      <w:lvlJc w:val="left"/>
+      <w:pPr>
+        <w:tabs>
+          <w:tab w:val="num" w:pos="3600"/>
+        </w:tabs>
+        <w:ind w:left="3600" w:hanging="360"/>
+      </w:pPr>
+      <w:rPr>
+        <w:rFonts w:ascii="Wingdings" w:hAnsi="Wingdings" w:hint="default"/>
+        <w:sz w:val="20"/>
+      </w:rPr>
+    </w:lvl>
+    <w:lvl w:ilvl="5" w:tentative="1">
+      <w:start w:val="1"/>
+      <w:numFmt w:val="bullet"/>
+      <w:lvlText w:val=""/>
+      <w:lvlJc w:val="left"/>
+      <w:pPr>
+        <w:tabs>
+          <w:tab w:val="num" w:pos="4320"/>
+        </w:tabs>
+        <w:ind w:left="4320" w:hanging="360"/>
+      </w:pPr>
+      <w:rPr>
+        <w:rFonts w:ascii="Wingdings" w:hAnsi="Wingdings" w:hint="default"/>
+        <w:sz w:val="20"/>
+      </w:rPr>
+    </w:lvl>
+    <w:lvl w:ilvl="6" w:tentative="1">
+      <w:start w:val="1"/>
+      <w:numFmt w:val="bullet"/>
+      <w:lvlText w:val=""/>
+      <w:lvlJc w:val="left"/>
+      <w:pPr>
+        <w:tabs>
+          <w:tab w:val="num" w:pos="5040"/>
+        </w:tabs>
+        <w:ind w:left="5040" w:hanging="360"/>
+      </w:pPr>
+      <w:rPr>
+        <w:rFonts w:ascii="Wingdings" w:hAnsi="Wingdings" w:hint="default"/>
+        <w:sz w:val="20"/>
+      </w:rPr>
+    </w:lvl>
+    <w:lvl w:ilvl="7" w:tentative="1">
+      <w:start w:val="1"/>
+      <w:numFmt w:val="bullet"/>
+      <w:lvlText w:val=""/>
+      <w:lvlJc w:val="left"/>
+      <w:pPr>
+        <w:tabs>
+          <w:tab w:val="num" w:pos="5760"/>
+        </w:tabs>
+        <w:ind w:left="5760" w:hanging="360"/>
+      </w:pPr>
+      <w:rPr>
+        <w:rFonts w:ascii="Wingdings" w:hAnsi="Wingdings" w:hint="default"/>
+        <w:sz w:val="20"/>
+      </w:rPr>
+    </w:lvl>
+    <w:lvl w:ilvl="8" w:tentative="1">
+      <w:start w:val="1"/>
+      <w:numFmt w:val="bullet"/>
+      <w:lvlText w:val=""/>
+      <w:lvlJc w:val="left"/>
+      <w:pPr>
+        <w:tabs>
+          <w:tab w:val="num" w:pos="6480"/>
+        </w:tabs>
+        <w:ind w:left="6480" w:hanging="360"/>
+      </w:pPr>
+      <w:rPr>
+        <w:rFonts w:ascii="Wingdings" w:hAnsi="Wingdings" w:hint="default"/>
+        <w:sz w:val="20"/>
+      </w:rPr>
+    </w:lvl>
+  </w:abstractNum>
+  <w:abstractNum w:abstractNumId="32" w15:restartNumberingAfterBreak="0">
+    <w:nsid w:val="71B87B3A"/>
+    <w:multiLevelType w:val="multilevel"/>
+    <w:tmpl w:val="82A69666"/>
+    <w:lvl w:ilvl="0">
+      <w:start w:val="1"/>
+      <w:numFmt w:val="bullet"/>
+      <w:lvlText w:val=""/>
+      <w:lvlJc w:val="left"/>
+      <w:pPr>
+        <w:tabs>
+          <w:tab w:val="num" w:pos="720"/>
+        </w:tabs>
+        <w:ind w:left="720" w:hanging="360"/>
+      </w:pPr>
+      <w:rPr>
+        <w:rFonts w:ascii="Symbol" w:hAnsi="Symbol" w:hint="default"/>
+        <w:sz w:val="20"/>
+      </w:rPr>
+    </w:lvl>
+    <w:lvl w:ilvl="1" w:tentative="1">
+      <w:start w:val="1"/>
+      <w:numFmt w:val="bullet"/>
+      <w:lvlText w:val="o"/>
+      <w:lvlJc w:val="left"/>
+      <w:pPr>
+        <w:tabs>
+          <w:tab w:val="num" w:pos="1440"/>
+        </w:tabs>
+        <w:ind w:left="1440" w:hanging="360"/>
+      </w:pPr>
+      <w:rPr>
+        <w:rFonts w:ascii="Courier New" w:hAnsi="Courier New" w:hint="default"/>
+        <w:sz w:val="20"/>
+      </w:rPr>
+    </w:lvl>
+    <w:lvl w:ilvl="2" w:tentative="1">
+      <w:start w:val="1"/>
+      <w:numFmt w:val="bullet"/>
+      <w:lvlText w:val=""/>
+      <w:lvlJc w:val="left"/>
+      <w:pPr>
+        <w:tabs>
+          <w:tab w:val="num" w:pos="2160"/>
+        </w:tabs>
+        <w:ind w:left="2160" w:hanging="360"/>
+      </w:pPr>
+      <w:rPr>
+        <w:rFonts w:ascii="Wingdings" w:hAnsi="Wingdings" w:hint="default"/>
+        <w:sz w:val="20"/>
+      </w:rPr>
+    </w:lvl>
+    <w:lvl w:ilvl="3" w:tentative="1">
+      <w:start w:val="1"/>
+      <w:numFmt w:val="bullet"/>
+      <w:lvlText w:val=""/>
+      <w:lvlJc w:val="left"/>
+      <w:pPr>
+        <w:tabs>
+          <w:tab w:val="num" w:pos="2880"/>
+        </w:tabs>
+        <w:ind w:left="2880" w:hanging="360"/>
+      </w:pPr>
+      <w:rPr>
+        <w:rFonts w:ascii="Wingdings" w:hAnsi="Wingdings" w:hint="default"/>
+        <w:sz w:val="20"/>
+      </w:rPr>
+    </w:lvl>
+    <w:lvl w:ilvl="4" w:tentative="1">
+      <w:start w:val="1"/>
+      <w:numFmt w:val="bullet"/>
+      <w:lvlText w:val=""/>
+      <w:lvlJc w:val="left"/>
+      <w:pPr>
+        <w:tabs>
+          <w:tab w:val="num" w:pos="3600"/>
+        </w:tabs>
+        <w:ind w:left="3600" w:hanging="360"/>
+      </w:pPr>
+      <w:rPr>
+        <w:rFonts w:ascii="Wingdings" w:hAnsi="Wingdings" w:hint="default"/>
+        <w:sz w:val="20"/>
+      </w:rPr>
+    </w:lvl>
+    <w:lvl w:ilvl="5" w:tentative="1">
+      <w:start w:val="1"/>
+      <w:numFmt w:val="bullet"/>
+      <w:lvlText w:val=""/>
+      <w:lvlJc w:val="left"/>
+      <w:pPr>
+        <w:tabs>
+          <w:tab w:val="num" w:pos="4320"/>
+        </w:tabs>
+        <w:ind w:left="4320" w:hanging="360"/>
+      </w:pPr>
+      <w:rPr>
+        <w:rFonts w:ascii="Wingdings" w:hAnsi="Wingdings" w:hint="default"/>
+        <w:sz w:val="20"/>
+      </w:rPr>
+    </w:lvl>
+    <w:lvl w:ilvl="6" w:tentative="1">
+      <w:start w:val="1"/>
+      <w:numFmt w:val="bullet"/>
+      <w:lvlText w:val=""/>
+      <w:lvlJc w:val="left"/>
+      <w:pPr>
+        <w:tabs>
+          <w:tab w:val="num" w:pos="5040"/>
+        </w:tabs>
+        <w:ind w:left="5040" w:hanging="360"/>
+      </w:pPr>
+      <w:rPr>
+        <w:rFonts w:ascii="Wingdings" w:hAnsi="Wingdings" w:hint="default"/>
+        <w:sz w:val="20"/>
+      </w:rPr>
+    </w:lvl>
+    <w:lvl w:ilvl="7" w:tentative="1">
+      <w:start w:val="1"/>
+      <w:numFmt w:val="bullet"/>
+      <w:lvlText w:val=""/>
+      <w:lvlJc w:val="left"/>
+      <w:pPr>
+        <w:tabs>
+          <w:tab w:val="num" w:pos="5760"/>
+        </w:tabs>
+        <w:ind w:left="5760" w:hanging="360"/>
+      </w:pPr>
+      <w:rPr>
+        <w:rFonts w:ascii="Wingdings" w:hAnsi="Wingdings" w:hint="default"/>
+        <w:sz w:val="20"/>
+      </w:rPr>
+    </w:lvl>
+    <w:lvl w:ilvl="8" w:tentative="1">
+      <w:start w:val="1"/>
+      <w:numFmt w:val="bullet"/>
+      <w:lvlText w:val=""/>
+      <w:lvlJc w:val="left"/>
+      <w:pPr>
+        <w:tabs>
+          <w:tab w:val="num" w:pos="6480"/>
+        </w:tabs>
+        <w:ind w:left="6480" w:hanging="360"/>
+      </w:pPr>
+      <w:rPr>
+        <w:rFonts w:ascii="Wingdings" w:hAnsi="Wingdings" w:hint="default"/>
+        <w:sz w:val="20"/>
+      </w:rPr>
+    </w:lvl>
+  </w:abstractNum>
+  <w:abstractNum w:abstractNumId="33" w15:restartNumberingAfterBreak="0">
     <w:nsid w:val="72502B79"/>
     <w:multiLevelType w:val="multilevel"/>
     <w:tmpl w:val="EAB2456C"/>
@@ -4480,53 +9187,563 @@
       </w:rPr>
     </w:lvl>
   </w:abstractNum>
+  <w:abstractNum w:abstractNumId="34" w15:restartNumberingAfterBreak="0">
+    <w:nsid w:val="73595C23"/>
+    <w:multiLevelType w:val="multilevel"/>
+    <w:tmpl w:val="0EA63FE0"/>
+    <w:lvl w:ilvl="0">
+      <w:start w:val="1"/>
+      <w:numFmt w:val="bullet"/>
+      <w:lvlText w:val=""/>
+      <w:lvlJc w:val="left"/>
+      <w:pPr>
+        <w:tabs>
+          <w:tab w:val="num" w:pos="720"/>
+        </w:tabs>
+        <w:ind w:left="720" w:hanging="360"/>
+      </w:pPr>
+      <w:rPr>
+        <w:rFonts w:ascii="Symbol" w:hAnsi="Symbol" w:hint="default"/>
+        <w:sz w:val="20"/>
+      </w:rPr>
+    </w:lvl>
+    <w:lvl w:ilvl="1">
+      <w:start w:val="1"/>
+      <w:numFmt w:val="bullet"/>
+      <w:lvlText w:val="o"/>
+      <w:lvlJc w:val="left"/>
+      <w:pPr>
+        <w:tabs>
+          <w:tab w:val="num" w:pos="1440"/>
+        </w:tabs>
+        <w:ind w:left="1440" w:hanging="360"/>
+      </w:pPr>
+      <w:rPr>
+        <w:rFonts w:ascii="Courier New" w:hAnsi="Courier New" w:hint="default"/>
+        <w:sz w:val="20"/>
+      </w:rPr>
+    </w:lvl>
+    <w:lvl w:ilvl="2" w:tentative="1">
+      <w:start w:val="1"/>
+      <w:numFmt w:val="bullet"/>
+      <w:lvlText w:val=""/>
+      <w:lvlJc w:val="left"/>
+      <w:pPr>
+        <w:tabs>
+          <w:tab w:val="num" w:pos="2160"/>
+        </w:tabs>
+        <w:ind w:left="2160" w:hanging="360"/>
+      </w:pPr>
+      <w:rPr>
+        <w:rFonts w:ascii="Wingdings" w:hAnsi="Wingdings" w:hint="default"/>
+        <w:sz w:val="20"/>
+      </w:rPr>
+    </w:lvl>
+    <w:lvl w:ilvl="3" w:tentative="1">
+      <w:start w:val="1"/>
+      <w:numFmt w:val="bullet"/>
+      <w:lvlText w:val=""/>
+      <w:lvlJc w:val="left"/>
+      <w:pPr>
+        <w:tabs>
+          <w:tab w:val="num" w:pos="2880"/>
+        </w:tabs>
+        <w:ind w:left="2880" w:hanging="360"/>
+      </w:pPr>
+      <w:rPr>
+        <w:rFonts w:ascii="Wingdings" w:hAnsi="Wingdings" w:hint="default"/>
+        <w:sz w:val="20"/>
+      </w:rPr>
+    </w:lvl>
+    <w:lvl w:ilvl="4" w:tentative="1">
+      <w:start w:val="1"/>
+      <w:numFmt w:val="bullet"/>
+      <w:lvlText w:val=""/>
+      <w:lvlJc w:val="left"/>
+      <w:pPr>
+        <w:tabs>
+          <w:tab w:val="num" w:pos="3600"/>
+        </w:tabs>
+        <w:ind w:left="3600" w:hanging="360"/>
+      </w:pPr>
+      <w:rPr>
+        <w:rFonts w:ascii="Wingdings" w:hAnsi="Wingdings" w:hint="default"/>
+        <w:sz w:val="20"/>
+      </w:rPr>
+    </w:lvl>
+    <w:lvl w:ilvl="5" w:tentative="1">
+      <w:start w:val="1"/>
+      <w:numFmt w:val="bullet"/>
+      <w:lvlText w:val=""/>
+      <w:lvlJc w:val="left"/>
+      <w:pPr>
+        <w:tabs>
+          <w:tab w:val="num" w:pos="4320"/>
+        </w:tabs>
+        <w:ind w:left="4320" w:hanging="360"/>
+      </w:pPr>
+      <w:rPr>
+        <w:rFonts w:ascii="Wingdings" w:hAnsi="Wingdings" w:hint="default"/>
+        <w:sz w:val="20"/>
+      </w:rPr>
+    </w:lvl>
+    <w:lvl w:ilvl="6" w:tentative="1">
+      <w:start w:val="1"/>
+      <w:numFmt w:val="bullet"/>
+      <w:lvlText w:val=""/>
+      <w:lvlJc w:val="left"/>
+      <w:pPr>
+        <w:tabs>
+          <w:tab w:val="num" w:pos="5040"/>
+        </w:tabs>
+        <w:ind w:left="5040" w:hanging="360"/>
+      </w:pPr>
+      <w:rPr>
+        <w:rFonts w:ascii="Wingdings" w:hAnsi="Wingdings" w:hint="default"/>
+        <w:sz w:val="20"/>
+      </w:rPr>
+    </w:lvl>
+    <w:lvl w:ilvl="7" w:tentative="1">
+      <w:start w:val="1"/>
+      <w:numFmt w:val="bullet"/>
+      <w:lvlText w:val=""/>
+      <w:lvlJc w:val="left"/>
+      <w:pPr>
+        <w:tabs>
+          <w:tab w:val="num" w:pos="5760"/>
+        </w:tabs>
+        <w:ind w:left="5760" w:hanging="360"/>
+      </w:pPr>
+      <w:rPr>
+        <w:rFonts w:ascii="Wingdings" w:hAnsi="Wingdings" w:hint="default"/>
+        <w:sz w:val="20"/>
+      </w:rPr>
+    </w:lvl>
+    <w:lvl w:ilvl="8" w:tentative="1">
+      <w:start w:val="1"/>
+      <w:numFmt w:val="bullet"/>
+      <w:lvlText w:val=""/>
+      <w:lvlJc w:val="left"/>
+      <w:pPr>
+        <w:tabs>
+          <w:tab w:val="num" w:pos="6480"/>
+        </w:tabs>
+        <w:ind w:left="6480" w:hanging="360"/>
+      </w:pPr>
+      <w:rPr>
+        <w:rFonts w:ascii="Wingdings" w:hAnsi="Wingdings" w:hint="default"/>
+        <w:sz w:val="20"/>
+      </w:rPr>
+    </w:lvl>
+  </w:abstractNum>
+  <w:abstractNum w:abstractNumId="35" w15:restartNumberingAfterBreak="0">
+    <w:nsid w:val="79395388"/>
+    <w:multiLevelType w:val="multilevel"/>
+    <w:tmpl w:val="A336C1C0"/>
+    <w:lvl w:ilvl="0">
+      <w:start w:val="1"/>
+      <w:numFmt w:val="bullet"/>
+      <w:lvlText w:val=""/>
+      <w:lvlJc w:val="left"/>
+      <w:pPr>
+        <w:tabs>
+          <w:tab w:val="num" w:pos="720"/>
+        </w:tabs>
+        <w:ind w:left="720" w:hanging="360"/>
+      </w:pPr>
+      <w:rPr>
+        <w:rFonts w:ascii="Symbol" w:hAnsi="Symbol" w:hint="default"/>
+        <w:sz w:val="20"/>
+      </w:rPr>
+    </w:lvl>
+    <w:lvl w:ilvl="1" w:tentative="1">
+      <w:start w:val="1"/>
+      <w:numFmt w:val="bullet"/>
+      <w:lvlText w:val="o"/>
+      <w:lvlJc w:val="left"/>
+      <w:pPr>
+        <w:tabs>
+          <w:tab w:val="num" w:pos="1440"/>
+        </w:tabs>
+        <w:ind w:left="1440" w:hanging="360"/>
+      </w:pPr>
+      <w:rPr>
+        <w:rFonts w:ascii="Courier New" w:hAnsi="Courier New" w:hint="default"/>
+        <w:sz w:val="20"/>
+      </w:rPr>
+    </w:lvl>
+    <w:lvl w:ilvl="2" w:tentative="1">
+      <w:start w:val="1"/>
+      <w:numFmt w:val="bullet"/>
+      <w:lvlText w:val=""/>
+      <w:lvlJc w:val="left"/>
+      <w:pPr>
+        <w:tabs>
+          <w:tab w:val="num" w:pos="2160"/>
+        </w:tabs>
+        <w:ind w:left="2160" w:hanging="360"/>
+      </w:pPr>
+      <w:rPr>
+        <w:rFonts w:ascii="Wingdings" w:hAnsi="Wingdings" w:hint="default"/>
+        <w:sz w:val="20"/>
+      </w:rPr>
+    </w:lvl>
+    <w:lvl w:ilvl="3" w:tentative="1">
+      <w:start w:val="1"/>
+      <w:numFmt w:val="bullet"/>
+      <w:lvlText w:val=""/>
+      <w:lvlJc w:val="left"/>
+      <w:pPr>
+        <w:tabs>
+          <w:tab w:val="num" w:pos="2880"/>
+        </w:tabs>
+        <w:ind w:left="2880" w:hanging="360"/>
+      </w:pPr>
+      <w:rPr>
+        <w:rFonts w:ascii="Wingdings" w:hAnsi="Wingdings" w:hint="default"/>
+        <w:sz w:val="20"/>
+      </w:rPr>
+    </w:lvl>
+    <w:lvl w:ilvl="4" w:tentative="1">
+      <w:start w:val="1"/>
+      <w:numFmt w:val="bullet"/>
+      <w:lvlText w:val=""/>
+      <w:lvlJc w:val="left"/>
+      <w:pPr>
+        <w:tabs>
+          <w:tab w:val="num" w:pos="3600"/>
+        </w:tabs>
+        <w:ind w:left="3600" w:hanging="360"/>
+      </w:pPr>
+      <w:rPr>
+        <w:rFonts w:ascii="Wingdings" w:hAnsi="Wingdings" w:hint="default"/>
+        <w:sz w:val="20"/>
+      </w:rPr>
+    </w:lvl>
+    <w:lvl w:ilvl="5" w:tentative="1">
+      <w:start w:val="1"/>
+      <w:numFmt w:val="bullet"/>
+      <w:lvlText w:val=""/>
+      <w:lvlJc w:val="left"/>
+      <w:pPr>
+        <w:tabs>
+          <w:tab w:val="num" w:pos="4320"/>
+        </w:tabs>
+        <w:ind w:left="4320" w:hanging="360"/>
+      </w:pPr>
+      <w:rPr>
+        <w:rFonts w:ascii="Wingdings" w:hAnsi="Wingdings" w:hint="default"/>
+        <w:sz w:val="20"/>
+      </w:rPr>
+    </w:lvl>
+    <w:lvl w:ilvl="6" w:tentative="1">
+      <w:start w:val="1"/>
+      <w:numFmt w:val="bullet"/>
+      <w:lvlText w:val=""/>
+      <w:lvlJc w:val="left"/>
+      <w:pPr>
+        <w:tabs>
+          <w:tab w:val="num" w:pos="5040"/>
+        </w:tabs>
+        <w:ind w:left="5040" w:hanging="360"/>
+      </w:pPr>
+      <w:rPr>
+        <w:rFonts w:ascii="Wingdings" w:hAnsi="Wingdings" w:hint="default"/>
+        <w:sz w:val="20"/>
+      </w:rPr>
+    </w:lvl>
+    <w:lvl w:ilvl="7" w:tentative="1">
+      <w:start w:val="1"/>
+      <w:numFmt w:val="bullet"/>
+      <w:lvlText w:val=""/>
+      <w:lvlJc w:val="left"/>
+      <w:pPr>
+        <w:tabs>
+          <w:tab w:val="num" w:pos="5760"/>
+        </w:tabs>
+        <w:ind w:left="5760" w:hanging="360"/>
+      </w:pPr>
+      <w:rPr>
+        <w:rFonts w:ascii="Wingdings" w:hAnsi="Wingdings" w:hint="default"/>
+        <w:sz w:val="20"/>
+      </w:rPr>
+    </w:lvl>
+    <w:lvl w:ilvl="8" w:tentative="1">
+      <w:start w:val="1"/>
+      <w:numFmt w:val="bullet"/>
+      <w:lvlText w:val=""/>
+      <w:lvlJc w:val="left"/>
+      <w:pPr>
+        <w:tabs>
+          <w:tab w:val="num" w:pos="6480"/>
+        </w:tabs>
+        <w:ind w:left="6480" w:hanging="360"/>
+      </w:pPr>
+      <w:rPr>
+        <w:rFonts w:ascii="Wingdings" w:hAnsi="Wingdings" w:hint="default"/>
+        <w:sz w:val="20"/>
+      </w:rPr>
+    </w:lvl>
+  </w:abstractNum>
+  <w:abstractNum w:abstractNumId="36" w15:restartNumberingAfterBreak="0">
+    <w:nsid w:val="7955158C"/>
+    <w:multiLevelType w:val="multilevel"/>
+    <w:tmpl w:val="B72E03E6"/>
+    <w:lvl w:ilvl="0">
+      <w:start w:val="1"/>
+      <w:numFmt w:val="bullet"/>
+      <w:lvlText w:val=""/>
+      <w:lvlJc w:val="left"/>
+      <w:pPr>
+        <w:tabs>
+          <w:tab w:val="num" w:pos="720"/>
+        </w:tabs>
+        <w:ind w:left="720" w:hanging="360"/>
+      </w:pPr>
+      <w:rPr>
+        <w:rFonts w:ascii="Symbol" w:hAnsi="Symbol" w:hint="default"/>
+        <w:sz w:val="20"/>
+      </w:rPr>
+    </w:lvl>
+    <w:lvl w:ilvl="1" w:tentative="1">
+      <w:start w:val="1"/>
+      <w:numFmt w:val="bullet"/>
+      <w:lvlText w:val="o"/>
+      <w:lvlJc w:val="left"/>
+      <w:pPr>
+        <w:tabs>
+          <w:tab w:val="num" w:pos="1440"/>
+        </w:tabs>
+        <w:ind w:left="1440" w:hanging="360"/>
+      </w:pPr>
+      <w:rPr>
+        <w:rFonts w:ascii="Courier New" w:hAnsi="Courier New" w:hint="default"/>
+        <w:sz w:val="20"/>
+      </w:rPr>
+    </w:lvl>
+    <w:lvl w:ilvl="2" w:tentative="1">
+      <w:start w:val="1"/>
+      <w:numFmt w:val="bullet"/>
+      <w:lvlText w:val=""/>
+      <w:lvlJc w:val="left"/>
+      <w:pPr>
+        <w:tabs>
+          <w:tab w:val="num" w:pos="2160"/>
+        </w:tabs>
+        <w:ind w:left="2160" w:hanging="360"/>
+      </w:pPr>
+      <w:rPr>
+        <w:rFonts w:ascii="Wingdings" w:hAnsi="Wingdings" w:hint="default"/>
+        <w:sz w:val="20"/>
+      </w:rPr>
+    </w:lvl>
+    <w:lvl w:ilvl="3" w:tentative="1">
+      <w:start w:val="1"/>
+      <w:numFmt w:val="bullet"/>
+      <w:lvlText w:val=""/>
+      <w:lvlJc w:val="left"/>
+      <w:pPr>
+        <w:tabs>
+          <w:tab w:val="num" w:pos="2880"/>
+        </w:tabs>
+        <w:ind w:left="2880" w:hanging="360"/>
+      </w:pPr>
+      <w:rPr>
+        <w:rFonts w:ascii="Wingdings" w:hAnsi="Wingdings" w:hint="default"/>
+        <w:sz w:val="20"/>
+      </w:rPr>
+    </w:lvl>
+    <w:lvl w:ilvl="4" w:tentative="1">
+      <w:start w:val="1"/>
+      <w:numFmt w:val="bullet"/>
+      <w:lvlText w:val=""/>
+      <w:lvlJc w:val="left"/>
+      <w:pPr>
+        <w:tabs>
+          <w:tab w:val="num" w:pos="3600"/>
+        </w:tabs>
+        <w:ind w:left="3600" w:hanging="360"/>
+      </w:pPr>
+      <w:rPr>
+        <w:rFonts w:ascii="Wingdings" w:hAnsi="Wingdings" w:hint="default"/>
+        <w:sz w:val="20"/>
+      </w:rPr>
+    </w:lvl>
+    <w:lvl w:ilvl="5" w:tentative="1">
+      <w:start w:val="1"/>
+      <w:numFmt w:val="bullet"/>
+      <w:lvlText w:val=""/>
+      <w:lvlJc w:val="left"/>
+      <w:pPr>
+        <w:tabs>
+          <w:tab w:val="num" w:pos="4320"/>
+        </w:tabs>
+        <w:ind w:left="4320" w:hanging="360"/>
+      </w:pPr>
+      <w:rPr>
+        <w:rFonts w:ascii="Wingdings" w:hAnsi="Wingdings" w:hint="default"/>
+        <w:sz w:val="20"/>
+      </w:rPr>
+    </w:lvl>
+    <w:lvl w:ilvl="6" w:tentative="1">
+      <w:start w:val="1"/>
+      <w:numFmt w:val="bullet"/>
+      <w:lvlText w:val=""/>
+      <w:lvlJc w:val="left"/>
+      <w:pPr>
+        <w:tabs>
+          <w:tab w:val="num" w:pos="5040"/>
+        </w:tabs>
+        <w:ind w:left="5040" w:hanging="360"/>
+      </w:pPr>
+      <w:rPr>
+        <w:rFonts w:ascii="Wingdings" w:hAnsi="Wingdings" w:hint="default"/>
+        <w:sz w:val="20"/>
+      </w:rPr>
+    </w:lvl>
+    <w:lvl w:ilvl="7" w:tentative="1">
+      <w:start w:val="1"/>
+      <w:numFmt w:val="bullet"/>
+      <w:lvlText w:val=""/>
+      <w:lvlJc w:val="left"/>
+      <w:pPr>
+        <w:tabs>
+          <w:tab w:val="num" w:pos="5760"/>
+        </w:tabs>
+        <w:ind w:left="5760" w:hanging="360"/>
+      </w:pPr>
+      <w:rPr>
+        <w:rFonts w:ascii="Wingdings" w:hAnsi="Wingdings" w:hint="default"/>
+        <w:sz w:val="20"/>
+      </w:rPr>
+    </w:lvl>
+    <w:lvl w:ilvl="8" w:tentative="1">
+      <w:start w:val="1"/>
+      <w:numFmt w:val="bullet"/>
+      <w:lvlText w:val=""/>
+      <w:lvlJc w:val="left"/>
+      <w:pPr>
+        <w:tabs>
+          <w:tab w:val="num" w:pos="6480"/>
+        </w:tabs>
+        <w:ind w:left="6480" w:hanging="360"/>
+      </w:pPr>
+      <w:rPr>
+        <w:rFonts w:ascii="Wingdings" w:hAnsi="Wingdings" w:hint="default"/>
+        <w:sz w:val="20"/>
+      </w:rPr>
+    </w:lvl>
+  </w:abstractNum>
   <w:num w:numId="1" w16cid:durableId="1963538749">
+    <w:abstractNumId w:val="8"/>
+  </w:num>
+  <w:num w:numId="2" w16cid:durableId="1274633650">
+    <w:abstractNumId w:val="19"/>
+  </w:num>
+  <w:num w:numId="3" w16cid:durableId="646128456">
+    <w:abstractNumId w:val="15"/>
+  </w:num>
+  <w:num w:numId="4" w16cid:durableId="1193491491">
+    <w:abstractNumId w:val="20"/>
+  </w:num>
+  <w:num w:numId="5" w16cid:durableId="24016940">
+    <w:abstractNumId w:val="2"/>
+  </w:num>
+  <w:num w:numId="6" w16cid:durableId="544636590">
+    <w:abstractNumId w:val="24"/>
+  </w:num>
+  <w:num w:numId="7" w16cid:durableId="1507552805">
+    <w:abstractNumId w:val="18"/>
+  </w:num>
+  <w:num w:numId="8" w16cid:durableId="704906944">
+    <w:abstractNumId w:val="9"/>
+  </w:num>
+  <w:num w:numId="9" w16cid:durableId="766002324">
+    <w:abstractNumId w:val="7"/>
+  </w:num>
+  <w:num w:numId="10" w16cid:durableId="1562714279">
+    <w:abstractNumId w:val="26"/>
+  </w:num>
+  <w:num w:numId="11" w16cid:durableId="164589103">
+    <w:abstractNumId w:val="23"/>
+  </w:num>
+  <w:num w:numId="12" w16cid:durableId="1000277339">
+    <w:abstractNumId w:val="28"/>
+  </w:num>
+  <w:num w:numId="13" w16cid:durableId="1254510640">
+    <w:abstractNumId w:val="33"/>
+  </w:num>
+  <w:num w:numId="14" w16cid:durableId="1786386935">
     <w:abstractNumId w:val="4"/>
   </w:num>
-  <w:num w:numId="2" w16cid:durableId="1274633650">
-    <w:abstractNumId w:val="9"/>
+  <w:num w:numId="15" w16cid:durableId="846019917">
+    <w:abstractNumId w:val="1"/>
   </w:num>
-  <w:num w:numId="3" w16cid:durableId="646128456">
-    <w:abstractNumId w:val="7"/>
-  </w:num>
-  <w:num w:numId="4" w16cid:durableId="1193491491">
+  <w:num w:numId="16" w16cid:durableId="631253672">
     <w:abstractNumId w:val="10"/>
   </w:num>
-  <w:num w:numId="5" w16cid:durableId="24016940">
-    <w:abstractNumId w:val="1"/>
+  <w:num w:numId="17" w16cid:durableId="644547070">
+    <w:abstractNumId w:val="0"/>
   </w:num>
-  <w:num w:numId="6" w16cid:durableId="544636590">
+  <w:num w:numId="18" w16cid:durableId="1574967092">
+    <w:abstractNumId w:val="14"/>
+  </w:num>
+  <w:num w:numId="19" w16cid:durableId="340082864">
+    <w:abstractNumId w:val="29"/>
+  </w:num>
+  <w:num w:numId="20" w16cid:durableId="1815373888">
+    <w:abstractNumId w:val="30"/>
+  </w:num>
+  <w:num w:numId="21" w16cid:durableId="660541957">
+    <w:abstractNumId w:val="6"/>
+  </w:num>
+  <w:num w:numId="22" w16cid:durableId="591014176">
+    <w:abstractNumId w:val="3"/>
+  </w:num>
+  <w:num w:numId="23" w16cid:durableId="1065110348">
+    <w:abstractNumId w:val="35"/>
+  </w:num>
+  <w:num w:numId="24" w16cid:durableId="1380012158">
+    <w:abstractNumId w:val="31"/>
+  </w:num>
+  <w:num w:numId="25" w16cid:durableId="428698778">
+    <w:abstractNumId w:val="16"/>
+  </w:num>
+  <w:num w:numId="26" w16cid:durableId="1858998612">
+    <w:abstractNumId w:val="11"/>
+  </w:num>
+  <w:num w:numId="27" w16cid:durableId="1620182086">
+    <w:abstractNumId w:val="34"/>
+  </w:num>
+  <w:num w:numId="28" w16cid:durableId="258611694">
+    <w:abstractNumId w:val="17"/>
+  </w:num>
+  <w:num w:numId="29" w16cid:durableId="909736478">
+    <w:abstractNumId w:val="32"/>
+  </w:num>
+  <w:num w:numId="30" w16cid:durableId="1681735026">
+    <w:abstractNumId w:val="13"/>
+  </w:num>
+  <w:num w:numId="31" w16cid:durableId="2070299259">
+    <w:abstractNumId w:val="5"/>
+  </w:num>
+  <w:num w:numId="32" w16cid:durableId="90200395">
     <w:abstractNumId w:val="12"/>
   </w:num>
-  <w:num w:numId="7" w16cid:durableId="1507552805">
-    <w:abstractNumId w:val="8"/>
+  <w:num w:numId="33" w16cid:durableId="1271015394">
+    <w:abstractNumId w:val="36"/>
   </w:num>
-  <w:num w:numId="8" w16cid:durableId="704906944">
-    <w:abstractNumId w:val="5"/>
+  <w:num w:numId="34" w16cid:durableId="1352994855">
+    <w:abstractNumId w:val="25"/>
   </w:num>
-  <w:num w:numId="9" w16cid:durableId="766002324">
-    <w:abstractNumId w:val="3"/>
+  <w:num w:numId="35" w16cid:durableId="1231502024">
+    <w:abstractNumId w:val="27"/>
   </w:num>
-  <w:num w:numId="10" w16cid:durableId="1562714279">
-    <w:abstractNumId w:val="13"/>
+  <w:num w:numId="36" w16cid:durableId="1134059797">
+    <w:abstractNumId w:val="21"/>
   </w:num>
-  <w:num w:numId="11" w16cid:durableId="164589103">
-    <w:abstractNumId w:val="11"/>
-  </w:num>
-  <w:num w:numId="12" w16cid:durableId="1000277339">
-    <w:abstractNumId w:val="14"/>
-  </w:num>
-  <w:num w:numId="13" w16cid:durableId="1254510640">
-    <w:abstractNumId w:val="15"/>
-  </w:num>
-  <w:num w:numId="14" w16cid:durableId="1786386935">
-    <w:abstractNumId w:val="2"/>
-  </w:num>
-  <w:num w:numId="15" w16cid:durableId="846019917">
-    <w:abstractNumId w:val="0"/>
-  </w:num>
-  <w:num w:numId="16" w16cid:durableId="631253672">
-    <w:abstractNumId w:val="6"/>
+  <w:num w:numId="37" w16cid:durableId="375935004">
+    <w:abstractNumId w:val="22"/>
   </w:num>
 </w:numbering>
 </file>
@@ -4927,7 +10144,7 @@
   <w:style w:type="paragraph" w:default="1" w:styleId="Normal">
     <w:name w:val="Normal"/>
     <w:qFormat/>
-    <w:rsid w:val="00073ACD"/>
+    <w:rsid w:val="00F655EC"/>
     <w:pPr>
       <w:spacing w:before="0" w:after="160" w:line="278" w:lineRule="auto"/>
     </w:pPr>
@@ -5148,9 +10365,8 @@
   <w:style w:type="character" w:default="1" w:styleId="DefaultParagraphFont">
     <w:name w:val="Default Paragraph Font"/>
     <w:uiPriority w:val="1"/>
-    <w:semiHidden/>
     <w:unhideWhenUsed/>
-    <w:rsid w:val="00073ACD"/>
+    <w:rsid w:val="00F655EC"/>
   </w:style>
   <w:style w:type="table" w:default="1" w:styleId="TableNormal">
     <w:name w:val="Normal Table"/>
@@ -5172,7 +10388,7 @@
     <w:uiPriority w:val="99"/>
     <w:semiHidden/>
     <w:unhideWhenUsed/>
-    <w:rsid w:val="00073ACD"/>
+    <w:rsid w:val="00F655EC"/>
   </w:style>
   <w:style w:type="character" w:customStyle="1" w:styleId="Heading1Char">
     <w:name w:val="Heading 1 Char"/>
@@ -5642,6 +10858,576 @@
       <w:ind w:left="200"/>
     </w:pPr>
   </w:style>
+  <w:style w:type="paragraph" w:styleId="TOC3">
+    <w:name w:val="toc 3"/>
+    <w:basedOn w:val="Normal"/>
+    <w:next w:val="Normal"/>
+    <w:autoRedefine/>
+    <w:uiPriority w:val="39"/>
+    <w:unhideWhenUsed/>
+    <w:rsid w:val="00F655EC"/>
+    <w:pPr>
+      <w:spacing w:after="100"/>
+      <w:ind w:left="480"/>
+    </w:pPr>
+  </w:style>
+  <w:style w:type="table" w:styleId="TableGrid">
+    <w:name w:val="Table Grid"/>
+    <w:basedOn w:val="TableNormal"/>
+    <w:uiPriority w:val="39"/>
+    <w:rsid w:val="005A163D"/>
+    <w:pPr>
+      <w:spacing w:before="0" w:after="0" w:line="240" w:lineRule="auto"/>
+    </w:pPr>
+    <w:tblPr>
+      <w:tblBorders>
+        <w:top w:val="single" w:sz="4" w:space="0" w:color="auto"/>
+        <w:left w:val="single" w:sz="4" w:space="0" w:color="auto"/>
+        <w:bottom w:val="single" w:sz="4" w:space="0" w:color="auto"/>
+        <w:right w:val="single" w:sz="4" w:space="0" w:color="auto"/>
+        <w:insideH w:val="single" w:sz="4" w:space="0" w:color="auto"/>
+        <w:insideV w:val="single" w:sz="4" w:space="0" w:color="auto"/>
+      </w:tblBorders>
+    </w:tblPr>
+  </w:style>
+  <w:style w:type="table" w:styleId="PlainTable3">
+    <w:name w:val="Plain Table 3"/>
+    <w:basedOn w:val="TableNormal"/>
+    <w:uiPriority w:val="43"/>
+    <w:rsid w:val="005A163D"/>
+    <w:pPr>
+      <w:spacing w:after="0" w:line="240" w:lineRule="auto"/>
+    </w:pPr>
+    <w:tblPr>
+      <w:tblStyleRowBandSize w:val="1"/>
+      <w:tblStyleColBandSize w:val="1"/>
+    </w:tblPr>
+    <w:tblStylePr w:type="firstRow">
+      <w:rPr>
+        <w:b/>
+        <w:bCs/>
+        <w:caps/>
+      </w:rPr>
+      <w:tblPr/>
+      <w:tcPr>
+        <w:tcBorders>
+          <w:bottom w:val="single" w:sz="4" w:space="0" w:color="7F7F7F" w:themeColor="text1" w:themeTint="80"/>
+        </w:tcBorders>
+      </w:tcPr>
+    </w:tblStylePr>
+    <w:tblStylePr w:type="lastRow">
+      <w:rPr>
+        <w:b/>
+        <w:bCs/>
+        <w:caps/>
+      </w:rPr>
+      <w:tblPr/>
+      <w:tcPr>
+        <w:tcBorders>
+          <w:top w:val="nil"/>
+        </w:tcBorders>
+      </w:tcPr>
+    </w:tblStylePr>
+    <w:tblStylePr w:type="firstCol">
+      <w:rPr>
+        <w:b/>
+        <w:bCs/>
+        <w:caps/>
+      </w:rPr>
+      <w:tblPr/>
+      <w:tcPr>
+        <w:tcBorders>
+          <w:right w:val="single" w:sz="4" w:space="0" w:color="7F7F7F" w:themeColor="text1" w:themeTint="80"/>
+        </w:tcBorders>
+      </w:tcPr>
+    </w:tblStylePr>
+    <w:tblStylePr w:type="lastCol">
+      <w:rPr>
+        <w:b/>
+        <w:bCs/>
+        <w:caps/>
+      </w:rPr>
+      <w:tblPr/>
+      <w:tcPr>
+        <w:tcBorders>
+          <w:left w:val="nil"/>
+        </w:tcBorders>
+      </w:tcPr>
+    </w:tblStylePr>
+    <w:tblStylePr w:type="band1Vert">
+      <w:tblPr/>
+      <w:tcPr>
+        <w:shd w:val="clear" w:color="auto" w:fill="F2F2F2" w:themeFill="background1" w:themeFillShade="F2"/>
+      </w:tcPr>
+    </w:tblStylePr>
+    <w:tblStylePr w:type="band1Horz">
+      <w:tblPr/>
+      <w:tcPr>
+        <w:shd w:val="clear" w:color="auto" w:fill="F2F2F2" w:themeFill="background1" w:themeFillShade="F2"/>
+      </w:tcPr>
+    </w:tblStylePr>
+    <w:tblStylePr w:type="neCell">
+      <w:tblPr/>
+      <w:tcPr>
+        <w:tcBorders>
+          <w:left w:val="nil"/>
+        </w:tcBorders>
+      </w:tcPr>
+    </w:tblStylePr>
+    <w:tblStylePr w:type="nwCell">
+      <w:tblPr/>
+      <w:tcPr>
+        <w:tcBorders>
+          <w:right w:val="nil"/>
+        </w:tcBorders>
+      </w:tcPr>
+    </w:tblStylePr>
+  </w:style>
+  <w:style w:type="table" w:styleId="GridTable1Light">
+    <w:name w:val="Grid Table 1 Light"/>
+    <w:basedOn w:val="TableNormal"/>
+    <w:uiPriority w:val="46"/>
+    <w:rsid w:val="005A163D"/>
+    <w:pPr>
+      <w:spacing w:after="0" w:line="240" w:lineRule="auto"/>
+    </w:pPr>
+    <w:tblPr>
+      <w:tblStyleRowBandSize w:val="1"/>
+      <w:tblStyleColBandSize w:val="1"/>
+      <w:tblBorders>
+        <w:top w:val="single" w:sz="4" w:space="0" w:color="999999" w:themeColor="text1" w:themeTint="66"/>
+        <w:left w:val="single" w:sz="4" w:space="0" w:color="999999" w:themeColor="text1" w:themeTint="66"/>
+        <w:bottom w:val="single" w:sz="4" w:space="0" w:color="999999" w:themeColor="text1" w:themeTint="66"/>
+        <w:right w:val="single" w:sz="4" w:space="0" w:color="999999" w:themeColor="text1" w:themeTint="66"/>
+        <w:insideH w:val="single" w:sz="4" w:space="0" w:color="999999" w:themeColor="text1" w:themeTint="66"/>
+        <w:insideV w:val="single" w:sz="4" w:space="0" w:color="999999" w:themeColor="text1" w:themeTint="66"/>
+      </w:tblBorders>
+    </w:tblPr>
+    <w:tblStylePr w:type="firstRow">
+      <w:rPr>
+        <w:b/>
+        <w:bCs/>
+      </w:rPr>
+      <w:tblPr/>
+      <w:tcPr>
+        <w:tcBorders>
+          <w:bottom w:val="single" w:sz="12" w:space="0" w:color="666666" w:themeColor="text1" w:themeTint="99"/>
+        </w:tcBorders>
+      </w:tcPr>
+    </w:tblStylePr>
+    <w:tblStylePr w:type="lastRow">
+      <w:rPr>
+        <w:b/>
+        <w:bCs/>
+      </w:rPr>
+      <w:tblPr/>
+      <w:tcPr>
+        <w:tcBorders>
+          <w:top w:val="double" w:sz="2" w:space="0" w:color="666666" w:themeColor="text1" w:themeTint="99"/>
+        </w:tcBorders>
+      </w:tcPr>
+    </w:tblStylePr>
+    <w:tblStylePr w:type="firstCol">
+      <w:rPr>
+        <w:b/>
+        <w:bCs/>
+      </w:rPr>
+    </w:tblStylePr>
+    <w:tblStylePr w:type="lastCol">
+      <w:rPr>
+        <w:b/>
+        <w:bCs/>
+      </w:rPr>
+    </w:tblStylePr>
+  </w:style>
+  <w:style w:type="table" w:styleId="PlainTable4">
+    <w:name w:val="Plain Table 4"/>
+    <w:basedOn w:val="TableNormal"/>
+    <w:uiPriority w:val="44"/>
+    <w:rsid w:val="005A163D"/>
+    <w:pPr>
+      <w:spacing w:after="0" w:line="240" w:lineRule="auto"/>
+    </w:pPr>
+    <w:tblPr>
+      <w:tblStyleRowBandSize w:val="1"/>
+      <w:tblStyleColBandSize w:val="1"/>
+    </w:tblPr>
+    <w:tblStylePr w:type="firstRow">
+      <w:rPr>
+        <w:b/>
+        <w:bCs/>
+      </w:rPr>
+    </w:tblStylePr>
+    <w:tblStylePr w:type="lastRow">
+      <w:rPr>
+        <w:b/>
+        <w:bCs/>
+      </w:rPr>
+    </w:tblStylePr>
+    <w:tblStylePr w:type="firstCol">
+      <w:rPr>
+        <w:b/>
+        <w:bCs/>
+      </w:rPr>
+    </w:tblStylePr>
+    <w:tblStylePr w:type="lastCol">
+      <w:rPr>
+        <w:b/>
+        <w:bCs/>
+      </w:rPr>
+    </w:tblStylePr>
+    <w:tblStylePr w:type="band1Vert">
+      <w:tblPr/>
+      <w:tcPr>
+        <w:shd w:val="clear" w:color="auto" w:fill="F2F2F2" w:themeFill="background1" w:themeFillShade="F2"/>
+      </w:tcPr>
+    </w:tblStylePr>
+    <w:tblStylePr w:type="band1Horz">
+      <w:tblPr/>
+      <w:tcPr>
+        <w:shd w:val="clear" w:color="auto" w:fill="F2F2F2" w:themeFill="background1" w:themeFillShade="F2"/>
+      </w:tcPr>
+    </w:tblStylePr>
+  </w:style>
+  <w:style w:type="table" w:styleId="PlainTable5">
+    <w:name w:val="Plain Table 5"/>
+    <w:basedOn w:val="TableNormal"/>
+    <w:uiPriority w:val="45"/>
+    <w:rsid w:val="005A163D"/>
+    <w:pPr>
+      <w:spacing w:after="0" w:line="240" w:lineRule="auto"/>
+    </w:pPr>
+    <w:tblPr>
+      <w:tblStyleRowBandSize w:val="1"/>
+      <w:tblStyleColBandSize w:val="1"/>
+    </w:tblPr>
+    <w:tblStylePr w:type="firstRow">
+      <w:rPr>
+        <w:rFonts w:asciiTheme="majorHAnsi" w:eastAsiaTheme="majorEastAsia" w:hAnsiTheme="majorHAnsi" w:cstheme="majorBidi"/>
+        <w:i/>
+        <w:iCs/>
+        <w:sz w:val="26"/>
+      </w:rPr>
+      <w:tblPr/>
+      <w:tcPr>
+        <w:tcBorders>
+          <w:bottom w:val="single" w:sz="4" w:space="0" w:color="7F7F7F" w:themeColor="text1" w:themeTint="80"/>
+        </w:tcBorders>
+        <w:shd w:val="clear" w:color="auto" w:fill="FFFFFF" w:themeFill="background1"/>
+      </w:tcPr>
+    </w:tblStylePr>
+    <w:tblStylePr w:type="lastRow">
+      <w:rPr>
+        <w:rFonts w:asciiTheme="majorHAnsi" w:eastAsiaTheme="majorEastAsia" w:hAnsiTheme="majorHAnsi" w:cstheme="majorBidi"/>
+        <w:i/>
+        <w:iCs/>
+        <w:sz w:val="26"/>
+      </w:rPr>
+      <w:tblPr/>
+      <w:tcPr>
+        <w:tcBorders>
+          <w:top w:val="single" w:sz="4" w:space="0" w:color="7F7F7F" w:themeColor="text1" w:themeTint="80"/>
+        </w:tcBorders>
+        <w:shd w:val="clear" w:color="auto" w:fill="FFFFFF" w:themeFill="background1"/>
+      </w:tcPr>
+    </w:tblStylePr>
+    <w:tblStylePr w:type="firstCol">
+      <w:pPr>
+        <w:jc w:val="right"/>
+      </w:pPr>
+      <w:rPr>
+        <w:rFonts w:asciiTheme="majorHAnsi" w:eastAsiaTheme="majorEastAsia" w:hAnsiTheme="majorHAnsi" w:cstheme="majorBidi"/>
+        <w:i/>
+        <w:iCs/>
+        <w:sz w:val="26"/>
+      </w:rPr>
+      <w:tblPr/>
+      <w:tcPr>
+        <w:tcBorders>
+          <w:right w:val="single" w:sz="4" w:space="0" w:color="7F7F7F" w:themeColor="text1" w:themeTint="80"/>
+        </w:tcBorders>
+        <w:shd w:val="clear" w:color="auto" w:fill="FFFFFF" w:themeFill="background1"/>
+      </w:tcPr>
+    </w:tblStylePr>
+    <w:tblStylePr w:type="lastCol">
+      <w:rPr>
+        <w:rFonts w:asciiTheme="majorHAnsi" w:eastAsiaTheme="majorEastAsia" w:hAnsiTheme="majorHAnsi" w:cstheme="majorBidi"/>
+        <w:i/>
+        <w:iCs/>
+        <w:sz w:val="26"/>
+      </w:rPr>
+      <w:tblPr/>
+      <w:tcPr>
+        <w:tcBorders>
+          <w:left w:val="single" w:sz="4" w:space="0" w:color="7F7F7F" w:themeColor="text1" w:themeTint="80"/>
+        </w:tcBorders>
+        <w:shd w:val="clear" w:color="auto" w:fill="FFFFFF" w:themeFill="background1"/>
+      </w:tcPr>
+    </w:tblStylePr>
+    <w:tblStylePr w:type="band1Vert">
+      <w:tblPr/>
+      <w:tcPr>
+        <w:shd w:val="clear" w:color="auto" w:fill="F2F2F2" w:themeFill="background1" w:themeFillShade="F2"/>
+      </w:tcPr>
+    </w:tblStylePr>
+    <w:tblStylePr w:type="band1Horz">
+      <w:tblPr/>
+      <w:tcPr>
+        <w:shd w:val="clear" w:color="auto" w:fill="F2F2F2" w:themeFill="background1" w:themeFillShade="F2"/>
+      </w:tcPr>
+    </w:tblStylePr>
+    <w:tblStylePr w:type="neCell">
+      <w:tblPr/>
+      <w:tcPr>
+        <w:tcBorders>
+          <w:left w:val="nil"/>
+        </w:tcBorders>
+      </w:tcPr>
+    </w:tblStylePr>
+    <w:tblStylePr w:type="nwCell">
+      <w:tblPr/>
+      <w:tcPr>
+        <w:tcBorders>
+          <w:right w:val="nil"/>
+        </w:tcBorders>
+      </w:tcPr>
+    </w:tblStylePr>
+    <w:tblStylePr w:type="seCell">
+      <w:tblPr/>
+      <w:tcPr>
+        <w:tcBorders>
+          <w:left w:val="nil"/>
+        </w:tcBorders>
+      </w:tcPr>
+    </w:tblStylePr>
+    <w:tblStylePr w:type="swCell">
+      <w:tblPr/>
+      <w:tcPr>
+        <w:tcBorders>
+          <w:right w:val="nil"/>
+        </w:tcBorders>
+      </w:tcPr>
+    </w:tblStylePr>
+  </w:style>
+  <w:style w:type="table" w:styleId="GridTable1Light-Accent1">
+    <w:name w:val="Grid Table 1 Light Accent 1"/>
+    <w:basedOn w:val="TableNormal"/>
+    <w:uiPriority w:val="46"/>
+    <w:rsid w:val="005A163D"/>
+    <w:pPr>
+      <w:spacing w:after="0" w:line="240" w:lineRule="auto"/>
+    </w:pPr>
+    <w:tblPr>
+      <w:tblStyleRowBandSize w:val="1"/>
+      <w:tblStyleColBandSize w:val="1"/>
+      <w:tblBorders>
+        <w:top w:val="single" w:sz="4" w:space="0" w:color="63A6F7" w:themeColor="accent1" w:themeTint="66"/>
+        <w:left w:val="single" w:sz="4" w:space="0" w:color="63A6F7" w:themeColor="accent1" w:themeTint="66"/>
+        <w:bottom w:val="single" w:sz="4" w:space="0" w:color="63A6F7" w:themeColor="accent1" w:themeTint="66"/>
+        <w:right w:val="single" w:sz="4" w:space="0" w:color="63A6F7" w:themeColor="accent1" w:themeTint="66"/>
+        <w:insideH w:val="single" w:sz="4" w:space="0" w:color="63A6F7" w:themeColor="accent1" w:themeTint="66"/>
+        <w:insideV w:val="single" w:sz="4" w:space="0" w:color="63A6F7" w:themeColor="accent1" w:themeTint="66"/>
+      </w:tblBorders>
+    </w:tblPr>
+    <w:tblStylePr w:type="firstRow">
+      <w:rPr>
+        <w:b/>
+        <w:bCs/>
+      </w:rPr>
+      <w:tblPr/>
+      <w:tcPr>
+        <w:tcBorders>
+          <w:bottom w:val="single" w:sz="12" w:space="0" w:color="167AF3" w:themeColor="accent1" w:themeTint="99"/>
+        </w:tcBorders>
+      </w:tcPr>
+    </w:tblStylePr>
+    <w:tblStylePr w:type="lastRow">
+      <w:rPr>
+        <w:b/>
+        <w:bCs/>
+      </w:rPr>
+      <w:tblPr/>
+      <w:tcPr>
+        <w:tcBorders>
+          <w:top w:val="double" w:sz="2" w:space="0" w:color="167AF3" w:themeColor="accent1" w:themeTint="99"/>
+        </w:tcBorders>
+      </w:tcPr>
+    </w:tblStylePr>
+    <w:tblStylePr w:type="firstCol">
+      <w:rPr>
+        <w:b/>
+        <w:bCs/>
+      </w:rPr>
+    </w:tblStylePr>
+    <w:tblStylePr w:type="lastCol">
+      <w:rPr>
+        <w:b/>
+        <w:bCs/>
+      </w:rPr>
+    </w:tblStylePr>
+  </w:style>
+  <w:style w:type="table" w:styleId="PlainTable2">
+    <w:name w:val="Plain Table 2"/>
+    <w:basedOn w:val="TableNormal"/>
+    <w:uiPriority w:val="42"/>
+    <w:rsid w:val="005A163D"/>
+    <w:pPr>
+      <w:spacing w:after="0" w:line="240" w:lineRule="auto"/>
+    </w:pPr>
+    <w:tblPr>
+      <w:tblStyleRowBandSize w:val="1"/>
+      <w:tblStyleColBandSize w:val="1"/>
+      <w:tblBorders>
+        <w:top w:val="single" w:sz="4" w:space="0" w:color="7F7F7F" w:themeColor="text1" w:themeTint="80"/>
+        <w:bottom w:val="single" w:sz="4" w:space="0" w:color="7F7F7F" w:themeColor="text1" w:themeTint="80"/>
+      </w:tblBorders>
+    </w:tblPr>
+    <w:tblStylePr w:type="firstRow">
+      <w:rPr>
+        <w:b/>
+        <w:bCs/>
+      </w:rPr>
+      <w:tblPr/>
+      <w:tcPr>
+        <w:tcBorders>
+          <w:bottom w:val="single" w:sz="4" w:space="0" w:color="7F7F7F" w:themeColor="text1" w:themeTint="80"/>
+        </w:tcBorders>
+      </w:tcPr>
+    </w:tblStylePr>
+    <w:tblStylePr w:type="lastRow">
+      <w:rPr>
+        <w:b/>
+        <w:bCs/>
+      </w:rPr>
+      <w:tblPr/>
+      <w:tcPr>
+        <w:tcBorders>
+          <w:top w:val="single" w:sz="4" w:space="0" w:color="7F7F7F" w:themeColor="text1" w:themeTint="80"/>
+        </w:tcBorders>
+      </w:tcPr>
+    </w:tblStylePr>
+    <w:tblStylePr w:type="firstCol">
+      <w:rPr>
+        <w:b/>
+        <w:bCs/>
+      </w:rPr>
+    </w:tblStylePr>
+    <w:tblStylePr w:type="lastCol">
+      <w:rPr>
+        <w:b/>
+        <w:bCs/>
+      </w:rPr>
+    </w:tblStylePr>
+    <w:tblStylePr w:type="band1Vert">
+      <w:tblPr/>
+      <w:tcPr>
+        <w:tcBorders>
+          <w:left w:val="single" w:sz="4" w:space="0" w:color="7F7F7F" w:themeColor="text1" w:themeTint="80"/>
+          <w:right w:val="single" w:sz="4" w:space="0" w:color="7F7F7F" w:themeColor="text1" w:themeTint="80"/>
+        </w:tcBorders>
+      </w:tcPr>
+    </w:tblStylePr>
+    <w:tblStylePr w:type="band2Vert">
+      <w:tblPr/>
+      <w:tcPr>
+        <w:tcBorders>
+          <w:left w:val="single" w:sz="4" w:space="0" w:color="7F7F7F" w:themeColor="text1" w:themeTint="80"/>
+          <w:right w:val="single" w:sz="4" w:space="0" w:color="7F7F7F" w:themeColor="text1" w:themeTint="80"/>
+        </w:tcBorders>
+      </w:tcPr>
+    </w:tblStylePr>
+    <w:tblStylePr w:type="band1Horz">
+      <w:tblPr/>
+      <w:tcPr>
+        <w:tcBorders>
+          <w:top w:val="single" w:sz="4" w:space="0" w:color="7F7F7F" w:themeColor="text1" w:themeTint="80"/>
+          <w:bottom w:val="single" w:sz="4" w:space="0" w:color="7F7F7F" w:themeColor="text1" w:themeTint="80"/>
+        </w:tcBorders>
+      </w:tcPr>
+    </w:tblStylePr>
+  </w:style>
+  <w:style w:type="table" w:styleId="PlainTable1">
+    <w:name w:val="Plain Table 1"/>
+    <w:basedOn w:val="TableNormal"/>
+    <w:uiPriority w:val="41"/>
+    <w:rsid w:val="005A163D"/>
+    <w:pPr>
+      <w:spacing w:after="0" w:line="240" w:lineRule="auto"/>
+    </w:pPr>
+    <w:tblPr>
+      <w:tblStyleRowBandSize w:val="1"/>
+      <w:tblStyleColBandSize w:val="1"/>
+      <w:tblBorders>
+        <w:top w:val="single" w:sz="4" w:space="0" w:color="BFBFBF" w:themeColor="background1" w:themeShade="BF"/>
+        <w:left w:val="single" w:sz="4" w:space="0" w:color="BFBFBF" w:themeColor="background1" w:themeShade="BF"/>
+        <w:bottom w:val="single" w:sz="4" w:space="0" w:color="BFBFBF" w:themeColor="background1" w:themeShade="BF"/>
+        <w:right w:val="single" w:sz="4" w:space="0" w:color="BFBFBF" w:themeColor="background1" w:themeShade="BF"/>
+        <w:insideH w:val="single" w:sz="4" w:space="0" w:color="BFBFBF" w:themeColor="background1" w:themeShade="BF"/>
+        <w:insideV w:val="single" w:sz="4" w:space="0" w:color="BFBFBF" w:themeColor="background1" w:themeShade="BF"/>
+      </w:tblBorders>
+    </w:tblPr>
+    <w:tblStylePr w:type="firstRow">
+      <w:rPr>
+        <w:b/>
+        <w:bCs/>
+      </w:rPr>
+    </w:tblStylePr>
+    <w:tblStylePr w:type="lastRow">
+      <w:rPr>
+        <w:b/>
+        <w:bCs/>
+      </w:rPr>
+      <w:tblPr/>
+      <w:tcPr>
+        <w:tcBorders>
+          <w:top w:val="double" w:sz="4" w:space="0" w:color="BFBFBF" w:themeColor="background1" w:themeShade="BF"/>
+        </w:tcBorders>
+      </w:tcPr>
+    </w:tblStylePr>
+    <w:tblStylePr w:type="firstCol">
+      <w:rPr>
+        <w:b/>
+        <w:bCs/>
+      </w:rPr>
+    </w:tblStylePr>
+    <w:tblStylePr w:type="lastCol">
+      <w:rPr>
+        <w:b/>
+        <w:bCs/>
+      </w:rPr>
+    </w:tblStylePr>
+    <w:tblStylePr w:type="band1Vert">
+      <w:tblPr/>
+      <w:tcPr>
+        <w:shd w:val="clear" w:color="auto" w:fill="F2F2F2" w:themeFill="background1" w:themeFillShade="F2"/>
+      </w:tcPr>
+    </w:tblStylePr>
+    <w:tblStylePr w:type="band1Horz">
+      <w:tblPr/>
+      <w:tcPr>
+        <w:shd w:val="clear" w:color="auto" w:fill="F2F2F2" w:themeFill="background1" w:themeFillShade="F2"/>
+      </w:tcPr>
+    </w:tblStylePr>
+  </w:style>
+  <w:style w:type="table" w:styleId="TableGridLight">
+    <w:name w:val="Grid Table Light"/>
+    <w:basedOn w:val="TableNormal"/>
+    <w:uiPriority w:val="40"/>
+    <w:rsid w:val="005A163D"/>
+    <w:pPr>
+      <w:spacing w:after="0" w:line="240" w:lineRule="auto"/>
+    </w:pPr>
+    <w:tblPr>
+      <w:tblBorders>
+        <w:top w:val="single" w:sz="4" w:space="0" w:color="BFBFBF" w:themeColor="background1" w:themeShade="BF"/>
+        <w:left w:val="single" w:sz="4" w:space="0" w:color="BFBFBF" w:themeColor="background1" w:themeShade="BF"/>
+        <w:bottom w:val="single" w:sz="4" w:space="0" w:color="BFBFBF" w:themeColor="background1" w:themeShade="BF"/>
+        <w:right w:val="single" w:sz="4" w:space="0" w:color="BFBFBF" w:themeColor="background1" w:themeShade="BF"/>
+        <w:insideH w:val="single" w:sz="4" w:space="0" w:color="BFBFBF" w:themeColor="background1" w:themeShade="BF"/>
+        <w:insideV w:val="single" w:sz="4" w:space="0" w:color="BFBFBF" w:themeColor="background1" w:themeShade="BF"/>
+      </w:tblBorders>
+    </w:tblPr>
+  </w:style>
 </w:styles>
 </file>
 
